--- a/MANUAL_INTEGRAID.docx
+++ b/MANUAL_INTEGRAID.docx
@@ -5,7 +5,7 @@
     <w:p>
       <w:pPr>
         <w:pStyle w:val="Ttulo1"/>
-        <w:divId w:val="19861442"/>
+        <w:divId w:val="2109502410"/>
         <w:rPr>
           <w:rFonts w:ascii="Segoe UI" w:eastAsia="Times New Roman" w:hAnsi="Segoe UI" w:cs="Segoe UI"/>
           <w:lang w:val="es-ES"/>
@@ -22,7 +22,7 @@
     <w:p>
       <w:pPr>
         <w:pStyle w:val="NormalWeb"/>
-        <w:divId w:val="19861442"/>
+        <w:divId w:val="2109502410"/>
         <w:rPr>
           <w:rFonts w:ascii="Segoe UI" w:hAnsi="Segoe UI" w:cs="Segoe UI"/>
           <w:color w:val="1A1A1A"/>
@@ -77,24 +77,24 @@
     <w:p>
       <w:pPr>
         <w:spacing w:before="360" w:after="360"/>
-        <w:divId w:val="19861442"/>
-        <w:rPr>
-          <w:rFonts w:ascii="Segoe UI" w:eastAsia="Times New Roman" w:hAnsi="Segoe UI" w:cs="Segoe UI"/>
-          <w:color w:val="1A1A1A"/>
-          <w:sz w:val="23"/>
-          <w:szCs w:val="23"/>
-          <w:lang w:val="es-ES"/>
-        </w:rPr>
-      </w:pPr>
-      <w:r>
-        <w:rPr>
-          <w:rFonts w:ascii="Segoe UI" w:eastAsia="Times New Roman" w:hAnsi="Segoe UI" w:cs="Segoe UI"/>
-          <w:color w:val="1A1A1A"/>
-          <w:sz w:val="23"/>
-          <w:szCs w:val="23"/>
-          <w:lang w:val="es-ES"/>
-        </w:rPr>
-        <w:pict w14:anchorId="65F90FF1">
+        <w:divId w:val="2109502410"/>
+        <w:rPr>
+          <w:rFonts w:ascii="Segoe UI" w:eastAsia="Times New Roman" w:hAnsi="Segoe UI" w:cs="Segoe UI"/>
+          <w:color w:val="1A1A1A"/>
+          <w:sz w:val="23"/>
+          <w:szCs w:val="23"/>
+          <w:lang w:val="es-ES"/>
+        </w:rPr>
+      </w:pPr>
+      <w:r>
+        <w:rPr>
+          <w:rFonts w:ascii="Segoe UI" w:eastAsia="Times New Roman" w:hAnsi="Segoe UI" w:cs="Segoe UI"/>
+          <w:color w:val="1A1A1A"/>
+          <w:sz w:val="23"/>
+          <w:szCs w:val="23"/>
+          <w:lang w:val="es-ES"/>
+        </w:rPr>
+        <w:pict w14:anchorId="45AD04F8">
           <v:rect id="_x0000_i1025" style="width:0;height:1.5pt" o:hralign="center" o:hrstd="t" o:hr="t" fillcolor="#a0a0a0" stroked="f"/>
         </w:pict>
       </w:r>
@@ -102,7 +102,7 @@
     <w:p>
       <w:pPr>
         <w:pStyle w:val="Ttulo2"/>
-        <w:divId w:val="19861442"/>
+        <w:divId w:val="2109502410"/>
         <w:rPr>
           <w:rFonts w:ascii="Segoe UI" w:eastAsia="Times New Roman" w:hAnsi="Segoe UI" w:cs="Segoe UI"/>
           <w:lang w:val="es-ES"/>
@@ -119,7 +119,7 @@
     <w:p>
       <w:pPr>
         <w:pStyle w:val="NormalWeb"/>
-        <w:divId w:val="19861442"/>
+        <w:divId w:val="2109502410"/>
         <w:rPr>
           <w:rFonts w:ascii="Segoe UI" w:hAnsi="Segoe UI" w:cs="Segoe UI"/>
           <w:color w:val="1A1A1A"/>
@@ -199,7 +199,7 @@
       </w:tblGrid>
       <w:tr>
         <w:trPr>
-          <w:divId w:val="19861442"/>
+          <w:divId w:val="2109502410"/>
           <w:tblHeader/>
         </w:trPr>
         <w:tc>
@@ -334,7 +334,7 @@
       </w:tr>
       <w:tr>
         <w:trPr>
-          <w:divId w:val="19861442"/>
+          <w:divId w:val="2109502410"/>
         </w:trPr>
         <w:tc>
           <w:tcPr>
@@ -452,7 +452,7 @@
       </w:tr>
       <w:tr>
         <w:trPr>
-          <w:divId w:val="19861442"/>
+          <w:divId w:val="2109502410"/>
         </w:trPr>
         <w:tc>
           <w:tcPr>
@@ -570,7 +570,7 @@
       </w:tr>
       <w:tr>
         <w:trPr>
-          <w:divId w:val="19861442"/>
+          <w:divId w:val="2109502410"/>
         </w:trPr>
         <w:tc>
           <w:tcPr>
@@ -690,7 +690,7 @@
     <w:p>
       <w:pPr>
         <w:pStyle w:val="NormalWeb"/>
-        <w:divId w:val="19861442"/>
+        <w:divId w:val="2109502410"/>
         <w:rPr>
           <w:rFonts w:ascii="Segoe UI" w:hAnsi="Segoe UI" w:cs="Segoe UI"/>
           <w:color w:val="1A1A1A"/>
@@ -734,24 +734,24 @@
     <w:p>
       <w:pPr>
         <w:spacing w:before="360" w:after="360"/>
-        <w:divId w:val="19861442"/>
-        <w:rPr>
-          <w:rFonts w:ascii="Segoe UI" w:eastAsia="Times New Roman" w:hAnsi="Segoe UI" w:cs="Segoe UI"/>
-          <w:color w:val="1A1A1A"/>
-          <w:sz w:val="23"/>
-          <w:szCs w:val="23"/>
-          <w:lang w:val="es-ES"/>
-        </w:rPr>
-      </w:pPr>
-      <w:r>
-        <w:rPr>
-          <w:rFonts w:ascii="Segoe UI" w:eastAsia="Times New Roman" w:hAnsi="Segoe UI" w:cs="Segoe UI"/>
-          <w:color w:val="1A1A1A"/>
-          <w:sz w:val="23"/>
-          <w:szCs w:val="23"/>
-          <w:lang w:val="es-ES"/>
-        </w:rPr>
-        <w:pict w14:anchorId="1EE58B6F">
+        <w:divId w:val="2109502410"/>
+        <w:rPr>
+          <w:rFonts w:ascii="Segoe UI" w:eastAsia="Times New Roman" w:hAnsi="Segoe UI" w:cs="Segoe UI"/>
+          <w:color w:val="1A1A1A"/>
+          <w:sz w:val="23"/>
+          <w:szCs w:val="23"/>
+          <w:lang w:val="es-ES"/>
+        </w:rPr>
+      </w:pPr>
+      <w:r>
+        <w:rPr>
+          <w:rFonts w:ascii="Segoe UI" w:eastAsia="Times New Roman" w:hAnsi="Segoe UI" w:cs="Segoe UI"/>
+          <w:color w:val="1A1A1A"/>
+          <w:sz w:val="23"/>
+          <w:szCs w:val="23"/>
+          <w:lang w:val="es-ES"/>
+        </w:rPr>
+        <w:pict w14:anchorId="19A479F5">
           <v:rect id="_x0000_i1026" style="width:0;height:1.5pt" o:hralign="center" o:hrstd="t" o:hr="t" fillcolor="#a0a0a0" stroked="f"/>
         </w:pict>
       </w:r>
@@ -759,7 +759,7 @@
     <w:p>
       <w:pPr>
         <w:pStyle w:val="Ttulo2"/>
-        <w:divId w:val="19861442"/>
+        <w:divId w:val="2109502410"/>
         <w:rPr>
           <w:rFonts w:ascii="Segoe UI" w:eastAsia="Times New Roman" w:hAnsi="Segoe UI" w:cs="Segoe UI"/>
           <w:lang w:val="es-ES"/>
@@ -777,7 +777,7 @@
     <w:p>
       <w:pPr>
         <w:pStyle w:val="Ttulo3"/>
-        <w:divId w:val="19861442"/>
+        <w:divId w:val="2109502410"/>
         <w:rPr>
           <w:rFonts w:ascii="Segoe UI" w:eastAsia="Times New Roman" w:hAnsi="Segoe UI" w:cs="Segoe UI"/>
           <w:lang w:val="es-ES"/>
@@ -794,7 +794,7 @@
     <w:p>
       <w:pPr>
         <w:pStyle w:val="NormalWeb"/>
-        <w:divId w:val="19861442"/>
+        <w:divId w:val="2109502410"/>
         <w:rPr>
           <w:rFonts w:ascii="Segoe UI" w:hAnsi="Segoe UI" w:cs="Segoe UI"/>
           <w:color w:val="1A1A1A"/>
@@ -822,7 +822,7 @@
         </w:numPr>
         <w:spacing w:before="45" w:after="45"/>
         <w:ind w:left="810"/>
-        <w:divId w:val="19861442"/>
+        <w:divId w:val="2109502410"/>
         <w:rPr>
           <w:rFonts w:ascii="Segoe UI" w:eastAsia="Times New Roman" w:hAnsi="Segoe UI" w:cs="Segoe UI"/>
           <w:color w:val="1A1A1A"/>
@@ -892,7 +892,7 @@
         </w:numPr>
         <w:spacing w:before="45" w:after="45"/>
         <w:ind w:left="810"/>
-        <w:divId w:val="19861442"/>
+        <w:divId w:val="2109502410"/>
         <w:rPr>
           <w:rFonts w:ascii="Segoe UI" w:eastAsia="Times New Roman" w:hAnsi="Segoe UI" w:cs="Segoe UI"/>
           <w:color w:val="1A1A1A"/>
@@ -962,7 +962,7 @@
         </w:numPr>
         <w:spacing w:before="45" w:after="45"/>
         <w:ind w:left="810"/>
-        <w:divId w:val="19861442"/>
+        <w:divId w:val="2109502410"/>
         <w:rPr>
           <w:rFonts w:ascii="Segoe UI" w:eastAsia="Times New Roman" w:hAnsi="Segoe UI" w:cs="Segoe UI"/>
           <w:color w:val="1A1A1A"/>
@@ -1032,7 +1032,7 @@
         </w:numPr>
         <w:spacing w:before="45" w:after="45"/>
         <w:ind w:left="810"/>
-        <w:divId w:val="19861442"/>
+        <w:divId w:val="2109502410"/>
         <w:rPr>
           <w:rFonts w:ascii="Segoe UI" w:eastAsia="Times New Roman" w:hAnsi="Segoe UI" w:cs="Segoe UI"/>
           <w:color w:val="1A1A1A"/>
@@ -1081,7 +1081,7 @@
         </w:numPr>
         <w:spacing w:before="45" w:after="45"/>
         <w:ind w:left="810"/>
-        <w:divId w:val="19861442"/>
+        <w:divId w:val="2109502410"/>
         <w:rPr>
           <w:rFonts w:ascii="Segoe UI" w:eastAsia="Times New Roman" w:hAnsi="Segoe UI" w:cs="Segoe UI"/>
           <w:color w:val="1A1A1A"/>
@@ -1130,7 +1130,7 @@
         </w:numPr>
         <w:spacing w:before="45" w:after="45"/>
         <w:ind w:left="810"/>
-        <w:divId w:val="19861442"/>
+        <w:divId w:val="2109502410"/>
         <w:rPr>
           <w:rFonts w:ascii="Segoe UI" w:eastAsia="Times New Roman" w:hAnsi="Segoe UI" w:cs="Segoe UI"/>
           <w:color w:val="1A1A1A"/>
@@ -1179,7 +1179,7 @@
         </w:numPr>
         <w:spacing w:before="45" w:after="45"/>
         <w:ind w:left="810"/>
-        <w:divId w:val="19861442"/>
+        <w:divId w:val="2109502410"/>
         <w:rPr>
           <w:rFonts w:ascii="Segoe UI" w:eastAsia="Times New Roman" w:hAnsi="Segoe UI" w:cs="Segoe UI"/>
           <w:color w:val="1A1A1A"/>
@@ -1223,7 +1223,7 @@
     <w:p>
       <w:pPr>
         <w:pStyle w:val="Ttulo3"/>
-        <w:divId w:val="19861442"/>
+        <w:divId w:val="2109502410"/>
         <w:rPr>
           <w:rFonts w:ascii="Segoe UI" w:eastAsia="Times New Roman" w:hAnsi="Segoe UI" w:cs="Segoe UI"/>
           <w:lang w:val="es-ES"/>
@@ -1240,7 +1240,7 @@
     <w:p>
       <w:pPr>
         <w:pStyle w:val="NormalWeb"/>
-        <w:divId w:val="19861442"/>
+        <w:divId w:val="2109502410"/>
         <w:rPr>
           <w:rFonts w:ascii="Segoe UI" w:hAnsi="Segoe UI" w:cs="Segoe UI"/>
           <w:color w:val="1A1A1A"/>
@@ -1268,7 +1268,7 @@
         </w:numPr>
         <w:spacing w:before="45" w:after="45"/>
         <w:ind w:left="810"/>
-        <w:divId w:val="19861442"/>
+        <w:divId w:val="2109502410"/>
         <w:rPr>
           <w:rFonts w:ascii="Segoe UI" w:eastAsia="Times New Roman" w:hAnsi="Segoe UI" w:cs="Segoe UI"/>
           <w:color w:val="1A1A1A"/>
@@ -1327,7 +1327,7 @@
         </w:numPr>
         <w:spacing w:before="45" w:after="45"/>
         <w:ind w:left="810"/>
-        <w:divId w:val="19861442"/>
+        <w:divId w:val="2109502410"/>
         <w:rPr>
           <w:rFonts w:ascii="Segoe UI" w:eastAsia="Times New Roman" w:hAnsi="Segoe UI" w:cs="Segoe UI"/>
           <w:color w:val="1A1A1A"/>
@@ -1376,7 +1376,7 @@
         </w:numPr>
         <w:spacing w:before="45" w:after="45"/>
         <w:ind w:left="810"/>
-        <w:divId w:val="19861442"/>
+        <w:divId w:val="2109502410"/>
         <w:rPr>
           <w:rFonts w:ascii="Segoe UI" w:eastAsia="Times New Roman" w:hAnsi="Segoe UI" w:cs="Segoe UI"/>
           <w:color w:val="1A1A1A"/>
@@ -1467,7 +1467,7 @@
         </w:numPr>
         <w:spacing w:before="45" w:after="45"/>
         <w:ind w:left="810"/>
-        <w:divId w:val="19861442"/>
+        <w:divId w:val="2109502410"/>
         <w:rPr>
           <w:rFonts w:ascii="Segoe UI" w:eastAsia="Times New Roman" w:hAnsi="Segoe UI" w:cs="Segoe UI"/>
           <w:color w:val="1A1A1A"/>
@@ -1516,7 +1516,7 @@
         </w:numPr>
         <w:spacing w:before="45" w:after="45"/>
         <w:ind w:left="810"/>
-        <w:divId w:val="19861442"/>
+        <w:divId w:val="2109502410"/>
         <w:rPr>
           <w:rFonts w:ascii="Segoe UI" w:eastAsia="Times New Roman" w:hAnsi="Segoe UI" w:cs="Segoe UI"/>
           <w:color w:val="1A1A1A"/>
@@ -1565,7 +1565,7 @@
         </w:numPr>
         <w:spacing w:before="45" w:after="45"/>
         <w:ind w:left="810"/>
-        <w:divId w:val="19861442"/>
+        <w:divId w:val="2109502410"/>
         <w:rPr>
           <w:rFonts w:ascii="Segoe UI" w:eastAsia="Times New Roman" w:hAnsi="Segoe UI" w:cs="Segoe UI"/>
           <w:color w:val="1A1A1A"/>
@@ -1620,7 +1620,7 @@
     <w:p>
       <w:pPr>
         <w:shd w:val="clear" w:color="auto" w:fill="F2F4F8"/>
-        <w:divId w:val="696738757"/>
+        <w:divId w:val="858196813"/>
         <w:rPr>
           <w:rFonts w:ascii="Segoe UI" w:eastAsia="Times New Roman" w:hAnsi="Segoe UI" w:cs="Segoe UI"/>
           <w:color w:val="333333"/>
@@ -1664,7 +1664,7 @@
     <w:p>
       <w:pPr>
         <w:pStyle w:val="Ttulo3"/>
-        <w:divId w:val="19861442"/>
+        <w:divId w:val="2109502410"/>
         <w:rPr>
           <w:rFonts w:ascii="Segoe UI" w:eastAsia="Times New Roman" w:hAnsi="Segoe UI" w:cs="Segoe UI"/>
           <w:lang w:val="es-ES"/>
@@ -1681,7 +1681,7 @@
     <w:p>
       <w:pPr>
         <w:pStyle w:val="NormalWeb"/>
-        <w:divId w:val="19861442"/>
+        <w:divId w:val="2109502410"/>
         <w:rPr>
           <w:rFonts w:ascii="Segoe UI" w:hAnsi="Segoe UI" w:cs="Segoe UI"/>
           <w:color w:val="1A1A1A"/>
@@ -1730,7 +1730,7 @@
         </w:numPr>
         <w:spacing w:before="45" w:after="45"/>
         <w:ind w:left="810"/>
-        <w:divId w:val="19861442"/>
+        <w:divId w:val="2109502410"/>
         <w:rPr>
           <w:rFonts w:ascii="Segoe UI" w:eastAsia="Times New Roman" w:hAnsi="Segoe UI" w:cs="Segoe UI"/>
           <w:color w:val="1A1A1A"/>
@@ -1800,7 +1800,7 @@
         </w:numPr>
         <w:spacing w:before="45" w:after="45"/>
         <w:ind w:left="810"/>
-        <w:divId w:val="19861442"/>
+        <w:divId w:val="2109502410"/>
         <w:rPr>
           <w:rFonts w:ascii="Segoe UI" w:eastAsia="Times New Roman" w:hAnsi="Segoe UI" w:cs="Segoe UI"/>
           <w:color w:val="1A1A1A"/>
@@ -1870,7 +1870,7 @@
         </w:numPr>
         <w:spacing w:before="45" w:after="45"/>
         <w:ind w:left="810"/>
-        <w:divId w:val="19861442"/>
+        <w:divId w:val="2109502410"/>
         <w:rPr>
           <w:rFonts w:ascii="Segoe UI" w:eastAsia="Times New Roman" w:hAnsi="Segoe UI" w:cs="Segoe UI"/>
           <w:color w:val="1A1A1A"/>
@@ -1919,7 +1919,7 @@
         </w:numPr>
         <w:spacing w:before="45" w:after="45"/>
         <w:ind w:left="810"/>
-        <w:divId w:val="19861442"/>
+        <w:divId w:val="2109502410"/>
         <w:rPr>
           <w:rFonts w:ascii="Segoe UI" w:eastAsia="Times New Roman" w:hAnsi="Segoe UI" w:cs="Segoe UI"/>
           <w:color w:val="1A1A1A"/>
@@ -1968,7 +1968,7 @@
         </w:numPr>
         <w:spacing w:before="45" w:after="45"/>
         <w:ind w:left="810"/>
-        <w:divId w:val="19861442"/>
+        <w:divId w:val="2109502410"/>
         <w:rPr>
           <w:rFonts w:ascii="Segoe UI" w:eastAsia="Times New Roman" w:hAnsi="Segoe UI" w:cs="Segoe UI"/>
           <w:color w:val="1A1A1A"/>
@@ -2002,24 +2002,24 @@
     <w:p>
       <w:pPr>
         <w:spacing w:before="360" w:after="360"/>
-        <w:divId w:val="19861442"/>
-        <w:rPr>
-          <w:rFonts w:ascii="Segoe UI" w:eastAsia="Times New Roman" w:hAnsi="Segoe UI" w:cs="Segoe UI"/>
-          <w:color w:val="1A1A1A"/>
-          <w:sz w:val="23"/>
-          <w:szCs w:val="23"/>
-          <w:lang w:val="es-ES"/>
-        </w:rPr>
-      </w:pPr>
-      <w:r>
-        <w:rPr>
-          <w:rFonts w:ascii="Segoe UI" w:eastAsia="Times New Roman" w:hAnsi="Segoe UI" w:cs="Segoe UI"/>
-          <w:color w:val="1A1A1A"/>
-          <w:sz w:val="23"/>
-          <w:szCs w:val="23"/>
-          <w:lang w:val="es-ES"/>
-        </w:rPr>
-        <w:pict w14:anchorId="6722F6F7">
+        <w:divId w:val="2109502410"/>
+        <w:rPr>
+          <w:rFonts w:ascii="Segoe UI" w:eastAsia="Times New Roman" w:hAnsi="Segoe UI" w:cs="Segoe UI"/>
+          <w:color w:val="1A1A1A"/>
+          <w:sz w:val="23"/>
+          <w:szCs w:val="23"/>
+          <w:lang w:val="es-ES"/>
+        </w:rPr>
+      </w:pPr>
+      <w:r>
+        <w:rPr>
+          <w:rFonts w:ascii="Segoe UI" w:eastAsia="Times New Roman" w:hAnsi="Segoe UI" w:cs="Segoe UI"/>
+          <w:color w:val="1A1A1A"/>
+          <w:sz w:val="23"/>
+          <w:szCs w:val="23"/>
+          <w:lang w:val="es-ES"/>
+        </w:rPr>
+        <w:pict w14:anchorId="55E77A01">
           <v:rect id="_x0000_i1027" style="width:0;height:1.5pt" o:hralign="center" o:hrstd="t" o:hr="t" fillcolor="#a0a0a0" stroked="f"/>
         </w:pict>
       </w:r>
@@ -2027,7 +2027,7 @@
     <w:p>
       <w:pPr>
         <w:pStyle w:val="Ttulo2"/>
-        <w:divId w:val="19861442"/>
+        <w:divId w:val="2109502410"/>
         <w:rPr>
           <w:rFonts w:ascii="Segoe UI" w:eastAsia="Times New Roman" w:hAnsi="Segoe UI" w:cs="Segoe UI"/>
           <w:lang w:val="es-ES"/>
@@ -2045,7 +2045,7 @@
     <w:p>
       <w:pPr>
         <w:pStyle w:val="Ttulo3"/>
-        <w:divId w:val="19861442"/>
+        <w:divId w:val="2109502410"/>
         <w:rPr>
           <w:rFonts w:ascii="Segoe UI" w:eastAsia="Times New Roman" w:hAnsi="Segoe UI" w:cs="Segoe UI"/>
           <w:lang w:val="es-ES"/>
@@ -2077,7 +2077,7 @@
       </w:tblGrid>
       <w:tr>
         <w:trPr>
-          <w:divId w:val="19861442"/>
+          <w:divId w:val="2109502410"/>
           <w:tblHeader/>
         </w:trPr>
         <w:tc>
@@ -2212,7 +2212,7 @@
       </w:tr>
       <w:tr>
         <w:trPr>
-          <w:divId w:val="19861442"/>
+          <w:divId w:val="2109502410"/>
         </w:trPr>
         <w:tc>
           <w:tcPr>
@@ -2329,7 +2329,7 @@
       </w:tr>
       <w:tr>
         <w:trPr>
-          <w:divId w:val="19861442"/>
+          <w:divId w:val="2109502410"/>
         </w:trPr>
         <w:tc>
           <w:tcPr>
@@ -2448,7 +2448,7 @@
     <w:p>
       <w:pPr>
         <w:pStyle w:val="Ttulo3"/>
-        <w:divId w:val="19861442"/>
+        <w:divId w:val="2109502410"/>
         <w:rPr>
           <w:rFonts w:ascii="Segoe UI" w:eastAsia="Times New Roman" w:hAnsi="Segoe UI" w:cs="Segoe UI"/>
           <w:lang w:val="es-ES"/>
@@ -2465,7 +2465,7 @@
     <w:p>
       <w:pPr>
         <w:pStyle w:val="NormalWeb"/>
-        <w:divId w:val="19861442"/>
+        <w:divId w:val="2109502410"/>
         <w:rPr>
           <w:rFonts w:ascii="Segoe UI" w:hAnsi="Segoe UI" w:cs="Segoe UI"/>
           <w:color w:val="1A1A1A"/>
@@ -2509,7 +2509,7 @@
     <w:p>
       <w:pPr>
         <w:pStyle w:val="Ttulo3"/>
-        <w:divId w:val="19861442"/>
+        <w:divId w:val="2109502410"/>
         <w:rPr>
           <w:rFonts w:ascii="Segoe UI" w:eastAsia="Times New Roman" w:hAnsi="Segoe UI" w:cs="Segoe UI"/>
           <w:lang w:val="es-ES"/>
@@ -2531,7 +2531,7 @@
         </w:numPr>
         <w:spacing w:before="45" w:after="45"/>
         <w:ind w:left="810"/>
-        <w:divId w:val="19861442"/>
+        <w:divId w:val="2109502410"/>
         <w:rPr>
           <w:rFonts w:ascii="Segoe UI" w:eastAsia="Times New Roman" w:hAnsi="Segoe UI" w:cs="Segoe UI"/>
           <w:color w:val="1A1A1A"/>
@@ -2559,7 +2559,7 @@
         </w:numPr>
         <w:spacing w:before="45" w:after="45"/>
         <w:ind w:left="810"/>
-        <w:divId w:val="19861442"/>
+        <w:divId w:val="2109502410"/>
         <w:rPr>
           <w:rFonts w:ascii="Segoe UI" w:eastAsia="Times New Roman" w:hAnsi="Segoe UI" w:cs="Segoe UI"/>
           <w:color w:val="1A1A1A"/>
@@ -2629,7 +2629,7 @@
         </w:numPr>
         <w:spacing w:before="45" w:after="45"/>
         <w:ind w:left="810"/>
-        <w:divId w:val="19861442"/>
+        <w:divId w:val="2109502410"/>
         <w:rPr>
           <w:rFonts w:ascii="Segoe UI" w:eastAsia="Times New Roman" w:hAnsi="Segoe UI" w:cs="Segoe UI"/>
           <w:color w:val="1A1A1A"/>
@@ -2678,7 +2678,7 @@
         </w:numPr>
         <w:spacing w:before="45" w:after="45"/>
         <w:ind w:left="810"/>
-        <w:divId w:val="19861442"/>
+        <w:divId w:val="2109502410"/>
         <w:rPr>
           <w:rFonts w:ascii="Segoe UI" w:eastAsia="Times New Roman" w:hAnsi="Segoe UI" w:cs="Segoe UI"/>
           <w:color w:val="1A1A1A"/>
@@ -2722,7 +2722,7 @@
     <w:p>
       <w:pPr>
         <w:pStyle w:val="Ttulo3"/>
-        <w:divId w:val="19861442"/>
+        <w:divId w:val="2109502410"/>
         <w:rPr>
           <w:rFonts w:ascii="Segoe UI" w:eastAsia="Times New Roman" w:hAnsi="Segoe UI" w:cs="Segoe UI"/>
           <w:lang w:val="es-ES"/>
@@ -2739,7 +2739,7 @@
     <w:p>
       <w:pPr>
         <w:pStyle w:val="NormalWeb"/>
-        <w:divId w:val="19861442"/>
+        <w:divId w:val="2109502410"/>
         <w:rPr>
           <w:rFonts w:ascii="Segoe UI" w:hAnsi="Segoe UI" w:cs="Segoe UI"/>
           <w:color w:val="1A1A1A"/>
@@ -2788,7 +2788,7 @@
         </w:numPr>
         <w:spacing w:before="45" w:after="45"/>
         <w:ind w:left="810"/>
-        <w:divId w:val="19861442"/>
+        <w:divId w:val="2109502410"/>
         <w:rPr>
           <w:rFonts w:ascii="Segoe UI" w:eastAsia="Times New Roman" w:hAnsi="Segoe UI" w:cs="Segoe UI"/>
           <w:color w:val="1A1A1A"/>
@@ -2827,7 +2827,7 @@
         </w:numPr>
         <w:spacing w:before="45" w:after="45"/>
         <w:ind w:left="810"/>
-        <w:divId w:val="19861442"/>
+        <w:divId w:val="2109502410"/>
         <w:rPr>
           <w:rFonts w:ascii="Segoe UI" w:eastAsia="Times New Roman" w:hAnsi="Segoe UI" w:cs="Segoe UI"/>
           <w:color w:val="1A1A1A"/>
@@ -2861,7 +2861,7 @@
     <w:p>
       <w:pPr>
         <w:pStyle w:val="NormalWeb"/>
-        <w:divId w:val="19861442"/>
+        <w:divId w:val="2109502410"/>
         <w:rPr>
           <w:rFonts w:ascii="Segoe UI" w:hAnsi="Segoe UI" w:cs="Segoe UI"/>
           <w:color w:val="1A1A1A"/>
@@ -2905,24 +2905,24 @@
     <w:p>
       <w:pPr>
         <w:spacing w:before="360" w:after="360"/>
-        <w:divId w:val="19861442"/>
-        <w:rPr>
-          <w:rFonts w:ascii="Segoe UI" w:eastAsia="Times New Roman" w:hAnsi="Segoe UI" w:cs="Segoe UI"/>
-          <w:color w:val="1A1A1A"/>
-          <w:sz w:val="23"/>
-          <w:szCs w:val="23"/>
-          <w:lang w:val="es-ES"/>
-        </w:rPr>
-      </w:pPr>
-      <w:r>
-        <w:rPr>
-          <w:rFonts w:ascii="Segoe UI" w:eastAsia="Times New Roman" w:hAnsi="Segoe UI" w:cs="Segoe UI"/>
-          <w:color w:val="1A1A1A"/>
-          <w:sz w:val="23"/>
-          <w:szCs w:val="23"/>
-          <w:lang w:val="es-ES"/>
-        </w:rPr>
-        <w:pict w14:anchorId="4369532C">
+        <w:divId w:val="2109502410"/>
+        <w:rPr>
+          <w:rFonts w:ascii="Segoe UI" w:eastAsia="Times New Roman" w:hAnsi="Segoe UI" w:cs="Segoe UI"/>
+          <w:color w:val="1A1A1A"/>
+          <w:sz w:val="23"/>
+          <w:szCs w:val="23"/>
+          <w:lang w:val="es-ES"/>
+        </w:rPr>
+      </w:pPr>
+      <w:r>
+        <w:rPr>
+          <w:rFonts w:ascii="Segoe UI" w:eastAsia="Times New Roman" w:hAnsi="Segoe UI" w:cs="Segoe UI"/>
+          <w:color w:val="1A1A1A"/>
+          <w:sz w:val="23"/>
+          <w:szCs w:val="23"/>
+          <w:lang w:val="es-ES"/>
+        </w:rPr>
+        <w:pict w14:anchorId="2C405593">
           <v:rect id="_x0000_i1028" style="width:0;height:1.5pt" o:hralign="center" o:hrstd="t" o:hr="t" fillcolor="#a0a0a0" stroked="f"/>
         </w:pict>
       </w:r>
@@ -2930,7 +2930,7 @@
     <w:p>
       <w:pPr>
         <w:pStyle w:val="Ttulo2"/>
-        <w:divId w:val="19861442"/>
+        <w:divId w:val="2109502410"/>
         <w:rPr>
           <w:rFonts w:ascii="Segoe UI" w:eastAsia="Times New Roman" w:hAnsi="Segoe UI" w:cs="Segoe UI"/>
           <w:lang w:val="es-ES"/>
@@ -2963,7 +2963,7 @@
       </w:tblGrid>
       <w:tr>
         <w:trPr>
-          <w:divId w:val="19861442"/>
+          <w:divId w:val="2109502410"/>
           <w:tblHeader/>
         </w:trPr>
         <w:tc>
@@ -3141,7 +3141,7 @@
       </w:tr>
       <w:tr>
         <w:trPr>
-          <w:divId w:val="19861442"/>
+          <w:divId w:val="2109502410"/>
         </w:trPr>
         <w:tc>
           <w:tcPr>
@@ -3299,7 +3299,7 @@
       </w:tr>
       <w:tr>
         <w:trPr>
-          <w:divId w:val="19861442"/>
+          <w:divId w:val="2109502410"/>
         </w:trPr>
         <w:tc>
           <w:tcPr>
@@ -3457,7 +3457,7 @@
       </w:tr>
       <w:tr>
         <w:trPr>
-          <w:divId w:val="19861442"/>
+          <w:divId w:val="2109502410"/>
         </w:trPr>
         <w:tc>
           <w:tcPr>
@@ -3615,7 +3615,7 @@
       </w:tr>
       <w:tr>
         <w:trPr>
-          <w:divId w:val="19861442"/>
+          <w:divId w:val="2109502410"/>
         </w:trPr>
         <w:tc>
           <w:tcPr>
@@ -3775,7 +3775,7 @@
     <w:p>
       <w:pPr>
         <w:pStyle w:val="NormalWeb"/>
-        <w:divId w:val="19861442"/>
+        <w:divId w:val="2109502410"/>
         <w:rPr>
           <w:rFonts w:ascii="Segoe UI" w:hAnsi="Segoe UI" w:cs="Segoe UI"/>
           <w:color w:val="1A1A1A"/>
@@ -3840,24 +3840,24 @@
     <w:p>
       <w:pPr>
         <w:spacing w:before="360" w:after="360"/>
-        <w:divId w:val="19861442"/>
-        <w:rPr>
-          <w:rFonts w:ascii="Segoe UI" w:eastAsia="Times New Roman" w:hAnsi="Segoe UI" w:cs="Segoe UI"/>
-          <w:color w:val="1A1A1A"/>
-          <w:sz w:val="23"/>
-          <w:szCs w:val="23"/>
-          <w:lang w:val="es-ES"/>
-        </w:rPr>
-      </w:pPr>
-      <w:r>
-        <w:rPr>
-          <w:rFonts w:ascii="Segoe UI" w:eastAsia="Times New Roman" w:hAnsi="Segoe UI" w:cs="Segoe UI"/>
-          <w:color w:val="1A1A1A"/>
-          <w:sz w:val="23"/>
-          <w:szCs w:val="23"/>
-          <w:lang w:val="es-ES"/>
-        </w:rPr>
-        <w:pict w14:anchorId="3AA898F9">
+        <w:divId w:val="2109502410"/>
+        <w:rPr>
+          <w:rFonts w:ascii="Segoe UI" w:eastAsia="Times New Roman" w:hAnsi="Segoe UI" w:cs="Segoe UI"/>
+          <w:color w:val="1A1A1A"/>
+          <w:sz w:val="23"/>
+          <w:szCs w:val="23"/>
+          <w:lang w:val="es-ES"/>
+        </w:rPr>
+      </w:pPr>
+      <w:r>
+        <w:rPr>
+          <w:rFonts w:ascii="Segoe UI" w:eastAsia="Times New Roman" w:hAnsi="Segoe UI" w:cs="Segoe UI"/>
+          <w:color w:val="1A1A1A"/>
+          <w:sz w:val="23"/>
+          <w:szCs w:val="23"/>
+          <w:lang w:val="es-ES"/>
+        </w:rPr>
+        <w:pict w14:anchorId="3B1FC0BE">
           <v:rect id="_x0000_i1029" style="width:0;height:1.5pt" o:hralign="center" o:hrstd="t" o:hr="t" fillcolor="#a0a0a0" stroked="f"/>
         </w:pict>
       </w:r>
@@ -3865,7 +3865,7 @@
     <w:p>
       <w:pPr>
         <w:pStyle w:val="Ttulo2"/>
-        <w:divId w:val="19861442"/>
+        <w:divId w:val="2109502410"/>
         <w:rPr>
           <w:rFonts w:ascii="Segoe UI" w:eastAsia="Times New Roman" w:hAnsi="Segoe UI" w:cs="Segoe UI"/>
           <w:lang w:val="es-ES"/>
@@ -3882,7 +3882,7 @@
     <w:p>
       <w:pPr>
         <w:pStyle w:val="Ttulo3"/>
-        <w:divId w:val="19861442"/>
+        <w:divId w:val="2109502410"/>
         <w:rPr>
           <w:rFonts w:ascii="Segoe UI" w:eastAsia="Times New Roman" w:hAnsi="Segoe UI" w:cs="Segoe UI"/>
           <w:lang w:val="es-ES"/>
@@ -3899,7 +3899,7 @@
     <w:p>
       <w:pPr>
         <w:pStyle w:val="NormalWeb"/>
-        <w:divId w:val="19861442"/>
+        <w:divId w:val="2109502410"/>
         <w:rPr>
           <w:rFonts w:ascii="Segoe UI" w:hAnsi="Segoe UI" w:cs="Segoe UI"/>
           <w:color w:val="1A1A1A"/>
@@ -3922,7 +3922,7 @@
     <w:p>
       <w:pPr>
         <w:pStyle w:val="Ttulo3"/>
-        <w:divId w:val="19861442"/>
+        <w:divId w:val="2109502410"/>
         <w:rPr>
           <w:rFonts w:ascii="Segoe UI" w:eastAsia="Times New Roman" w:hAnsi="Segoe UI" w:cs="Segoe UI"/>
           <w:lang w:val="es-ES"/>
@@ -3939,7 +3939,7 @@
     <w:p>
       <w:pPr>
         <w:pStyle w:val="NormalWeb"/>
-        <w:divId w:val="19861442"/>
+        <w:divId w:val="2109502410"/>
         <w:rPr>
           <w:rFonts w:ascii="Segoe UI" w:hAnsi="Segoe UI" w:cs="Segoe UI"/>
           <w:color w:val="1A1A1A"/>
@@ -3962,7 +3962,7 @@
     <w:p>
       <w:pPr>
         <w:pStyle w:val="Ttulo3"/>
-        <w:divId w:val="19861442"/>
+        <w:divId w:val="2109502410"/>
         <w:rPr>
           <w:rFonts w:ascii="Segoe UI" w:eastAsia="Times New Roman" w:hAnsi="Segoe UI" w:cs="Segoe UI"/>
           <w:lang w:val="es-ES"/>
@@ -3979,7 +3979,7 @@
     <w:p>
       <w:pPr>
         <w:pStyle w:val="NormalWeb"/>
-        <w:divId w:val="19861442"/>
+        <w:divId w:val="2109502410"/>
         <w:rPr>
           <w:rFonts w:ascii="Segoe UI" w:hAnsi="Segoe UI" w:cs="Segoe UI"/>
           <w:color w:val="1A1A1A"/>
@@ -4002,24 +4002,24 @@
     <w:p>
       <w:pPr>
         <w:spacing w:before="360" w:after="360"/>
-        <w:divId w:val="19861442"/>
-        <w:rPr>
-          <w:rFonts w:ascii="Segoe UI" w:eastAsia="Times New Roman" w:hAnsi="Segoe UI" w:cs="Segoe UI"/>
-          <w:color w:val="1A1A1A"/>
-          <w:sz w:val="23"/>
-          <w:szCs w:val="23"/>
-          <w:lang w:val="es-ES"/>
-        </w:rPr>
-      </w:pPr>
-      <w:r>
-        <w:rPr>
-          <w:rFonts w:ascii="Segoe UI" w:eastAsia="Times New Roman" w:hAnsi="Segoe UI" w:cs="Segoe UI"/>
-          <w:color w:val="1A1A1A"/>
-          <w:sz w:val="23"/>
-          <w:szCs w:val="23"/>
-          <w:lang w:val="es-ES"/>
-        </w:rPr>
-        <w:pict w14:anchorId="71016810">
+        <w:divId w:val="2109502410"/>
+        <w:rPr>
+          <w:rFonts w:ascii="Segoe UI" w:eastAsia="Times New Roman" w:hAnsi="Segoe UI" w:cs="Segoe UI"/>
+          <w:color w:val="1A1A1A"/>
+          <w:sz w:val="23"/>
+          <w:szCs w:val="23"/>
+          <w:lang w:val="es-ES"/>
+        </w:rPr>
+      </w:pPr>
+      <w:r>
+        <w:rPr>
+          <w:rFonts w:ascii="Segoe UI" w:eastAsia="Times New Roman" w:hAnsi="Segoe UI" w:cs="Segoe UI"/>
+          <w:color w:val="1A1A1A"/>
+          <w:sz w:val="23"/>
+          <w:szCs w:val="23"/>
+          <w:lang w:val="es-ES"/>
+        </w:rPr>
+        <w:pict w14:anchorId="4C3218C8">
           <v:rect id="_x0000_i1030" style="width:0;height:1.5pt" o:hralign="center" o:hrstd="t" o:hr="t" fillcolor="#a0a0a0" stroked="f"/>
         </w:pict>
       </w:r>
@@ -4027,7 +4027,7 @@
     <w:p>
       <w:pPr>
         <w:pStyle w:val="Ttulo2"/>
-        <w:divId w:val="19861442"/>
+        <w:divId w:val="2109502410"/>
         <w:rPr>
           <w:rFonts w:ascii="Segoe UI" w:eastAsia="Times New Roman" w:hAnsi="Segoe UI" w:cs="Segoe UI"/>
           <w:lang w:val="es-ES"/>
@@ -4049,7 +4049,7 @@
         </w:numPr>
         <w:spacing w:before="45" w:after="45"/>
         <w:ind w:left="810"/>
-        <w:divId w:val="19861442"/>
+        <w:divId w:val="2109502410"/>
         <w:rPr>
           <w:rFonts w:ascii="Segoe UI" w:eastAsia="Times New Roman" w:hAnsi="Segoe UI" w:cs="Segoe UI"/>
           <w:color w:val="1A1A1A"/>
@@ -4088,7 +4088,7 @@
         </w:numPr>
         <w:spacing w:before="45" w:after="45"/>
         <w:ind w:left="810"/>
-        <w:divId w:val="19861442"/>
+        <w:divId w:val="2109502410"/>
         <w:rPr>
           <w:rFonts w:ascii="Segoe UI" w:eastAsia="Times New Roman" w:hAnsi="Segoe UI" w:cs="Segoe UI"/>
           <w:color w:val="1A1A1A"/>
@@ -4137,7 +4137,7 @@
         </w:numPr>
         <w:spacing w:before="45" w:after="45"/>
         <w:ind w:left="810"/>
-        <w:divId w:val="19861442"/>
+        <w:divId w:val="2109502410"/>
         <w:rPr>
           <w:rFonts w:ascii="Segoe UI" w:eastAsia="Times New Roman" w:hAnsi="Segoe UI" w:cs="Segoe UI"/>
           <w:color w:val="1A1A1A"/>
@@ -4176,7 +4176,7 @@
         </w:numPr>
         <w:spacing w:before="45" w:after="45"/>
         <w:ind w:left="810"/>
-        <w:divId w:val="19861442"/>
+        <w:divId w:val="2109502410"/>
         <w:rPr>
           <w:rFonts w:ascii="Segoe UI" w:eastAsia="Times New Roman" w:hAnsi="Segoe UI" w:cs="Segoe UI"/>
           <w:color w:val="1A1A1A"/>
@@ -4215,7 +4215,7 @@
         </w:numPr>
         <w:spacing w:before="45" w:after="45"/>
         <w:ind w:left="810"/>
-        <w:divId w:val="19861442"/>
+        <w:divId w:val="2109502410"/>
         <w:rPr>
           <w:rFonts w:ascii="Segoe UI" w:eastAsia="Times New Roman" w:hAnsi="Segoe UI" w:cs="Segoe UI"/>
           <w:color w:val="1A1A1A"/>
@@ -4267,24 +4267,24 @@
     <w:p>
       <w:pPr>
         <w:spacing w:before="360" w:after="360"/>
-        <w:divId w:val="19861442"/>
-        <w:rPr>
-          <w:rFonts w:ascii="Segoe UI" w:eastAsia="Times New Roman" w:hAnsi="Segoe UI" w:cs="Segoe UI"/>
-          <w:color w:val="1A1A1A"/>
-          <w:sz w:val="23"/>
-          <w:szCs w:val="23"/>
-          <w:lang w:val="es-ES"/>
-        </w:rPr>
-      </w:pPr>
-      <w:r>
-        <w:rPr>
-          <w:rFonts w:ascii="Segoe UI" w:eastAsia="Times New Roman" w:hAnsi="Segoe UI" w:cs="Segoe UI"/>
-          <w:color w:val="1A1A1A"/>
-          <w:sz w:val="23"/>
-          <w:szCs w:val="23"/>
-          <w:lang w:val="es-ES"/>
-        </w:rPr>
-        <w:pict w14:anchorId="5E022552">
+        <w:divId w:val="2109502410"/>
+        <w:rPr>
+          <w:rFonts w:ascii="Segoe UI" w:eastAsia="Times New Roman" w:hAnsi="Segoe UI" w:cs="Segoe UI"/>
+          <w:color w:val="1A1A1A"/>
+          <w:sz w:val="23"/>
+          <w:szCs w:val="23"/>
+          <w:lang w:val="es-ES"/>
+        </w:rPr>
+      </w:pPr>
+      <w:r>
+        <w:rPr>
+          <w:rFonts w:ascii="Segoe UI" w:eastAsia="Times New Roman" w:hAnsi="Segoe UI" w:cs="Segoe UI"/>
+          <w:color w:val="1A1A1A"/>
+          <w:sz w:val="23"/>
+          <w:szCs w:val="23"/>
+          <w:lang w:val="es-ES"/>
+        </w:rPr>
+        <w:pict w14:anchorId="38ED8FBE">
           <v:rect id="_x0000_i1031" style="width:0;height:1.5pt" o:hralign="center" o:hrstd="t" o:hr="t" fillcolor="#a0a0a0" stroked="f"/>
         </w:pict>
       </w:r>
@@ -4292,7 +4292,7 @@
     <w:p>
       <w:pPr>
         <w:pStyle w:val="Ttulo2"/>
-        <w:divId w:val="19861442"/>
+        <w:divId w:val="2109502410"/>
         <w:rPr>
           <w:rFonts w:ascii="Segoe UI" w:eastAsia="Times New Roman" w:hAnsi="Segoe UI" w:cs="Segoe UI"/>
           <w:lang w:val="es-ES"/>
@@ -4314,7 +4314,7 @@
         </w:numPr>
         <w:spacing w:before="45" w:after="45"/>
         <w:ind w:left="810"/>
-        <w:divId w:val="19861442"/>
+        <w:divId w:val="2109502410"/>
         <w:rPr>
           <w:rFonts w:ascii="Segoe UI" w:eastAsia="Times New Roman" w:hAnsi="Segoe UI" w:cs="Segoe UI"/>
           <w:color w:val="1A1A1A"/>
@@ -4363,7 +4363,7 @@
         </w:numPr>
         <w:spacing w:before="45" w:after="45"/>
         <w:ind w:left="810"/>
-        <w:divId w:val="19861442"/>
+        <w:divId w:val="2109502410"/>
         <w:rPr>
           <w:rFonts w:ascii="Segoe UI" w:eastAsia="Times New Roman" w:hAnsi="Segoe UI" w:cs="Segoe UI"/>
           <w:color w:val="1A1A1A"/>
@@ -4407,24 +4407,24 @@
     <w:p>
       <w:pPr>
         <w:spacing w:before="360" w:after="360"/>
-        <w:divId w:val="19861442"/>
-        <w:rPr>
-          <w:rFonts w:ascii="Segoe UI" w:eastAsia="Times New Roman" w:hAnsi="Segoe UI" w:cs="Segoe UI"/>
-          <w:color w:val="1A1A1A"/>
-          <w:sz w:val="23"/>
-          <w:szCs w:val="23"/>
-          <w:lang w:val="es-ES"/>
-        </w:rPr>
-      </w:pPr>
-      <w:r>
-        <w:rPr>
-          <w:rFonts w:ascii="Segoe UI" w:eastAsia="Times New Roman" w:hAnsi="Segoe UI" w:cs="Segoe UI"/>
-          <w:color w:val="1A1A1A"/>
-          <w:sz w:val="23"/>
-          <w:szCs w:val="23"/>
-          <w:lang w:val="es-ES"/>
-        </w:rPr>
-        <w:pict w14:anchorId="135EB034">
+        <w:divId w:val="2109502410"/>
+        <w:rPr>
+          <w:rFonts w:ascii="Segoe UI" w:eastAsia="Times New Roman" w:hAnsi="Segoe UI" w:cs="Segoe UI"/>
+          <w:color w:val="1A1A1A"/>
+          <w:sz w:val="23"/>
+          <w:szCs w:val="23"/>
+          <w:lang w:val="es-ES"/>
+        </w:rPr>
+      </w:pPr>
+      <w:r>
+        <w:rPr>
+          <w:rFonts w:ascii="Segoe UI" w:eastAsia="Times New Roman" w:hAnsi="Segoe UI" w:cs="Segoe UI"/>
+          <w:color w:val="1A1A1A"/>
+          <w:sz w:val="23"/>
+          <w:szCs w:val="23"/>
+          <w:lang w:val="es-ES"/>
+        </w:rPr>
+        <w:pict w14:anchorId="0CB032C2">
           <v:rect id="_x0000_i1032" style="width:0;height:1.5pt" o:hralign="center" o:hrstd="t" o:hr="t" fillcolor="#a0a0a0" stroked="f"/>
         </w:pict>
       </w:r>
@@ -4432,7 +4432,7 @@
     <w:p>
       <w:pPr>
         <w:pStyle w:val="Ttulo2"/>
-        <w:divId w:val="19861442"/>
+        <w:divId w:val="2109502410"/>
         <w:rPr>
           <w:rFonts w:ascii="Segoe UI" w:eastAsia="Times New Roman" w:hAnsi="Segoe UI" w:cs="Segoe UI"/>
           <w:lang w:val="es-ES"/>
@@ -4463,7 +4463,7 @@
       </w:tblGrid>
       <w:tr>
         <w:trPr>
-          <w:divId w:val="19861442"/>
+          <w:divId w:val="2109502410"/>
           <w:tblHeader/>
         </w:trPr>
         <w:tc>
@@ -4555,7 +4555,7 @@
       </w:tr>
       <w:tr>
         <w:trPr>
-          <w:divId w:val="19861442"/>
+          <w:divId w:val="2109502410"/>
         </w:trPr>
         <w:tc>
           <w:tcPr>
@@ -4636,7 +4636,7 @@
       </w:tr>
       <w:tr>
         <w:trPr>
-          <w:divId w:val="19861442"/>
+          <w:divId w:val="2109502410"/>
         </w:trPr>
         <w:tc>
           <w:tcPr>
@@ -4717,7 +4717,7 @@
       </w:tr>
       <w:tr>
         <w:trPr>
-          <w:divId w:val="19861442"/>
+          <w:divId w:val="2109502410"/>
         </w:trPr>
         <w:tc>
           <w:tcPr>
@@ -4798,7 +4798,7 @@
       </w:tr>
       <w:tr>
         <w:trPr>
-          <w:divId w:val="19861442"/>
+          <w:divId w:val="2109502410"/>
         </w:trPr>
         <w:tc>
           <w:tcPr>
@@ -4879,7 +4879,7 @@
       </w:tr>
       <w:tr>
         <w:trPr>
-          <w:divId w:val="19861442"/>
+          <w:divId w:val="2109502410"/>
         </w:trPr>
         <w:tc>
           <w:tcPr>
@@ -4960,7 +4960,7 @@
       </w:tr>
       <w:tr>
         <w:trPr>
-          <w:divId w:val="19861442"/>
+          <w:divId w:val="2109502410"/>
         </w:trPr>
         <w:tc>
           <w:tcPr>
@@ -5039,7 +5039,7 @@
       </w:tr>
       <w:tr>
         <w:trPr>
-          <w:divId w:val="19861442"/>
+          <w:divId w:val="2109502410"/>
         </w:trPr>
         <w:tc>
           <w:tcPr>
@@ -5118,7 +5118,7 @@
       </w:tr>
       <w:tr>
         <w:trPr>
-          <w:divId w:val="19861442"/>
+          <w:divId w:val="2109502410"/>
         </w:trPr>
         <w:tc>
           <w:tcPr>
@@ -5199,7 +5199,7 @@
       </w:tr>
       <w:tr>
         <w:trPr>
-          <w:divId w:val="19861442"/>
+          <w:divId w:val="2109502410"/>
         </w:trPr>
         <w:tc>
           <w:tcPr>
@@ -5281,7 +5281,7 @@
     </w:tbl>
     <w:p>
       <w:pPr>
-        <w:divId w:val="19861442"/>
+        <w:divId w:val="2109502410"/>
         <w:rPr>
           <w:rFonts w:eastAsia="Times New Roman"/>
         </w:rPr>
@@ -5300,9 +5300,9 @@
 <file path=word/numbering.xml><?xml version="1.0" encoding="utf-8"?>
 <w:numbering xmlns:wpc="http://schemas.microsoft.com/office/word/2010/wordprocessingCanvas" xmlns:cx="http://schemas.microsoft.com/office/drawing/2014/chartex" xmlns:cx1="http://schemas.microsoft.com/office/drawing/2015/9/8/chartex" xmlns:cx2="http://schemas.microsoft.com/office/drawing/2015/10/21/chartex" xmlns:cx3="http://schemas.microsoft.com/office/drawing/2016/5/9/chartex" xmlns:cx4="http://schemas.microsoft.com/office/drawing/2016/5/10/chartex" xmlns:cx5="http://schemas.microsoft.com/office/drawing/2016/5/11/chartex" xmlns:cx6="http://schemas.microsoft.com/office/drawing/2016/5/12/chartex" xmlns:cx7="http://schemas.microsoft.com/office/drawing/2016/5/13/chartex" xmlns:cx8="http://schemas.microsoft.com/office/drawing/2016/5/14/chartex" xmlns:mc="http://schemas.openxmlformats.org/markup-compatibility/2006" xmlns:aink="http://schemas.microsoft.com/office/drawing/2016/ink" xmlns:am3d="http://schemas.microsoft.com/office/drawing/2017/model3d" xmlns:o="urn:schemas-microsoft-com:office:office" xmlns:oel="http://schemas.microsoft.com/office/2019/extlst" xmlns:r="http://schemas.openxmlformats.org/officeDocument/2006/relationships" xmlns:m="http://schemas.openxmlformats.org/officeDocument/2006/math" xmlns:v="urn:schemas-microsoft-com:vml" xmlns:wp14="http://schemas.microsoft.com/office/word/2010/wordprocessingDrawing" xmlns:wp="http://schemas.openxmlformats.org/drawingml/2006/wordprocessingDrawing" xmlns:w10="urn:schemas-microsoft-com:office:word" xmlns:w="http://schemas.openxmlformats.org/wordprocessingml/2006/main" xmlns:w14="http://schemas.microsoft.com/office/word/2010/wordml" xmlns:w15="http://schemas.microsoft.com/office/word/2012/wordml" xmlns:w16cex="http://schemas.microsoft.com/office/word/2018/wordml/cex" xmlns:w16cid="http://schemas.microsoft.com/office/word/2016/wordml/cid" xmlns:w16="http://schemas.microsoft.com/office/word/2018/wordml" xmlns:w16du="http://schemas.microsoft.com/office/word/2023/wordml/word16du" xmlns:w16sdtdh="http://schemas.microsoft.com/office/word/2020/wordml/sdtdatahash" xmlns:w16sdtfl="http://schemas.microsoft.com/office/word/2024/wordml/sdtformatlock" xmlns:w16se="http://schemas.microsoft.com/office/word/2015/wordml/symex" xmlns:wpg="http://schemas.microsoft.com/office/word/2010/wordprocessingGroup" xmlns:wpi="http://schemas.microsoft.com/office/word/2010/wordprocessingInk" xmlns:wne="http://schemas.microsoft.com/office/word/2006/wordml" xmlns:wps="http://schemas.microsoft.com/office/word/2010/wordprocessingShape" mc:Ignorable="w14 w15 w16se w16cid w16 w16cex w16sdtdh w16sdtfl w16du wp14">
   <w:abstractNum w:abstractNumId="0" w15:restartNumberingAfterBreak="0">
-    <w:nsid w:val="12B425AA"/>
+    <w:nsid w:val="0280283F"/>
     <w:multiLevelType w:val="multilevel"/>
-    <w:tmpl w:val="30D01788"/>
+    <w:tmpl w:val="4280B5F8"/>
     <w:lvl w:ilvl="0">
       <w:start w:val="1"/>
       <w:numFmt w:val="bullet"/>
@@ -5449,9 +5449,9 @@
     </w:lvl>
   </w:abstractNum>
   <w:abstractNum w:abstractNumId="1" w15:restartNumberingAfterBreak="0">
-    <w:nsid w:val="352625A2"/>
+    <w:nsid w:val="08183A8D"/>
     <w:multiLevelType w:val="multilevel"/>
-    <w:tmpl w:val="071E4CAE"/>
+    <w:tmpl w:val="E396A7D4"/>
     <w:lvl w:ilvl="0">
       <w:start w:val="1"/>
       <w:numFmt w:val="bullet"/>
@@ -5598,9 +5598,9 @@
     </w:lvl>
   </w:abstractNum>
   <w:abstractNum w:abstractNumId="2" w15:restartNumberingAfterBreak="0">
-    <w:nsid w:val="57103BF0"/>
+    <w:nsid w:val="0C8F0283"/>
     <w:multiLevelType w:val="multilevel"/>
-    <w:tmpl w:val="40649E58"/>
+    <w:tmpl w:val="10167D12"/>
     <w:lvl w:ilvl="0">
       <w:start w:val="1"/>
       <w:numFmt w:val="bullet"/>
@@ -5747,122 +5747,9 @@
     </w:lvl>
   </w:abstractNum>
   <w:abstractNum w:abstractNumId="3" w15:restartNumberingAfterBreak="0">
-    <w:nsid w:val="6C036BF1"/>
+    <w:nsid w:val="12E757D8"/>
     <w:multiLevelType w:val="multilevel"/>
-    <w:tmpl w:val="A3404E64"/>
-    <w:lvl w:ilvl="0">
-      <w:start w:val="1"/>
-      <w:numFmt w:val="decimal"/>
-      <w:lvlText w:val="%1."/>
-      <w:lvlJc w:val="left"/>
-      <w:pPr>
-        <w:tabs>
-          <w:tab w:val="num" w:pos="720"/>
-        </w:tabs>
-        <w:ind w:left="720" w:hanging="360"/>
-      </w:pPr>
-    </w:lvl>
-    <w:lvl w:ilvl="1" w:tentative="1">
-      <w:start w:val="1"/>
-      <w:numFmt w:val="decimal"/>
-      <w:lvlText w:val="%2."/>
-      <w:lvlJc w:val="left"/>
-      <w:pPr>
-        <w:tabs>
-          <w:tab w:val="num" w:pos="1440"/>
-        </w:tabs>
-        <w:ind w:left="1440" w:hanging="360"/>
-      </w:pPr>
-    </w:lvl>
-    <w:lvl w:ilvl="2" w:tentative="1">
-      <w:start w:val="1"/>
-      <w:numFmt w:val="decimal"/>
-      <w:lvlText w:val="%3."/>
-      <w:lvlJc w:val="left"/>
-      <w:pPr>
-        <w:tabs>
-          <w:tab w:val="num" w:pos="2160"/>
-        </w:tabs>
-        <w:ind w:left="2160" w:hanging="360"/>
-      </w:pPr>
-    </w:lvl>
-    <w:lvl w:ilvl="3" w:tentative="1">
-      <w:start w:val="1"/>
-      <w:numFmt w:val="decimal"/>
-      <w:lvlText w:val="%4."/>
-      <w:lvlJc w:val="left"/>
-      <w:pPr>
-        <w:tabs>
-          <w:tab w:val="num" w:pos="2880"/>
-        </w:tabs>
-        <w:ind w:left="2880" w:hanging="360"/>
-      </w:pPr>
-    </w:lvl>
-    <w:lvl w:ilvl="4" w:tentative="1">
-      <w:start w:val="1"/>
-      <w:numFmt w:val="decimal"/>
-      <w:lvlText w:val="%5."/>
-      <w:lvlJc w:val="left"/>
-      <w:pPr>
-        <w:tabs>
-          <w:tab w:val="num" w:pos="3600"/>
-        </w:tabs>
-        <w:ind w:left="3600" w:hanging="360"/>
-      </w:pPr>
-    </w:lvl>
-    <w:lvl w:ilvl="5" w:tentative="1">
-      <w:start w:val="1"/>
-      <w:numFmt w:val="decimal"/>
-      <w:lvlText w:val="%6."/>
-      <w:lvlJc w:val="left"/>
-      <w:pPr>
-        <w:tabs>
-          <w:tab w:val="num" w:pos="4320"/>
-        </w:tabs>
-        <w:ind w:left="4320" w:hanging="360"/>
-      </w:pPr>
-    </w:lvl>
-    <w:lvl w:ilvl="6" w:tentative="1">
-      <w:start w:val="1"/>
-      <w:numFmt w:val="decimal"/>
-      <w:lvlText w:val="%7."/>
-      <w:lvlJc w:val="left"/>
-      <w:pPr>
-        <w:tabs>
-          <w:tab w:val="num" w:pos="5040"/>
-        </w:tabs>
-        <w:ind w:left="5040" w:hanging="360"/>
-      </w:pPr>
-    </w:lvl>
-    <w:lvl w:ilvl="7" w:tentative="1">
-      <w:start w:val="1"/>
-      <w:numFmt w:val="decimal"/>
-      <w:lvlText w:val="%8."/>
-      <w:lvlJc w:val="left"/>
-      <w:pPr>
-        <w:tabs>
-          <w:tab w:val="num" w:pos="5760"/>
-        </w:tabs>
-        <w:ind w:left="5760" w:hanging="360"/>
-      </w:pPr>
-    </w:lvl>
-    <w:lvl w:ilvl="8" w:tentative="1">
-      <w:start w:val="1"/>
-      <w:numFmt w:val="decimal"/>
-      <w:lvlText w:val="%9."/>
-      <w:lvlJc w:val="left"/>
-      <w:pPr>
-        <w:tabs>
-          <w:tab w:val="num" w:pos="6480"/>
-        </w:tabs>
-        <w:ind w:left="6480" w:hanging="360"/>
-      </w:pPr>
-    </w:lvl>
-  </w:abstractNum>
-  <w:abstractNum w:abstractNumId="4" w15:restartNumberingAfterBreak="0">
-    <w:nsid w:val="6D047E8E"/>
-    <w:multiLevelType w:val="multilevel"/>
-    <w:tmpl w:val="AA760B88"/>
+    <w:tmpl w:val="6324B59A"/>
     <w:lvl w:ilvl="0">
       <w:start w:val="1"/>
       <w:numFmt w:val="bullet"/>
@@ -6008,10 +5895,10 @@
       </w:rPr>
     </w:lvl>
   </w:abstractNum>
-  <w:abstractNum w:abstractNumId="5" w15:restartNumberingAfterBreak="0">
-    <w:nsid w:val="7BFF2C1D"/>
+  <w:abstractNum w:abstractNumId="4" w15:restartNumberingAfterBreak="0">
+    <w:nsid w:val="145C505D"/>
     <w:multiLevelType w:val="multilevel"/>
-    <w:tmpl w:val="2E340920"/>
+    <w:tmpl w:val="9086E408"/>
     <w:lvl w:ilvl="0">
       <w:start w:val="1"/>
       <w:numFmt w:val="bullet"/>
@@ -6157,10 +6044,123 @@
       </w:rPr>
     </w:lvl>
   </w:abstractNum>
+  <w:abstractNum w:abstractNumId="5" w15:restartNumberingAfterBreak="0">
+    <w:nsid w:val="2B4E1915"/>
+    <w:multiLevelType w:val="multilevel"/>
+    <w:tmpl w:val="FED27F6A"/>
+    <w:lvl w:ilvl="0">
+      <w:start w:val="1"/>
+      <w:numFmt w:val="decimal"/>
+      <w:lvlText w:val="%1."/>
+      <w:lvlJc w:val="left"/>
+      <w:pPr>
+        <w:tabs>
+          <w:tab w:val="num" w:pos="720"/>
+        </w:tabs>
+        <w:ind w:left="720" w:hanging="360"/>
+      </w:pPr>
+    </w:lvl>
+    <w:lvl w:ilvl="1" w:tentative="1">
+      <w:start w:val="1"/>
+      <w:numFmt w:val="decimal"/>
+      <w:lvlText w:val="%2."/>
+      <w:lvlJc w:val="left"/>
+      <w:pPr>
+        <w:tabs>
+          <w:tab w:val="num" w:pos="1440"/>
+        </w:tabs>
+        <w:ind w:left="1440" w:hanging="360"/>
+      </w:pPr>
+    </w:lvl>
+    <w:lvl w:ilvl="2" w:tentative="1">
+      <w:start w:val="1"/>
+      <w:numFmt w:val="decimal"/>
+      <w:lvlText w:val="%3."/>
+      <w:lvlJc w:val="left"/>
+      <w:pPr>
+        <w:tabs>
+          <w:tab w:val="num" w:pos="2160"/>
+        </w:tabs>
+        <w:ind w:left="2160" w:hanging="360"/>
+      </w:pPr>
+    </w:lvl>
+    <w:lvl w:ilvl="3" w:tentative="1">
+      <w:start w:val="1"/>
+      <w:numFmt w:val="decimal"/>
+      <w:lvlText w:val="%4."/>
+      <w:lvlJc w:val="left"/>
+      <w:pPr>
+        <w:tabs>
+          <w:tab w:val="num" w:pos="2880"/>
+        </w:tabs>
+        <w:ind w:left="2880" w:hanging="360"/>
+      </w:pPr>
+    </w:lvl>
+    <w:lvl w:ilvl="4" w:tentative="1">
+      <w:start w:val="1"/>
+      <w:numFmt w:val="decimal"/>
+      <w:lvlText w:val="%5."/>
+      <w:lvlJc w:val="left"/>
+      <w:pPr>
+        <w:tabs>
+          <w:tab w:val="num" w:pos="3600"/>
+        </w:tabs>
+        <w:ind w:left="3600" w:hanging="360"/>
+      </w:pPr>
+    </w:lvl>
+    <w:lvl w:ilvl="5" w:tentative="1">
+      <w:start w:val="1"/>
+      <w:numFmt w:val="decimal"/>
+      <w:lvlText w:val="%6."/>
+      <w:lvlJc w:val="left"/>
+      <w:pPr>
+        <w:tabs>
+          <w:tab w:val="num" w:pos="4320"/>
+        </w:tabs>
+        <w:ind w:left="4320" w:hanging="360"/>
+      </w:pPr>
+    </w:lvl>
+    <w:lvl w:ilvl="6" w:tentative="1">
+      <w:start w:val="1"/>
+      <w:numFmt w:val="decimal"/>
+      <w:lvlText w:val="%7."/>
+      <w:lvlJc w:val="left"/>
+      <w:pPr>
+        <w:tabs>
+          <w:tab w:val="num" w:pos="5040"/>
+        </w:tabs>
+        <w:ind w:left="5040" w:hanging="360"/>
+      </w:pPr>
+    </w:lvl>
+    <w:lvl w:ilvl="7" w:tentative="1">
+      <w:start w:val="1"/>
+      <w:numFmt w:val="decimal"/>
+      <w:lvlText w:val="%8."/>
+      <w:lvlJc w:val="left"/>
+      <w:pPr>
+        <w:tabs>
+          <w:tab w:val="num" w:pos="5760"/>
+        </w:tabs>
+        <w:ind w:left="5760" w:hanging="360"/>
+      </w:pPr>
+    </w:lvl>
+    <w:lvl w:ilvl="8" w:tentative="1">
+      <w:start w:val="1"/>
+      <w:numFmt w:val="decimal"/>
+      <w:lvlText w:val="%9."/>
+      <w:lvlJc w:val="left"/>
+      <w:pPr>
+        <w:tabs>
+          <w:tab w:val="num" w:pos="6480"/>
+        </w:tabs>
+        <w:ind w:left="6480" w:hanging="360"/>
+      </w:pPr>
+    </w:lvl>
+  </w:abstractNum>
   <w:abstractNum w:abstractNumId="6" w15:restartNumberingAfterBreak="0">
-    <w:nsid w:val="7C644F49"/>
+    <w:nsid w:val="3CBD70F4"/>
     <w:multiLevelType w:val="multilevel"/>
-    <w:tmpl w:val="BC929C96"/>
+    <w:tmpl w:val="307A05B2"/>
     <w:lvl w:ilvl="0">
       <w:start w:val="1"/>
       <w:numFmt w:val="bullet"/>
@@ -6306,26 +6306,26 @@
       </w:rPr>
     </w:lvl>
   </w:abstractNum>
-  <w:num w:numId="1" w16cid:durableId="1881670732">
+  <w:num w:numId="1" w16cid:durableId="2038042634">
+    <w:abstractNumId w:val="6"/>
+  </w:num>
+  <w:num w:numId="2" w16cid:durableId="1384258018">
+    <w:abstractNumId w:val="2"/>
+  </w:num>
+  <w:num w:numId="3" w16cid:durableId="1310020033">
     <w:abstractNumId w:val="4"/>
   </w:num>
-  <w:num w:numId="2" w16cid:durableId="977223007">
+  <w:num w:numId="4" w16cid:durableId="1418599882">
     <w:abstractNumId w:val="5"/>
   </w:num>
-  <w:num w:numId="3" w16cid:durableId="2135902620">
+  <w:num w:numId="5" w16cid:durableId="1115097662">
+    <w:abstractNumId w:val="3"/>
+  </w:num>
+  <w:num w:numId="6" w16cid:durableId="132606532">
     <w:abstractNumId w:val="1"/>
   </w:num>
-  <w:num w:numId="4" w16cid:durableId="1474641822">
-    <w:abstractNumId w:val="3"/>
-  </w:num>
-  <w:num w:numId="5" w16cid:durableId="360477680">
-    <w:abstractNumId w:val="2"/>
-  </w:num>
-  <w:num w:numId="6" w16cid:durableId="338822767">
+  <w:num w:numId="7" w16cid:durableId="790247258">
     <w:abstractNumId w:val="0"/>
-  </w:num>
-  <w:num w:numId="7" w16cid:durableId="1558319411">
-    <w:abstractNumId w:val="6"/>
   </w:num>
 </w:numbering>
 </file>

--- a/MANUAL_INTEGRAID.docx
+++ b/MANUAL_INTEGRAID.docx
@@ -5,7 +5,7 @@
     <w:p>
       <w:pPr>
         <w:pStyle w:val="Ttulo1"/>
-        <w:divId w:val="2109502410"/>
+        <w:divId w:val="1928610419"/>
         <w:rPr>
           <w:rFonts w:ascii="Segoe UI" w:eastAsia="Times New Roman" w:hAnsi="Segoe UI" w:cs="Segoe UI"/>
           <w:lang w:val="es-ES"/>
@@ -22,7 +22,7 @@
     <w:p>
       <w:pPr>
         <w:pStyle w:val="NormalWeb"/>
-        <w:divId w:val="2109502410"/>
+        <w:divId w:val="1928610419"/>
         <w:rPr>
           <w:rFonts w:ascii="Segoe UI" w:hAnsi="Segoe UI" w:cs="Segoe UI"/>
           <w:color w:val="1A1A1A"/>
@@ -77,24 +77,24 @@
     <w:p>
       <w:pPr>
         <w:spacing w:before="360" w:after="360"/>
-        <w:divId w:val="2109502410"/>
-        <w:rPr>
-          <w:rFonts w:ascii="Segoe UI" w:eastAsia="Times New Roman" w:hAnsi="Segoe UI" w:cs="Segoe UI"/>
-          <w:color w:val="1A1A1A"/>
-          <w:sz w:val="23"/>
-          <w:szCs w:val="23"/>
-          <w:lang w:val="es-ES"/>
-        </w:rPr>
-      </w:pPr>
-      <w:r>
-        <w:rPr>
-          <w:rFonts w:ascii="Segoe UI" w:eastAsia="Times New Roman" w:hAnsi="Segoe UI" w:cs="Segoe UI"/>
-          <w:color w:val="1A1A1A"/>
-          <w:sz w:val="23"/>
-          <w:szCs w:val="23"/>
-          <w:lang w:val="es-ES"/>
-        </w:rPr>
-        <w:pict w14:anchorId="45AD04F8">
+        <w:divId w:val="1928610419"/>
+        <w:rPr>
+          <w:rFonts w:ascii="Segoe UI" w:eastAsia="Times New Roman" w:hAnsi="Segoe UI" w:cs="Segoe UI"/>
+          <w:color w:val="1A1A1A"/>
+          <w:sz w:val="23"/>
+          <w:szCs w:val="23"/>
+          <w:lang w:val="es-ES"/>
+        </w:rPr>
+      </w:pPr>
+      <w:r>
+        <w:rPr>
+          <w:rFonts w:ascii="Segoe UI" w:eastAsia="Times New Roman" w:hAnsi="Segoe UI" w:cs="Segoe UI"/>
+          <w:color w:val="1A1A1A"/>
+          <w:sz w:val="23"/>
+          <w:szCs w:val="23"/>
+          <w:lang w:val="es-ES"/>
+        </w:rPr>
+        <w:pict w14:anchorId="34348DC4">
           <v:rect id="_x0000_i1025" style="width:0;height:1.5pt" o:hralign="center" o:hrstd="t" o:hr="t" fillcolor="#a0a0a0" stroked="f"/>
         </w:pict>
       </w:r>
@@ -102,7 +102,7 @@
     <w:p>
       <w:pPr>
         <w:pStyle w:val="Ttulo2"/>
-        <w:divId w:val="2109502410"/>
+        <w:divId w:val="1928610419"/>
         <w:rPr>
           <w:rFonts w:ascii="Segoe UI" w:eastAsia="Times New Roman" w:hAnsi="Segoe UI" w:cs="Segoe UI"/>
           <w:lang w:val="es-ES"/>
@@ -119,7 +119,7 @@
     <w:p>
       <w:pPr>
         <w:pStyle w:val="NormalWeb"/>
-        <w:divId w:val="2109502410"/>
+        <w:divId w:val="1928610419"/>
         <w:rPr>
           <w:rFonts w:ascii="Segoe UI" w:hAnsi="Segoe UI" w:cs="Segoe UI"/>
           <w:color w:val="1A1A1A"/>
@@ -199,7 +199,7 @@
       </w:tblGrid>
       <w:tr>
         <w:trPr>
-          <w:divId w:val="2109502410"/>
+          <w:divId w:val="1928610419"/>
           <w:tblHeader/>
         </w:trPr>
         <w:tc>
@@ -334,7 +334,7 @@
       </w:tr>
       <w:tr>
         <w:trPr>
-          <w:divId w:val="2109502410"/>
+          <w:divId w:val="1928610419"/>
         </w:trPr>
         <w:tc>
           <w:tcPr>
@@ -452,7 +452,7 @@
       </w:tr>
       <w:tr>
         <w:trPr>
-          <w:divId w:val="2109502410"/>
+          <w:divId w:val="1928610419"/>
         </w:trPr>
         <w:tc>
           <w:tcPr>
@@ -570,7 +570,7 @@
       </w:tr>
       <w:tr>
         <w:trPr>
-          <w:divId w:val="2109502410"/>
+          <w:divId w:val="1928610419"/>
         </w:trPr>
         <w:tc>
           <w:tcPr>
@@ -690,7 +690,7 @@
     <w:p>
       <w:pPr>
         <w:pStyle w:val="NormalWeb"/>
-        <w:divId w:val="2109502410"/>
+        <w:divId w:val="1928610419"/>
         <w:rPr>
           <w:rFonts w:ascii="Segoe UI" w:hAnsi="Segoe UI" w:cs="Segoe UI"/>
           <w:color w:val="1A1A1A"/>
@@ -733,33 +733,8 @@
     </w:p>
     <w:p>
       <w:pPr>
-        <w:spacing w:before="360" w:after="360"/>
-        <w:divId w:val="2109502410"/>
-        <w:rPr>
-          <w:rFonts w:ascii="Segoe UI" w:eastAsia="Times New Roman" w:hAnsi="Segoe UI" w:cs="Segoe UI"/>
-          <w:color w:val="1A1A1A"/>
-          <w:sz w:val="23"/>
-          <w:szCs w:val="23"/>
-          <w:lang w:val="es-ES"/>
-        </w:rPr>
-      </w:pPr>
-      <w:r>
-        <w:rPr>
-          <w:rFonts w:ascii="Segoe UI" w:eastAsia="Times New Roman" w:hAnsi="Segoe UI" w:cs="Segoe UI"/>
-          <w:color w:val="1A1A1A"/>
-          <w:sz w:val="23"/>
-          <w:szCs w:val="23"/>
-          <w:lang w:val="es-ES"/>
-        </w:rPr>
-        <w:pict w14:anchorId="19A479F5">
-          <v:rect id="_x0000_i1026" style="width:0;height:1.5pt" o:hralign="center" o:hrstd="t" o:hr="t" fillcolor="#a0a0a0" stroked="f"/>
-        </w:pict>
-      </w:r>
-    </w:p>
-    <w:p>
-      <w:pPr>
-        <w:pStyle w:val="Ttulo2"/>
-        <w:divId w:val="2109502410"/>
+        <w:pStyle w:val="Ttulo3"/>
+        <w:divId w:val="1928610419"/>
         <w:rPr>
           <w:rFonts w:ascii="Segoe UI" w:eastAsia="Times New Roman" w:hAnsi="Segoe UI" w:cs="Segoe UI"/>
           <w:lang w:val="es-ES"/>
@@ -771,30 +746,13 @@
           <w:lang w:val="es-ES"/>
         </w:rPr>
         <w:lastRenderedPageBreak/>
-        <w:t>2. Componentes de la plataforma</w:t>
-      </w:r>
-    </w:p>
-    <w:p>
-      <w:pPr>
-        <w:pStyle w:val="Ttulo3"/>
-        <w:divId w:val="2109502410"/>
-        <w:rPr>
-          <w:rFonts w:ascii="Segoe UI" w:eastAsia="Times New Roman" w:hAnsi="Segoe UI" w:cs="Segoe UI"/>
-          <w:lang w:val="es-ES"/>
-        </w:rPr>
-      </w:pPr>
-      <w:r>
-        <w:rPr>
-          <w:rFonts w:ascii="Segoe UI" w:eastAsia="Times New Roman" w:hAnsi="Segoe UI" w:cs="Segoe UI"/>
-          <w:lang w:val="es-ES"/>
-        </w:rPr>
-        <w:t>2.1 ComeID — Módulo del comedor</w:t>
+        <w:t>1.1 Diagrama de flujo general del sistema</w:t>
       </w:r>
     </w:p>
     <w:p>
       <w:pPr>
         <w:pStyle w:val="NormalWeb"/>
-        <w:divId w:val="2109502410"/>
+        <w:divId w:val="1928610419"/>
         <w:rPr>
           <w:rFonts w:ascii="Segoe UI" w:hAnsi="Segoe UI" w:cs="Segoe UI"/>
           <w:color w:val="1A1A1A"/>
@@ -806,12 +764,128 @@
       <w:r>
         <w:rPr>
           <w:rFonts w:ascii="Segoe UI" w:hAnsi="Segoe UI" w:cs="Segoe UI"/>
-          <w:color w:val="1A1A1A"/>
-          <w:sz w:val="23"/>
-          <w:szCs w:val="23"/>
-          <w:lang w:val="es-ES"/>
-        </w:rPr>
-        <w:t>Permite al personal administrar:</w:t>
+          <w:noProof/>
+          <w:color w:val="1A1A1A"/>
+          <w:sz w:val="23"/>
+          <w:szCs w:val="23"/>
+          <w:lang w:val="es-ES"/>
+        </w:rPr>
+        <w:drawing>
+          <wp:inline distT="0" distB="0" distL="0" distR="0" wp14:anchorId="5F2F6215" wp14:editId="37D29D37">
+            <wp:extent cx="7429500" cy="9144000"/>
+            <wp:effectExtent l="0" t="0" r="0" b="0"/>
+            <wp:docPr id="2" name="Imagen 2" descr="Diagrama de flujo general del sistema"/>
+            <wp:cNvGraphicFramePr>
+              <a:graphicFrameLocks xmlns:a="http://schemas.openxmlformats.org/drawingml/2006/main" noChangeAspect="1"/>
+            </wp:cNvGraphicFramePr>
+            <a:graphic xmlns:a="http://schemas.openxmlformats.org/drawingml/2006/main">
+              <a:graphicData uri="http://schemas.openxmlformats.org/drawingml/2006/picture">
+                <pic:pic xmlns:pic="http://schemas.openxmlformats.org/drawingml/2006/picture">
+                  <pic:nvPicPr>
+                    <pic:cNvPr id="0" name="Picture 2" descr="Diagrama de flujo general del sistema"/>
+                    <pic:cNvPicPr>
+                      <a:picLocks noChangeAspect="1" noChangeArrowheads="1"/>
+                    </pic:cNvPicPr>
+                  </pic:nvPicPr>
+                  <pic:blipFill>
+                    <a:blip r:embed="rId5">
+                      <a:extLst>
+                        <a:ext uri="{28A0092B-C50C-407E-A947-70E740481C1C}">
+                          <a14:useLocalDpi xmlns:a14="http://schemas.microsoft.com/office/drawing/2010/main" val="0"/>
+                        </a:ext>
+                        <a:ext uri="{96DAC541-7B7A-43D3-8B79-37D633B846F1}">
+                          <asvg:svgBlip xmlns:asvg="http://schemas.microsoft.com/office/drawing/2016/SVG/main" r:link="rId6"/>
+                        </a:ext>
+                      </a:extLst>
+                    </a:blip>
+                    <a:srcRect/>
+                    <a:stretch>
+                      <a:fillRect/>
+                    </a:stretch>
+                  </pic:blipFill>
+                  <pic:spPr bwMode="auto">
+                    <a:xfrm>
+                      <a:off x="0" y="0"/>
+                      <a:ext cx="7429500" cy="9144000"/>
+                    </a:xfrm>
+                    <a:prstGeom prst="rect">
+                      <a:avLst/>
+                    </a:prstGeom>
+                    <a:noFill/>
+                    <a:ln>
+                      <a:noFill/>
+                    </a:ln>
+                  </pic:spPr>
+                </pic:pic>
+              </a:graphicData>
+            </a:graphic>
+          </wp:inline>
+        </w:drawing>
+      </w:r>
+    </w:p>
+    <w:p>
+      <w:pPr>
+        <w:pStyle w:val="NormalWeb"/>
+        <w:divId w:val="1928610419"/>
+        <w:rPr>
+          <w:rFonts w:ascii="Segoe UI" w:hAnsi="Segoe UI" w:cs="Segoe UI"/>
+          <w:color w:val="1A1A1A"/>
+          <w:sz w:val="23"/>
+          <w:szCs w:val="23"/>
+          <w:lang w:val="es-ES"/>
+        </w:rPr>
+      </w:pPr>
+      <w:r>
+        <w:rPr>
+          <w:rFonts w:ascii="Segoe UI" w:hAnsi="Segoe UI" w:cs="Segoe UI"/>
+          <w:color w:val="1A1A1A"/>
+          <w:sz w:val="23"/>
+          <w:szCs w:val="23"/>
+          <w:lang w:val="es-ES"/>
+        </w:rPr>
+        <w:t xml:space="preserve">El flujo comienza con el </w:t>
+      </w:r>
+      <w:r>
+        <w:rPr>
+          <w:rStyle w:val="Fuerte"/>
+          <w:rFonts w:ascii="Segoe UI" w:hAnsi="Segoe UI" w:cs="Segoe UI"/>
+          <w:color w:val="1A1A1A"/>
+          <w:sz w:val="23"/>
+          <w:szCs w:val="23"/>
+          <w:lang w:val="es-ES"/>
+        </w:rPr>
+        <w:t>inicio de sesión</w:t>
+      </w:r>
+      <w:r>
+        <w:rPr>
+          <w:rFonts w:ascii="Segoe UI" w:hAnsi="Segoe UI" w:cs="Segoe UI"/>
+          <w:color w:val="1A1A1A"/>
+          <w:sz w:val="23"/>
+          <w:szCs w:val="23"/>
+          <w:lang w:val="es-ES"/>
+        </w:rPr>
+        <w:t xml:space="preserve"> (símbolo de óvalo). Si el correo y la contraseña son válidos, el sistema identifica el </w:t>
+      </w:r>
+      <w:r>
+        <w:rPr>
+          <w:rStyle w:val="Fuerte"/>
+          <w:rFonts w:ascii="Segoe UI" w:hAnsi="Segoe UI" w:cs="Segoe UI"/>
+          <w:color w:val="1A1A1A"/>
+          <w:sz w:val="23"/>
+          <w:szCs w:val="23"/>
+          <w:lang w:val="es-ES"/>
+        </w:rPr>
+        <w:t>rol</w:t>
+      </w:r>
+      <w:r>
+        <w:rPr>
+          <w:rFonts w:ascii="Segoe UI" w:hAnsi="Segoe UI" w:cs="Segoe UI"/>
+          <w:color w:val="1A1A1A"/>
+          <w:sz w:val="23"/>
+          <w:szCs w:val="23"/>
+          <w:lang w:val="es-ES"/>
+        </w:rPr>
+        <w:t xml:space="preserve"> del usuario y le muestra las funciones permitidas:</w:t>
       </w:r>
     </w:p>
     <w:p>
@@ -822,25 +896,15 @@
         </w:numPr>
         <w:spacing w:before="45" w:after="45"/>
         <w:ind w:left="810"/>
-        <w:divId w:val="2109502410"/>
-        <w:rPr>
-          <w:rFonts w:ascii="Segoe UI" w:eastAsia="Times New Roman" w:hAnsi="Segoe UI" w:cs="Segoe UI"/>
-          <w:color w:val="1A1A1A"/>
-          <w:sz w:val="23"/>
-          <w:szCs w:val="23"/>
-          <w:lang w:val="es-ES"/>
-        </w:rPr>
-      </w:pPr>
-      <w:r>
-        <w:rPr>
-          <w:rFonts w:ascii="Segoe UI" w:eastAsia="Times New Roman" w:hAnsi="Segoe UI" w:cs="Segoe UI"/>
-          <w:color w:val="1A1A1A"/>
-          <w:sz w:val="23"/>
-          <w:szCs w:val="23"/>
-          <w:lang w:val="es-ES"/>
-        </w:rPr>
-        <w:t xml:space="preserve">El </w:t>
-      </w:r>
+        <w:divId w:val="1928610419"/>
+        <w:rPr>
+          <w:rFonts w:ascii="Segoe UI" w:eastAsia="Times New Roman" w:hAnsi="Segoe UI" w:cs="Segoe UI"/>
+          <w:color w:val="1A1A1A"/>
+          <w:sz w:val="23"/>
+          <w:szCs w:val="23"/>
+          <w:lang w:val="es-ES"/>
+        </w:rPr>
+      </w:pPr>
       <w:r>
         <w:rPr>
           <w:rStyle w:val="Fuerte"/>
@@ -850,38 +914,17 @@
           <w:szCs w:val="23"/>
           <w:lang w:val="es-ES"/>
         </w:rPr>
-        <w:t>registro de estudiantes</w:t>
-      </w:r>
-      <w:r>
-        <w:rPr>
-          <w:rFonts w:ascii="Segoe UI" w:eastAsia="Times New Roman" w:hAnsi="Segoe UI" w:cs="Segoe UI"/>
-          <w:color w:val="1A1A1A"/>
-          <w:sz w:val="23"/>
-          <w:szCs w:val="23"/>
-          <w:lang w:val="es-ES"/>
-        </w:rPr>
-        <w:t xml:space="preserve"> y sus </w:t>
-      </w:r>
-      <w:r>
-        <w:rPr>
-          <w:rStyle w:val="Fuerte"/>
-          <w:rFonts w:ascii="Segoe UI" w:eastAsia="Times New Roman" w:hAnsi="Segoe UI" w:cs="Segoe UI"/>
-          <w:color w:val="1A1A1A"/>
-          <w:sz w:val="23"/>
-          <w:szCs w:val="23"/>
-          <w:lang w:val="es-ES"/>
-        </w:rPr>
-        <w:t>cuentas de acceso</w:t>
-      </w:r>
-      <w:r>
-        <w:rPr>
-          <w:rFonts w:ascii="Segoe UI" w:eastAsia="Times New Roman" w:hAnsi="Segoe UI" w:cs="Segoe UI"/>
-          <w:color w:val="1A1A1A"/>
-          <w:sz w:val="23"/>
-          <w:szCs w:val="23"/>
-          <w:lang w:val="es-ES"/>
-        </w:rPr>
-        <w:t xml:space="preserve"> (con correo y contraseña).</w:t>
+        <w:t>Admin / Profesor</w:t>
+      </w:r>
+      <w:r>
+        <w:rPr>
+          <w:rFonts w:ascii="Segoe UI" w:eastAsia="Times New Roman" w:hAnsi="Segoe UI" w:cs="Segoe UI"/>
+          <w:color w:val="1A1A1A"/>
+          <w:sz w:val="23"/>
+          <w:szCs w:val="23"/>
+          <w:lang w:val="es-ES"/>
+        </w:rPr>
+        <w:t xml:space="preserve"> → Panel de administración (estudiantes, asistencia QR, menú, invitados, reportes).</w:t>
       </w:r>
     </w:p>
     <w:p>
@@ -892,25 +935,15 @@
         </w:numPr>
         <w:spacing w:before="45" w:after="45"/>
         <w:ind w:left="810"/>
-        <w:divId w:val="2109502410"/>
-        <w:rPr>
-          <w:rFonts w:ascii="Segoe UI" w:eastAsia="Times New Roman" w:hAnsi="Segoe UI" w:cs="Segoe UI"/>
-          <w:color w:val="1A1A1A"/>
-          <w:sz w:val="23"/>
-          <w:szCs w:val="23"/>
-          <w:lang w:val="es-ES"/>
-        </w:rPr>
-      </w:pPr>
-      <w:r>
-        <w:rPr>
-          <w:rFonts w:ascii="Segoe UI" w:eastAsia="Times New Roman" w:hAnsi="Segoe UI" w:cs="Segoe UI"/>
-          <w:color w:val="1A1A1A"/>
-          <w:sz w:val="23"/>
-          <w:szCs w:val="23"/>
-          <w:lang w:val="es-ES"/>
-        </w:rPr>
-        <w:t xml:space="preserve">El </w:t>
-      </w:r>
+        <w:divId w:val="1928610419"/>
+        <w:rPr>
+          <w:rFonts w:ascii="Segoe UI" w:eastAsia="Times New Roman" w:hAnsi="Segoe UI" w:cs="Segoe UI"/>
+          <w:color w:val="1A1A1A"/>
+          <w:sz w:val="23"/>
+          <w:szCs w:val="23"/>
+          <w:lang w:val="es-ES"/>
+        </w:rPr>
+      </w:pPr>
       <w:r>
         <w:rPr>
           <w:rStyle w:val="Fuerte"/>
@@ -920,38 +953,17 @@
           <w:szCs w:val="23"/>
           <w:lang w:val="es-ES"/>
         </w:rPr>
-        <w:t>control de asistencia diaria</w:t>
-      </w:r>
-      <w:r>
-        <w:rPr>
-          <w:rFonts w:ascii="Segoe UI" w:eastAsia="Times New Roman" w:hAnsi="Segoe UI" w:cs="Segoe UI"/>
-          <w:color w:val="1A1A1A"/>
-          <w:sz w:val="23"/>
-          <w:szCs w:val="23"/>
-          <w:lang w:val="es-ES"/>
-        </w:rPr>
-        <w:t xml:space="preserve"> por </w:t>
-      </w:r>
-      <w:r>
-        <w:rPr>
-          <w:rStyle w:val="Fuerte"/>
-          <w:rFonts w:ascii="Segoe UI" w:eastAsia="Times New Roman" w:hAnsi="Segoe UI" w:cs="Segoe UI"/>
-          <w:color w:val="1A1A1A"/>
-          <w:sz w:val="23"/>
-          <w:szCs w:val="23"/>
-          <w:lang w:val="es-ES"/>
-        </w:rPr>
-        <w:t>escaneo de código QR</w:t>
-      </w:r>
-      <w:r>
-        <w:rPr>
-          <w:rFonts w:ascii="Segoe UI" w:eastAsia="Times New Roman" w:hAnsi="Segoe UI" w:cs="Segoe UI"/>
-          <w:color w:val="1A1A1A"/>
-          <w:sz w:val="23"/>
-          <w:szCs w:val="23"/>
-          <w:lang w:val="es-ES"/>
-        </w:rPr>
-        <w:t>.</w:t>
+        <w:t>Bibliotecario</w:t>
+      </w:r>
+      <w:r>
+        <w:rPr>
+          <w:rFonts w:ascii="Segoe UI" w:eastAsia="Times New Roman" w:hAnsi="Segoe UI" w:cs="Segoe UI"/>
+          <w:color w:val="1A1A1A"/>
+          <w:sz w:val="23"/>
+          <w:szCs w:val="23"/>
+          <w:lang w:val="es-ES"/>
+        </w:rPr>
+        <w:t xml:space="preserve"> → Bibliogest (catálogo, socios, préstamos, reservas, devoluciones).</w:t>
       </w:r>
     </w:p>
     <w:p>
@@ -962,25 +974,15 @@
         </w:numPr>
         <w:spacing w:before="45" w:after="45"/>
         <w:ind w:left="810"/>
-        <w:divId w:val="2109502410"/>
-        <w:rPr>
-          <w:rFonts w:ascii="Segoe UI" w:eastAsia="Times New Roman" w:hAnsi="Segoe UI" w:cs="Segoe UI"/>
-          <w:color w:val="1A1A1A"/>
-          <w:sz w:val="23"/>
-          <w:szCs w:val="23"/>
-          <w:lang w:val="es-ES"/>
-        </w:rPr>
-      </w:pPr>
-      <w:r>
-        <w:rPr>
-          <w:rFonts w:ascii="Segoe UI" w:eastAsia="Times New Roman" w:hAnsi="Segoe UI" w:cs="Segoe UI"/>
-          <w:color w:val="1A1A1A"/>
-          <w:sz w:val="23"/>
-          <w:szCs w:val="23"/>
-          <w:lang w:val="es-ES"/>
-        </w:rPr>
-        <w:t xml:space="preserve">El </w:t>
-      </w:r>
+        <w:divId w:val="1928610419"/>
+        <w:rPr>
+          <w:rFonts w:ascii="Segoe UI" w:eastAsia="Times New Roman" w:hAnsi="Segoe UI" w:cs="Segoe UI"/>
+          <w:color w:val="1A1A1A"/>
+          <w:sz w:val="23"/>
+          <w:szCs w:val="23"/>
+          <w:lang w:val="es-ES"/>
+        </w:rPr>
+      </w:pPr>
       <w:r>
         <w:rPr>
           <w:rStyle w:val="Fuerte"/>
@@ -990,257 +992,92 @@
           <w:szCs w:val="23"/>
           <w:lang w:val="es-ES"/>
         </w:rPr>
-        <w:t>menú semanal</w:t>
-      </w:r>
-      <w:r>
-        <w:rPr>
-          <w:rFonts w:ascii="Segoe UI" w:eastAsia="Times New Roman" w:hAnsi="Segoe UI" w:cs="Segoe UI"/>
-          <w:color w:val="1A1A1A"/>
-          <w:sz w:val="23"/>
-          <w:szCs w:val="23"/>
-          <w:lang w:val="es-ES"/>
-        </w:rPr>
-        <w:t xml:space="preserve"> (lunes a viernes), con ayuda de </w:t>
-      </w:r>
-      <w:r>
-        <w:rPr>
-          <w:rStyle w:val="Fuerte"/>
-          <w:rFonts w:ascii="Segoe UI" w:eastAsia="Times New Roman" w:hAnsi="Segoe UI" w:cs="Segoe UI"/>
-          <w:color w:val="1A1A1A"/>
-          <w:sz w:val="23"/>
-          <w:szCs w:val="23"/>
-          <w:lang w:val="es-ES"/>
-        </w:rPr>
-        <w:t>inteligencia artificial</w:t>
-      </w:r>
-      <w:r>
-        <w:rPr>
-          <w:rFonts w:ascii="Segoe UI" w:eastAsia="Times New Roman" w:hAnsi="Segoe UI" w:cs="Segoe UI"/>
-          <w:color w:val="1A1A1A"/>
-          <w:sz w:val="23"/>
-          <w:szCs w:val="23"/>
-          <w:lang w:val="es-ES"/>
-        </w:rPr>
-        <w:t>.</w:t>
-      </w:r>
-    </w:p>
-    <w:p>
-      <w:pPr>
-        <w:numPr>
-          <w:ilvl w:val="0"/>
-          <w:numId w:val="1"/>
-        </w:numPr>
-        <w:spacing w:before="45" w:after="45"/>
-        <w:ind w:left="810"/>
-        <w:divId w:val="2109502410"/>
-        <w:rPr>
-          <w:rFonts w:ascii="Segoe UI" w:eastAsia="Times New Roman" w:hAnsi="Segoe UI" w:cs="Segoe UI"/>
-          <w:color w:val="1A1A1A"/>
-          <w:sz w:val="23"/>
-          <w:szCs w:val="23"/>
-          <w:lang w:val="es-ES"/>
-        </w:rPr>
-      </w:pPr>
-      <w:r>
-        <w:rPr>
-          <w:rFonts w:ascii="Segoe UI" w:eastAsia="Times New Roman" w:hAnsi="Segoe UI" w:cs="Segoe UI"/>
-          <w:color w:val="1A1A1A"/>
-          <w:sz w:val="23"/>
-          <w:szCs w:val="23"/>
-          <w:lang w:val="es-ES"/>
-        </w:rPr>
-        <w:t xml:space="preserve">Los </w:t>
-      </w:r>
-      <w:r>
-        <w:rPr>
-          <w:rStyle w:val="Fuerte"/>
-          <w:rFonts w:ascii="Segoe UI" w:eastAsia="Times New Roman" w:hAnsi="Segoe UI" w:cs="Segoe UI"/>
-          <w:color w:val="1A1A1A"/>
-          <w:sz w:val="23"/>
-          <w:szCs w:val="23"/>
-          <w:lang w:val="es-ES"/>
-        </w:rPr>
-        <w:t>invitados externos</w:t>
-      </w:r>
-      <w:r>
-        <w:rPr>
-          <w:rFonts w:ascii="Segoe UI" w:eastAsia="Times New Roman" w:hAnsi="Segoe UI" w:cs="Segoe UI"/>
-          <w:color w:val="1A1A1A"/>
-          <w:sz w:val="23"/>
-          <w:szCs w:val="23"/>
-          <w:lang w:val="es-ES"/>
-        </w:rPr>
-        <w:t xml:space="preserve"> que consumen en el comedor.</w:t>
-      </w:r>
-    </w:p>
-    <w:p>
-      <w:pPr>
-        <w:numPr>
-          <w:ilvl w:val="0"/>
-          <w:numId w:val="1"/>
-        </w:numPr>
-        <w:spacing w:before="45" w:after="45"/>
-        <w:ind w:left="810"/>
-        <w:divId w:val="2109502410"/>
-        <w:rPr>
-          <w:rFonts w:ascii="Segoe UI" w:eastAsia="Times New Roman" w:hAnsi="Segoe UI" w:cs="Segoe UI"/>
-          <w:color w:val="1A1A1A"/>
-          <w:sz w:val="23"/>
-          <w:szCs w:val="23"/>
-          <w:lang w:val="es-ES"/>
-        </w:rPr>
-      </w:pPr>
-      <w:r>
-        <w:rPr>
-          <w:rFonts w:ascii="Segoe UI" w:eastAsia="Times New Roman" w:hAnsi="Segoe UI" w:cs="Segoe UI"/>
-          <w:color w:val="1A1A1A"/>
-          <w:sz w:val="23"/>
-          <w:szCs w:val="23"/>
-          <w:lang w:val="es-ES"/>
-        </w:rPr>
-        <w:t xml:space="preserve">Los </w:t>
-      </w:r>
-      <w:r>
-        <w:rPr>
-          <w:rStyle w:val="Fuerte"/>
-          <w:rFonts w:ascii="Segoe UI" w:eastAsia="Times New Roman" w:hAnsi="Segoe UI" w:cs="Segoe UI"/>
-          <w:color w:val="1A1A1A"/>
-          <w:sz w:val="23"/>
-          <w:szCs w:val="23"/>
-          <w:lang w:val="es-ES"/>
-        </w:rPr>
-        <w:t>historiales</w:t>
-      </w:r>
-      <w:r>
-        <w:rPr>
-          <w:rFonts w:ascii="Segoe UI" w:eastAsia="Times New Roman" w:hAnsi="Segoe UI" w:cs="Segoe UI"/>
-          <w:color w:val="1A1A1A"/>
-          <w:sz w:val="23"/>
-          <w:szCs w:val="23"/>
-          <w:lang w:val="es-ES"/>
-        </w:rPr>
-        <w:t xml:space="preserve"> de consumo por día y por estudiante.</w:t>
-      </w:r>
-    </w:p>
-    <w:p>
-      <w:pPr>
-        <w:numPr>
-          <w:ilvl w:val="0"/>
-          <w:numId w:val="1"/>
-        </w:numPr>
-        <w:spacing w:before="45" w:after="45"/>
-        <w:ind w:left="810"/>
-        <w:divId w:val="2109502410"/>
-        <w:rPr>
-          <w:rFonts w:ascii="Segoe UI" w:eastAsia="Times New Roman" w:hAnsi="Segoe UI" w:cs="Segoe UI"/>
-          <w:color w:val="1A1A1A"/>
-          <w:sz w:val="23"/>
-          <w:szCs w:val="23"/>
-          <w:lang w:val="es-ES"/>
-        </w:rPr>
-      </w:pPr>
-      <w:r>
-        <w:rPr>
-          <w:rFonts w:ascii="Segoe UI" w:eastAsia="Times New Roman" w:hAnsi="Segoe UI" w:cs="Segoe UI"/>
-          <w:color w:val="1A1A1A"/>
-          <w:sz w:val="23"/>
-          <w:szCs w:val="23"/>
-          <w:lang w:val="es-ES"/>
-        </w:rPr>
-        <w:t xml:space="preserve">La </w:t>
-      </w:r>
-      <w:r>
-        <w:rPr>
-          <w:rStyle w:val="Fuerte"/>
-          <w:rFonts w:ascii="Segoe UI" w:eastAsia="Times New Roman" w:hAnsi="Segoe UI" w:cs="Segoe UI"/>
-          <w:color w:val="1A1A1A"/>
-          <w:sz w:val="23"/>
-          <w:szCs w:val="23"/>
-          <w:lang w:val="es-ES"/>
-        </w:rPr>
-        <w:t>predicción de demanda</w:t>
-      </w:r>
-      <w:r>
-        <w:rPr>
-          <w:rFonts w:ascii="Segoe UI" w:eastAsia="Times New Roman" w:hAnsi="Segoe UI" w:cs="Segoe UI"/>
-          <w:color w:val="1A1A1A"/>
-          <w:sz w:val="23"/>
-          <w:szCs w:val="23"/>
-          <w:lang w:val="es-ES"/>
-        </w:rPr>
-        <w:t xml:space="preserve"> para planificar compras.</w:t>
-      </w:r>
-    </w:p>
-    <w:p>
-      <w:pPr>
-        <w:numPr>
-          <w:ilvl w:val="0"/>
-          <w:numId w:val="1"/>
-        </w:numPr>
-        <w:spacing w:before="45" w:after="45"/>
-        <w:ind w:left="810"/>
-        <w:divId w:val="2109502410"/>
-        <w:rPr>
-          <w:rFonts w:ascii="Segoe UI" w:eastAsia="Times New Roman" w:hAnsi="Segoe UI" w:cs="Segoe UI"/>
-          <w:color w:val="1A1A1A"/>
-          <w:sz w:val="23"/>
-          <w:szCs w:val="23"/>
-          <w:lang w:val="es-ES"/>
-        </w:rPr>
-      </w:pPr>
-      <w:r>
-        <w:rPr>
-          <w:rFonts w:ascii="Segoe UI" w:eastAsia="Times New Roman" w:hAnsi="Segoe UI" w:cs="Segoe UI"/>
-          <w:color w:val="1A1A1A"/>
-          <w:sz w:val="23"/>
-          <w:szCs w:val="23"/>
-          <w:lang w:val="es-ES"/>
-        </w:rPr>
-        <w:t xml:space="preserve">La exportación de </w:t>
-      </w:r>
-      <w:r>
-        <w:rPr>
-          <w:rStyle w:val="Fuerte"/>
-          <w:rFonts w:ascii="Segoe UI" w:eastAsia="Times New Roman" w:hAnsi="Segoe UI" w:cs="Segoe UI"/>
-          <w:color w:val="1A1A1A"/>
-          <w:sz w:val="23"/>
-          <w:szCs w:val="23"/>
-          <w:lang w:val="es-ES"/>
-        </w:rPr>
-        <w:t>reportes en Excel y PDF</w:t>
-      </w:r>
-      <w:r>
-        <w:rPr>
-          <w:rFonts w:ascii="Segoe UI" w:eastAsia="Times New Roman" w:hAnsi="Segoe UI" w:cs="Segoe UI"/>
-          <w:color w:val="1A1A1A"/>
-          <w:sz w:val="23"/>
-          <w:szCs w:val="23"/>
-          <w:lang w:val="es-ES"/>
-        </w:rPr>
-        <w:t>.</w:t>
+        <w:t>Estudiante</w:t>
+      </w:r>
+      <w:r>
+        <w:rPr>
+          <w:rFonts w:ascii="Segoe UI" w:eastAsia="Times New Roman" w:hAnsi="Segoe UI" w:cs="Segoe UI"/>
+          <w:color w:val="1A1A1A"/>
+          <w:sz w:val="23"/>
+          <w:szCs w:val="23"/>
+          <w:lang w:val="es-ES"/>
+        </w:rPr>
+        <w:t xml:space="preserve"> </w:t>
+      </w:r>
+      <w:r>
+        <w:rPr>
+          <w:rFonts w:ascii="Segoe UI" w:eastAsia="Times New Roman" w:hAnsi="Segoe UI" w:cs="Segoe UI"/>
+          <w:color w:val="1A1A1A"/>
+          <w:sz w:val="23"/>
+          <w:szCs w:val="23"/>
+          <w:lang w:val="es-ES"/>
+        </w:rPr>
+        <w:t>→ Portal de estudiantes (menú, asistencia, biblioteca, notificaciones, QR).</w:t>
+      </w:r>
+    </w:p>
+    <w:p>
+      <w:pPr>
+        <w:spacing w:before="360" w:after="360"/>
+        <w:divId w:val="1928610419"/>
+        <w:rPr>
+          <w:rFonts w:ascii="Segoe UI" w:eastAsia="Times New Roman" w:hAnsi="Segoe UI" w:cs="Segoe UI"/>
+          <w:color w:val="1A1A1A"/>
+          <w:sz w:val="23"/>
+          <w:szCs w:val="23"/>
+          <w:lang w:val="es-ES"/>
+        </w:rPr>
+      </w:pPr>
+      <w:r>
+        <w:rPr>
+          <w:rFonts w:ascii="Segoe UI" w:eastAsia="Times New Roman" w:hAnsi="Segoe UI" w:cs="Segoe UI"/>
+          <w:color w:val="1A1A1A"/>
+          <w:sz w:val="23"/>
+          <w:szCs w:val="23"/>
+          <w:lang w:val="es-ES"/>
+        </w:rPr>
+        <w:pict w14:anchorId="25E61BCD">
+          <v:rect id="_x0000_i1027" style="width:0;height:1.5pt" o:hralign="center" o:hrstd="t" o:hr="t" fillcolor="#a0a0a0" stroked="f"/>
+        </w:pict>
+      </w:r>
+    </w:p>
+    <w:p>
+      <w:pPr>
+        <w:pStyle w:val="Ttulo2"/>
+        <w:divId w:val="1928610419"/>
+        <w:rPr>
+          <w:rFonts w:ascii="Segoe UI" w:eastAsia="Times New Roman" w:hAnsi="Segoe UI" w:cs="Segoe UI"/>
+          <w:lang w:val="es-ES"/>
+        </w:rPr>
+      </w:pPr>
+      <w:r>
+        <w:rPr>
+          <w:rFonts w:ascii="Segoe UI" w:eastAsia="Times New Roman" w:hAnsi="Segoe UI" w:cs="Segoe UI"/>
+          <w:lang w:val="es-ES"/>
+        </w:rPr>
+        <w:t>2. Componentes de la plataforma</w:t>
       </w:r>
     </w:p>
     <w:p>
       <w:pPr>
         <w:pStyle w:val="Ttulo3"/>
-        <w:divId w:val="2109502410"/>
-        <w:rPr>
-          <w:rFonts w:ascii="Segoe UI" w:eastAsia="Times New Roman" w:hAnsi="Segoe UI" w:cs="Segoe UI"/>
-          <w:lang w:val="es-ES"/>
-        </w:rPr>
-      </w:pPr>
-      <w:r>
-        <w:rPr>
-          <w:rFonts w:ascii="Segoe UI" w:eastAsia="Times New Roman" w:hAnsi="Segoe UI" w:cs="Segoe UI"/>
-          <w:lang w:val="es-ES"/>
-        </w:rPr>
-        <w:t>2.2 Bibliogest — Módulo de la biblioteca</w:t>
+        <w:divId w:val="1928610419"/>
+        <w:rPr>
+          <w:rFonts w:ascii="Segoe UI" w:eastAsia="Times New Roman" w:hAnsi="Segoe UI" w:cs="Segoe UI"/>
+          <w:lang w:val="es-ES"/>
+        </w:rPr>
+      </w:pPr>
+      <w:r>
+        <w:rPr>
+          <w:rFonts w:ascii="Segoe UI" w:eastAsia="Times New Roman" w:hAnsi="Segoe UI" w:cs="Segoe UI"/>
+          <w:lang w:val="es-ES"/>
+        </w:rPr>
+        <w:t>2.1 ComeID — Módulo del comedor</w:t>
       </w:r>
     </w:p>
     <w:p>
       <w:pPr>
         <w:pStyle w:val="NormalWeb"/>
-        <w:divId w:val="2109502410"/>
+        <w:divId w:val="1928610419"/>
         <w:rPr>
           <w:rFonts w:ascii="Segoe UI" w:hAnsi="Segoe UI" w:cs="Segoe UI"/>
           <w:color w:val="1A1A1A"/>
@@ -1257,7 +1094,7 @@
           <w:szCs w:val="23"/>
           <w:lang w:val="es-ES"/>
         </w:rPr>
-        <w:t>Permite al bibliotecario administrar:</w:t>
+        <w:t>Permite al personal administrar:</w:t>
       </w:r>
     </w:p>
     <w:p>
@@ -1268,7 +1105,7 @@
         </w:numPr>
         <w:spacing w:before="45" w:after="45"/>
         <w:ind w:left="810"/>
-        <w:divId w:val="2109502410"/>
+        <w:divId w:val="1928610419"/>
         <w:rPr>
           <w:rFonts w:ascii="Segoe UI" w:eastAsia="Times New Roman" w:hAnsi="Segoe UI" w:cs="Segoe UI"/>
           <w:color w:val="1A1A1A"/>
@@ -1296,27 +1133,38 @@
           <w:szCs w:val="23"/>
           <w:lang w:val="es-ES"/>
         </w:rPr>
-        <w:t>catálogo de libros</w:t>
-      </w:r>
-      <w:r>
-        <w:rPr>
-          <w:rFonts w:ascii="Segoe UI" w:eastAsia="Times New Roman" w:hAnsi="Segoe UI" w:cs="Segoe UI"/>
-          <w:color w:val="1A1A1A"/>
-          <w:sz w:val="23"/>
-          <w:szCs w:val="23"/>
-          <w:lang w:val="es-ES"/>
-        </w:rPr>
-        <w:t xml:space="preserve"> </w:t>
-      </w:r>
-      <w:r>
-        <w:rPr>
-          <w:rFonts w:ascii="Segoe UI" w:eastAsia="Times New Roman" w:hAnsi="Segoe UI" w:cs="Segoe UI"/>
-          <w:color w:val="1A1A1A"/>
-          <w:sz w:val="23"/>
-          <w:szCs w:val="23"/>
-          <w:lang w:val="es-ES"/>
-        </w:rPr>
-        <w:t>(título, autor, categoría, código, ejemplares).</w:t>
+        <w:t>registro de estudiantes</w:t>
+      </w:r>
+      <w:r>
+        <w:rPr>
+          <w:rFonts w:ascii="Segoe UI" w:eastAsia="Times New Roman" w:hAnsi="Segoe UI" w:cs="Segoe UI"/>
+          <w:color w:val="1A1A1A"/>
+          <w:sz w:val="23"/>
+          <w:szCs w:val="23"/>
+          <w:lang w:val="es-ES"/>
+        </w:rPr>
+        <w:t xml:space="preserve"> y sus </w:t>
+      </w:r>
+      <w:r>
+        <w:rPr>
+          <w:rStyle w:val="Fuerte"/>
+          <w:rFonts w:ascii="Segoe UI" w:eastAsia="Times New Roman" w:hAnsi="Segoe UI" w:cs="Segoe UI"/>
+          <w:color w:val="1A1A1A"/>
+          <w:sz w:val="23"/>
+          <w:szCs w:val="23"/>
+          <w:lang w:val="es-ES"/>
+        </w:rPr>
+        <w:t>cuentas de acceso</w:t>
+      </w:r>
+      <w:r>
+        <w:rPr>
+          <w:rFonts w:ascii="Segoe UI" w:eastAsia="Times New Roman" w:hAnsi="Segoe UI" w:cs="Segoe UI"/>
+          <w:color w:val="1A1A1A"/>
+          <w:sz w:val="23"/>
+          <w:szCs w:val="23"/>
+          <w:lang w:val="es-ES"/>
+        </w:rPr>
+        <w:t xml:space="preserve"> (con correo y contraseña).</w:t>
       </w:r>
     </w:p>
     <w:p>
@@ -1327,24 +1175,24 @@
         </w:numPr>
         <w:spacing w:before="45" w:after="45"/>
         <w:ind w:left="810"/>
-        <w:divId w:val="2109502410"/>
-        <w:rPr>
-          <w:rFonts w:ascii="Segoe UI" w:eastAsia="Times New Roman" w:hAnsi="Segoe UI" w:cs="Segoe UI"/>
-          <w:color w:val="1A1A1A"/>
-          <w:sz w:val="23"/>
-          <w:szCs w:val="23"/>
-          <w:lang w:val="es-ES"/>
-        </w:rPr>
-      </w:pPr>
-      <w:r>
-        <w:rPr>
-          <w:rFonts w:ascii="Segoe UI" w:eastAsia="Times New Roman" w:hAnsi="Segoe UI" w:cs="Segoe UI"/>
-          <w:color w:val="1A1A1A"/>
-          <w:sz w:val="23"/>
-          <w:szCs w:val="23"/>
-          <w:lang w:val="es-ES"/>
-        </w:rPr>
-        <w:t xml:space="preserve">Los </w:t>
+        <w:divId w:val="1928610419"/>
+        <w:rPr>
+          <w:rFonts w:ascii="Segoe UI" w:eastAsia="Times New Roman" w:hAnsi="Segoe UI" w:cs="Segoe UI"/>
+          <w:color w:val="1A1A1A"/>
+          <w:sz w:val="23"/>
+          <w:szCs w:val="23"/>
+          <w:lang w:val="es-ES"/>
+        </w:rPr>
+      </w:pPr>
+      <w:r>
+        <w:rPr>
+          <w:rFonts w:ascii="Segoe UI" w:eastAsia="Times New Roman" w:hAnsi="Segoe UI" w:cs="Segoe UI"/>
+          <w:color w:val="1A1A1A"/>
+          <w:sz w:val="23"/>
+          <w:szCs w:val="23"/>
+          <w:lang w:val="es-ES"/>
+        </w:rPr>
+        <w:t xml:space="preserve">El </w:t>
       </w:r>
       <w:r>
         <w:rPr>
@@ -1355,17 +1203,38 @@
           <w:szCs w:val="23"/>
           <w:lang w:val="es-ES"/>
         </w:rPr>
-        <w:t>socios de la biblioteca</w:t>
-      </w:r>
-      <w:r>
-        <w:rPr>
-          <w:rFonts w:ascii="Segoe UI" w:eastAsia="Times New Roman" w:hAnsi="Segoe UI" w:cs="Segoe UI"/>
-          <w:color w:val="1A1A1A"/>
-          <w:sz w:val="23"/>
-          <w:szCs w:val="23"/>
-          <w:lang w:val="es-ES"/>
-        </w:rPr>
-        <w:t xml:space="preserve"> (estudiantes que la usan).</w:t>
+        <w:t>control de asistencia diaria</w:t>
+      </w:r>
+      <w:r>
+        <w:rPr>
+          <w:rFonts w:ascii="Segoe UI" w:eastAsia="Times New Roman" w:hAnsi="Segoe UI" w:cs="Segoe UI"/>
+          <w:color w:val="1A1A1A"/>
+          <w:sz w:val="23"/>
+          <w:szCs w:val="23"/>
+          <w:lang w:val="es-ES"/>
+        </w:rPr>
+        <w:t xml:space="preserve"> por </w:t>
+      </w:r>
+      <w:r>
+        <w:rPr>
+          <w:rStyle w:val="Fuerte"/>
+          <w:rFonts w:ascii="Segoe UI" w:eastAsia="Times New Roman" w:hAnsi="Segoe UI" w:cs="Segoe UI"/>
+          <w:color w:val="1A1A1A"/>
+          <w:sz w:val="23"/>
+          <w:szCs w:val="23"/>
+          <w:lang w:val="es-ES"/>
+        </w:rPr>
+        <w:t>escaneo de código QR</w:t>
+      </w:r>
+      <w:r>
+        <w:rPr>
+          <w:rFonts w:ascii="Segoe UI" w:eastAsia="Times New Roman" w:hAnsi="Segoe UI" w:cs="Segoe UI"/>
+          <w:color w:val="1A1A1A"/>
+          <w:sz w:val="23"/>
+          <w:szCs w:val="23"/>
+          <w:lang w:val="es-ES"/>
+        </w:rPr>
+        <w:t>.</w:t>
       </w:r>
     </w:p>
     <w:p>
@@ -1376,24 +1245,24 @@
         </w:numPr>
         <w:spacing w:before="45" w:after="45"/>
         <w:ind w:left="810"/>
-        <w:divId w:val="2109502410"/>
-        <w:rPr>
-          <w:rFonts w:ascii="Segoe UI" w:eastAsia="Times New Roman" w:hAnsi="Segoe UI" w:cs="Segoe UI"/>
-          <w:color w:val="1A1A1A"/>
-          <w:sz w:val="23"/>
-          <w:szCs w:val="23"/>
-          <w:lang w:val="es-ES"/>
-        </w:rPr>
-      </w:pPr>
-      <w:r>
-        <w:rPr>
-          <w:rFonts w:ascii="Segoe UI" w:eastAsia="Times New Roman" w:hAnsi="Segoe UI" w:cs="Segoe UI"/>
-          <w:color w:val="1A1A1A"/>
-          <w:sz w:val="23"/>
-          <w:szCs w:val="23"/>
-          <w:lang w:val="es-ES"/>
-        </w:rPr>
-        <w:t xml:space="preserve">Los </w:t>
+        <w:divId w:val="1928610419"/>
+        <w:rPr>
+          <w:rFonts w:ascii="Segoe UI" w:eastAsia="Times New Roman" w:hAnsi="Segoe UI" w:cs="Segoe UI"/>
+          <w:color w:val="1A1A1A"/>
+          <w:sz w:val="23"/>
+          <w:szCs w:val="23"/>
+          <w:lang w:val="es-ES"/>
+        </w:rPr>
+      </w:pPr>
+      <w:r>
+        <w:rPr>
+          <w:rFonts w:ascii="Segoe UI" w:eastAsia="Times New Roman" w:hAnsi="Segoe UI" w:cs="Segoe UI"/>
+          <w:color w:val="1A1A1A"/>
+          <w:sz w:val="23"/>
+          <w:szCs w:val="23"/>
+          <w:lang w:val="es-ES"/>
+        </w:rPr>
+        <w:t xml:space="preserve">El </w:t>
       </w:r>
       <w:r>
         <w:rPr>
@@ -1404,17 +1273,17 @@
           <w:szCs w:val="23"/>
           <w:lang w:val="es-ES"/>
         </w:rPr>
-        <w:t>préstamos</w:t>
-      </w:r>
-      <w:r>
-        <w:rPr>
-          <w:rFonts w:ascii="Segoe UI" w:eastAsia="Times New Roman" w:hAnsi="Segoe UI" w:cs="Segoe UI"/>
-          <w:color w:val="1A1A1A"/>
-          <w:sz w:val="23"/>
-          <w:szCs w:val="23"/>
-          <w:lang w:val="es-ES"/>
-        </w:rPr>
-        <w:t xml:space="preserve">, </w:t>
+        <w:t>menú semanal</w:t>
+      </w:r>
+      <w:r>
+        <w:rPr>
+          <w:rFonts w:ascii="Segoe UI" w:eastAsia="Times New Roman" w:hAnsi="Segoe UI" w:cs="Segoe UI"/>
+          <w:color w:val="1A1A1A"/>
+          <w:sz w:val="23"/>
+          <w:szCs w:val="23"/>
+          <w:lang w:val="es-ES"/>
+        </w:rPr>
+        <w:t xml:space="preserve"> (lunes a viernes), con ayuda de </w:t>
       </w:r>
       <w:r>
         <w:rPr>
@@ -1425,38 +1294,17 @@
           <w:szCs w:val="23"/>
           <w:lang w:val="es-ES"/>
         </w:rPr>
-        <w:t>devoluciones</w:t>
-      </w:r>
-      <w:r>
-        <w:rPr>
-          <w:rFonts w:ascii="Segoe UI" w:eastAsia="Times New Roman" w:hAnsi="Segoe UI" w:cs="Segoe UI"/>
-          <w:color w:val="1A1A1A"/>
-          <w:sz w:val="23"/>
-          <w:szCs w:val="23"/>
-          <w:lang w:val="es-ES"/>
-        </w:rPr>
-        <w:t xml:space="preserve"> y </w:t>
-      </w:r>
-      <w:r>
-        <w:rPr>
-          <w:rStyle w:val="Fuerte"/>
-          <w:rFonts w:ascii="Segoe UI" w:eastAsia="Times New Roman" w:hAnsi="Segoe UI" w:cs="Segoe UI"/>
-          <w:color w:val="1A1A1A"/>
-          <w:sz w:val="23"/>
-          <w:szCs w:val="23"/>
-          <w:lang w:val="es-ES"/>
-        </w:rPr>
-        <w:t>reservas</w:t>
-      </w:r>
-      <w:r>
-        <w:rPr>
-          <w:rFonts w:ascii="Segoe UI" w:eastAsia="Times New Roman" w:hAnsi="Segoe UI" w:cs="Segoe UI"/>
-          <w:color w:val="1A1A1A"/>
-          <w:sz w:val="23"/>
-          <w:szCs w:val="23"/>
-          <w:lang w:val="es-ES"/>
-        </w:rPr>
-        <w:t xml:space="preserve"> de libros.</w:t>
+        <w:t>inteligencia artificial</w:t>
+      </w:r>
+      <w:r>
+        <w:rPr>
+          <w:rFonts w:ascii="Segoe UI" w:eastAsia="Times New Roman" w:hAnsi="Segoe UI" w:cs="Segoe UI"/>
+          <w:color w:val="1A1A1A"/>
+          <w:sz w:val="23"/>
+          <w:szCs w:val="23"/>
+          <w:lang w:val="es-ES"/>
+        </w:rPr>
+        <w:t>.</w:t>
       </w:r>
     </w:p>
     <w:p>
@@ -1467,24 +1315,24 @@
         </w:numPr>
         <w:spacing w:before="45" w:after="45"/>
         <w:ind w:left="810"/>
-        <w:divId w:val="2109502410"/>
-        <w:rPr>
-          <w:rFonts w:ascii="Segoe UI" w:eastAsia="Times New Roman" w:hAnsi="Segoe UI" w:cs="Segoe UI"/>
-          <w:color w:val="1A1A1A"/>
-          <w:sz w:val="23"/>
-          <w:szCs w:val="23"/>
-          <w:lang w:val="es-ES"/>
-        </w:rPr>
-      </w:pPr>
-      <w:r>
-        <w:rPr>
-          <w:rFonts w:ascii="Segoe UI" w:eastAsia="Times New Roman" w:hAnsi="Segoe UI" w:cs="Segoe UI"/>
-          <w:color w:val="1A1A1A"/>
-          <w:sz w:val="23"/>
-          <w:szCs w:val="23"/>
-          <w:lang w:val="es-ES"/>
-        </w:rPr>
-        <w:t xml:space="preserve">Las </w:t>
+        <w:divId w:val="1928610419"/>
+        <w:rPr>
+          <w:rFonts w:ascii="Segoe UI" w:eastAsia="Times New Roman" w:hAnsi="Segoe UI" w:cs="Segoe UI"/>
+          <w:color w:val="1A1A1A"/>
+          <w:sz w:val="23"/>
+          <w:szCs w:val="23"/>
+          <w:lang w:val="es-ES"/>
+        </w:rPr>
+      </w:pPr>
+      <w:r>
+        <w:rPr>
+          <w:rFonts w:ascii="Segoe UI" w:eastAsia="Times New Roman" w:hAnsi="Segoe UI" w:cs="Segoe UI"/>
+          <w:color w:val="1A1A1A"/>
+          <w:sz w:val="23"/>
+          <w:szCs w:val="23"/>
+          <w:lang w:val="es-ES"/>
+        </w:rPr>
+        <w:t xml:space="preserve">Los </w:t>
       </w:r>
       <w:r>
         <w:rPr>
@@ -1495,17 +1343,17 @@
           <w:szCs w:val="23"/>
           <w:lang w:val="es-ES"/>
         </w:rPr>
-        <w:t>alertas</w:t>
-      </w:r>
-      <w:r>
-        <w:rPr>
-          <w:rFonts w:ascii="Segoe UI" w:eastAsia="Times New Roman" w:hAnsi="Segoe UI" w:cs="Segoe UI"/>
-          <w:color w:val="1A1A1A"/>
-          <w:sz w:val="23"/>
-          <w:szCs w:val="23"/>
-          <w:lang w:val="es-ES"/>
-        </w:rPr>
-        <w:t xml:space="preserve"> de préstamos vencidos.</w:t>
+        <w:t>invitados externos</w:t>
+      </w:r>
+      <w:r>
+        <w:rPr>
+          <w:rFonts w:ascii="Segoe UI" w:eastAsia="Times New Roman" w:hAnsi="Segoe UI" w:cs="Segoe UI"/>
+          <w:color w:val="1A1A1A"/>
+          <w:sz w:val="23"/>
+          <w:szCs w:val="23"/>
+          <w:lang w:val="es-ES"/>
+        </w:rPr>
+        <w:t xml:space="preserve"> que consumen en el comedor.</w:t>
       </w:r>
     </w:p>
     <w:p>
@@ -1516,24 +1364,24 @@
         </w:numPr>
         <w:spacing w:before="45" w:after="45"/>
         <w:ind w:left="810"/>
-        <w:divId w:val="2109502410"/>
-        <w:rPr>
-          <w:rFonts w:ascii="Segoe UI" w:eastAsia="Times New Roman" w:hAnsi="Segoe UI" w:cs="Segoe UI"/>
-          <w:color w:val="1A1A1A"/>
-          <w:sz w:val="23"/>
-          <w:szCs w:val="23"/>
-          <w:lang w:val="es-ES"/>
-        </w:rPr>
-      </w:pPr>
-      <w:r>
-        <w:rPr>
-          <w:rFonts w:ascii="Segoe UI" w:eastAsia="Times New Roman" w:hAnsi="Segoe UI" w:cs="Segoe UI"/>
-          <w:color w:val="1A1A1A"/>
-          <w:sz w:val="23"/>
-          <w:szCs w:val="23"/>
-          <w:lang w:val="es-ES"/>
-        </w:rPr>
-        <w:t xml:space="preserve">La </w:t>
+        <w:divId w:val="1928610419"/>
+        <w:rPr>
+          <w:rFonts w:ascii="Segoe UI" w:eastAsia="Times New Roman" w:hAnsi="Segoe UI" w:cs="Segoe UI"/>
+          <w:color w:val="1A1A1A"/>
+          <w:sz w:val="23"/>
+          <w:szCs w:val="23"/>
+          <w:lang w:val="es-ES"/>
+        </w:rPr>
+      </w:pPr>
+      <w:r>
+        <w:rPr>
+          <w:rFonts w:ascii="Segoe UI" w:eastAsia="Times New Roman" w:hAnsi="Segoe UI" w:cs="Segoe UI"/>
+          <w:color w:val="1A1A1A"/>
+          <w:sz w:val="23"/>
+          <w:szCs w:val="23"/>
+          <w:lang w:val="es-ES"/>
+        </w:rPr>
+        <w:t xml:space="preserve">Los </w:t>
       </w:r>
       <w:r>
         <w:rPr>
@@ -1544,17 +1392,17 @@
           <w:szCs w:val="23"/>
           <w:lang w:val="es-ES"/>
         </w:rPr>
-        <w:t>ubicación</w:t>
-      </w:r>
-      <w:r>
-        <w:rPr>
-          <w:rFonts w:ascii="Segoe UI" w:eastAsia="Times New Roman" w:hAnsi="Segoe UI" w:cs="Segoe UI"/>
-          <w:color w:val="1A1A1A"/>
-          <w:sz w:val="23"/>
-          <w:szCs w:val="23"/>
-          <w:lang w:val="es-ES"/>
-        </w:rPr>
-        <w:t xml:space="preserve"> de los materiales (mapa de la biblioteca).</w:t>
+        <w:t>historiales</w:t>
+      </w:r>
+      <w:r>
+        <w:rPr>
+          <w:rFonts w:ascii="Segoe UI" w:eastAsia="Times New Roman" w:hAnsi="Segoe UI" w:cs="Segoe UI"/>
+          <w:color w:val="1A1A1A"/>
+          <w:sz w:val="23"/>
+          <w:szCs w:val="23"/>
+          <w:lang w:val="es-ES"/>
+        </w:rPr>
+        <w:t xml:space="preserve"> de consumo por día y por estudiante.</w:t>
       </w:r>
     </w:p>
     <w:p>
@@ -1565,15 +1413,25 @@
         </w:numPr>
         <w:spacing w:before="45" w:after="45"/>
         <w:ind w:left="810"/>
-        <w:divId w:val="2109502410"/>
-        <w:rPr>
-          <w:rFonts w:ascii="Segoe UI" w:eastAsia="Times New Roman" w:hAnsi="Segoe UI" w:cs="Segoe UI"/>
-          <w:color w:val="1A1A1A"/>
-          <w:sz w:val="23"/>
-          <w:szCs w:val="23"/>
-          <w:lang w:val="es-ES"/>
-        </w:rPr>
-      </w:pPr>
+        <w:divId w:val="1928610419"/>
+        <w:rPr>
+          <w:rFonts w:ascii="Segoe UI" w:eastAsia="Times New Roman" w:hAnsi="Segoe UI" w:cs="Segoe UI"/>
+          <w:color w:val="1A1A1A"/>
+          <w:sz w:val="23"/>
+          <w:szCs w:val="23"/>
+          <w:lang w:val="es-ES"/>
+        </w:rPr>
+      </w:pPr>
+      <w:r>
+        <w:rPr>
+          <w:rFonts w:ascii="Segoe UI" w:eastAsia="Times New Roman" w:hAnsi="Segoe UI" w:cs="Segoe UI"/>
+          <w:color w:val="1A1A1A"/>
+          <w:sz w:val="23"/>
+          <w:szCs w:val="23"/>
+          <w:lang w:val="es-ES"/>
+        </w:rPr>
+        <w:t xml:space="preserve">La </w:t>
+      </w:r>
       <w:r>
         <w:rPr>
           <w:rStyle w:val="Fuerte"/>
@@ -1583,17 +1441,45 @@
           <w:szCs w:val="23"/>
           <w:lang w:val="es-ES"/>
         </w:rPr>
-        <w:t>Reportes</w:t>
-      </w:r>
-      <w:r>
-        <w:rPr>
-          <w:rFonts w:ascii="Segoe UI" w:eastAsia="Times New Roman" w:hAnsi="Segoe UI" w:cs="Segoe UI"/>
-          <w:color w:val="1A1A1A"/>
-          <w:sz w:val="23"/>
-          <w:szCs w:val="23"/>
-          <w:lang w:val="es-ES"/>
-        </w:rPr>
-        <w:t xml:space="preserve"> y </w:t>
+        <w:t>predicción de demanda</w:t>
+      </w:r>
+      <w:r>
+        <w:rPr>
+          <w:rFonts w:ascii="Segoe UI" w:eastAsia="Times New Roman" w:hAnsi="Segoe UI" w:cs="Segoe UI"/>
+          <w:color w:val="1A1A1A"/>
+          <w:sz w:val="23"/>
+          <w:szCs w:val="23"/>
+          <w:lang w:val="es-ES"/>
+        </w:rPr>
+        <w:t xml:space="preserve"> para planificar compras.</w:t>
+      </w:r>
+    </w:p>
+    <w:p>
+      <w:pPr>
+        <w:numPr>
+          <w:ilvl w:val="0"/>
+          <w:numId w:val="2"/>
+        </w:numPr>
+        <w:spacing w:before="45" w:after="45"/>
+        <w:ind w:left="810"/>
+        <w:divId w:val="1928610419"/>
+        <w:rPr>
+          <w:rFonts w:ascii="Segoe UI" w:eastAsia="Times New Roman" w:hAnsi="Segoe UI" w:cs="Segoe UI"/>
+          <w:color w:val="1A1A1A"/>
+          <w:sz w:val="23"/>
+          <w:szCs w:val="23"/>
+          <w:lang w:val="es-ES"/>
+        </w:rPr>
+      </w:pPr>
+      <w:r>
+        <w:rPr>
+          <w:rFonts w:ascii="Segoe UI" w:eastAsia="Times New Roman" w:hAnsi="Segoe UI" w:cs="Segoe UI"/>
+          <w:color w:val="1A1A1A"/>
+          <w:sz w:val="23"/>
+          <w:szCs w:val="23"/>
+          <w:lang w:val="es-ES"/>
+        </w:rPr>
+        <w:t xml:space="preserve">La exportación de </w:t>
       </w:r>
       <w:r>
         <w:rPr>
@@ -1604,7 +1490,7 @@
           <w:szCs w:val="23"/>
           <w:lang w:val="es-ES"/>
         </w:rPr>
-        <w:t>recomendaciones por inteligencia artificial</w:t>
+        <w:t>reportes en Excel y PDF</w:t>
       </w:r>
       <w:r>
         <w:rPr>
@@ -1619,69 +1505,25 @@
     </w:p>
     <w:p>
       <w:pPr>
-        <w:shd w:val="clear" w:color="auto" w:fill="F2F4F8"/>
-        <w:divId w:val="858196813"/>
-        <w:rPr>
-          <w:rFonts w:ascii="Segoe UI" w:eastAsia="Times New Roman" w:hAnsi="Segoe UI" w:cs="Segoe UI"/>
-          <w:color w:val="333333"/>
-          <w:sz w:val="23"/>
-          <w:szCs w:val="23"/>
-          <w:lang w:val="es-ES"/>
-        </w:rPr>
-      </w:pPr>
-      <w:r>
-        <w:rPr>
-          <w:rFonts w:ascii="Segoe UI" w:eastAsia="Times New Roman" w:hAnsi="Segoe UI" w:cs="Segoe UI"/>
-          <w:color w:val="333333"/>
-          <w:sz w:val="23"/>
-          <w:szCs w:val="23"/>
-          <w:lang w:val="es-ES"/>
-        </w:rPr>
-        <w:t xml:space="preserve">IntegraID permite que la biblioteca funcione de forma </w:t>
-      </w:r>
-      <w:r>
-        <w:rPr>
-          <w:rStyle w:val="Fuerte"/>
-          <w:rFonts w:ascii="Segoe UI" w:eastAsia="Times New Roman" w:hAnsi="Segoe UI" w:cs="Segoe UI"/>
-          <w:color w:val="333333"/>
-          <w:sz w:val="23"/>
-          <w:szCs w:val="23"/>
-          <w:lang w:val="es-ES"/>
-        </w:rPr>
-        <w:t>independiente</w:t>
-      </w:r>
-      <w:r>
-        <w:rPr>
-          <w:rFonts w:ascii="Segoe UI" w:eastAsia="Times New Roman" w:hAnsi="Segoe UI" w:cs="Segoe UI"/>
-          <w:color w:val="333333"/>
-          <w:sz w:val="23"/>
-          <w:szCs w:val="23"/>
-          <w:lang w:val="es-ES"/>
-        </w:rPr>
-        <w:t xml:space="preserve"> del comedor: un estudiante puede comer en el comedor o no, pero aun así usar la biblioteca.</w:t>
-      </w:r>
-    </w:p>
-    <w:p>
-      <w:pPr>
         <w:pStyle w:val="Ttulo3"/>
-        <w:divId w:val="2109502410"/>
-        <w:rPr>
-          <w:rFonts w:ascii="Segoe UI" w:eastAsia="Times New Roman" w:hAnsi="Segoe UI" w:cs="Segoe UI"/>
-          <w:lang w:val="es-ES"/>
-        </w:rPr>
-      </w:pPr>
-      <w:r>
-        <w:rPr>
-          <w:rFonts w:ascii="Segoe UI" w:eastAsia="Times New Roman" w:hAnsi="Segoe UI" w:cs="Segoe UI"/>
-          <w:lang w:val="es-ES"/>
-        </w:rPr>
-        <w:t>2.3 Portal de Estudiantes</w:t>
+        <w:divId w:val="1928610419"/>
+        <w:rPr>
+          <w:rFonts w:ascii="Segoe UI" w:eastAsia="Times New Roman" w:hAnsi="Segoe UI" w:cs="Segoe UI"/>
+          <w:lang w:val="es-ES"/>
+        </w:rPr>
+      </w:pPr>
+      <w:r>
+        <w:rPr>
+          <w:rFonts w:ascii="Segoe UI" w:eastAsia="Times New Roman" w:hAnsi="Segoe UI" w:cs="Segoe UI"/>
+          <w:lang w:val="es-ES"/>
+        </w:rPr>
+        <w:t>2.2 Bibliogest — Módulo de la biblioteca</w:t>
       </w:r>
     </w:p>
     <w:p>
       <w:pPr>
         <w:pStyle w:val="NormalWeb"/>
-        <w:divId w:val="2109502410"/>
+        <w:divId w:val="1928610419"/>
         <w:rPr>
           <w:rFonts w:ascii="Segoe UI" w:hAnsi="Segoe UI" w:cs="Segoe UI"/>
           <w:color w:val="1A1A1A"/>
@@ -1698,28 +1540,7 @@
           <w:szCs w:val="23"/>
           <w:lang w:val="es-ES"/>
         </w:rPr>
-        <w:t xml:space="preserve">Es la aplicación para el </w:t>
-      </w:r>
-      <w:r>
-        <w:rPr>
-          <w:rStyle w:val="Fuerte"/>
-          <w:rFonts w:ascii="Segoe UI" w:hAnsi="Segoe UI" w:cs="Segoe UI"/>
-          <w:color w:val="1A1A1A"/>
-          <w:sz w:val="23"/>
-          <w:szCs w:val="23"/>
-          <w:lang w:val="es-ES"/>
-        </w:rPr>
-        <w:t>estudiante</w:t>
-      </w:r>
-      <w:r>
-        <w:rPr>
-          <w:rFonts w:ascii="Segoe UI" w:hAnsi="Segoe UI" w:cs="Segoe UI"/>
-          <w:color w:val="1A1A1A"/>
-          <w:sz w:val="23"/>
-          <w:szCs w:val="23"/>
-          <w:lang w:val="es-ES"/>
-        </w:rPr>
-        <w:t>:</w:t>
+        <w:t>Permite al bibliotecario administrar:</w:t>
       </w:r>
     </w:p>
     <w:p>
@@ -1730,24 +1551,24 @@
         </w:numPr>
         <w:spacing w:before="45" w:after="45"/>
         <w:ind w:left="810"/>
-        <w:divId w:val="2109502410"/>
-        <w:rPr>
-          <w:rFonts w:ascii="Segoe UI" w:eastAsia="Times New Roman" w:hAnsi="Segoe UI" w:cs="Segoe UI"/>
-          <w:color w:val="1A1A1A"/>
-          <w:sz w:val="23"/>
-          <w:szCs w:val="23"/>
-          <w:lang w:val="es-ES"/>
-        </w:rPr>
-      </w:pPr>
-      <w:r>
-        <w:rPr>
-          <w:rFonts w:ascii="Segoe UI" w:eastAsia="Times New Roman" w:hAnsi="Segoe UI" w:cs="Segoe UI"/>
-          <w:color w:val="1A1A1A"/>
-          <w:sz w:val="23"/>
-          <w:szCs w:val="23"/>
-          <w:lang w:val="es-ES"/>
-        </w:rPr>
-        <w:t xml:space="preserve">Ver el </w:t>
+        <w:divId w:val="1928610419"/>
+        <w:rPr>
+          <w:rFonts w:ascii="Segoe UI" w:eastAsia="Times New Roman" w:hAnsi="Segoe UI" w:cs="Segoe UI"/>
+          <w:color w:val="1A1A1A"/>
+          <w:sz w:val="23"/>
+          <w:szCs w:val="23"/>
+          <w:lang w:val="es-ES"/>
+        </w:rPr>
+      </w:pPr>
+      <w:r>
+        <w:rPr>
+          <w:rFonts w:ascii="Segoe UI" w:eastAsia="Times New Roman" w:hAnsi="Segoe UI" w:cs="Segoe UI"/>
+          <w:color w:val="1A1A1A"/>
+          <w:sz w:val="23"/>
+          <w:szCs w:val="23"/>
+          <w:lang w:val="es-ES"/>
+        </w:rPr>
+        <w:t xml:space="preserve">El </w:t>
       </w:r>
       <w:r>
         <w:rPr>
@@ -1758,38 +1579,17 @@
           <w:szCs w:val="23"/>
           <w:lang w:val="es-ES"/>
         </w:rPr>
-        <w:t>menú del día</w:t>
-      </w:r>
-      <w:r>
-        <w:rPr>
-          <w:rFonts w:ascii="Segoe UI" w:eastAsia="Times New Roman" w:hAnsi="Segoe UI" w:cs="Segoe UI"/>
-          <w:color w:val="1A1A1A"/>
-          <w:sz w:val="23"/>
-          <w:szCs w:val="23"/>
-          <w:lang w:val="es-ES"/>
-        </w:rPr>
-        <w:t xml:space="preserve"> y su propia </w:t>
-      </w:r>
-      <w:r>
-        <w:rPr>
-          <w:rStyle w:val="Fuerte"/>
-          <w:rFonts w:ascii="Segoe UI" w:eastAsia="Times New Roman" w:hAnsi="Segoe UI" w:cs="Segoe UI"/>
-          <w:color w:val="1A1A1A"/>
-          <w:sz w:val="23"/>
-          <w:szCs w:val="23"/>
-          <w:lang w:val="es-ES"/>
-        </w:rPr>
-        <w:t>asistencia</w:t>
-      </w:r>
-      <w:r>
-        <w:rPr>
-          <w:rFonts w:ascii="Segoe UI" w:eastAsia="Times New Roman" w:hAnsi="Segoe UI" w:cs="Segoe UI"/>
-          <w:color w:val="1A1A1A"/>
-          <w:sz w:val="23"/>
-          <w:szCs w:val="23"/>
-          <w:lang w:val="es-ES"/>
-        </w:rPr>
-        <w:t xml:space="preserve"> al comedor.</w:t>
+        <w:t>catálogo de libros</w:t>
+      </w:r>
+      <w:r>
+        <w:rPr>
+          <w:rFonts w:ascii="Segoe UI" w:eastAsia="Times New Roman" w:hAnsi="Segoe UI" w:cs="Segoe UI"/>
+          <w:color w:val="1A1A1A"/>
+          <w:sz w:val="23"/>
+          <w:szCs w:val="23"/>
+          <w:lang w:val="es-ES"/>
+        </w:rPr>
+        <w:t xml:space="preserve"> (título, autor, categoría, código, ejemplares).</w:t>
       </w:r>
     </w:p>
     <w:p>
@@ -1800,24 +1600,24 @@
         </w:numPr>
         <w:spacing w:before="45" w:after="45"/>
         <w:ind w:left="810"/>
-        <w:divId w:val="2109502410"/>
-        <w:rPr>
-          <w:rFonts w:ascii="Segoe UI" w:eastAsia="Times New Roman" w:hAnsi="Segoe UI" w:cs="Segoe UI"/>
-          <w:color w:val="1A1A1A"/>
-          <w:sz w:val="23"/>
-          <w:szCs w:val="23"/>
-          <w:lang w:val="es-ES"/>
-        </w:rPr>
-      </w:pPr>
-      <w:r>
-        <w:rPr>
-          <w:rFonts w:ascii="Segoe UI" w:eastAsia="Times New Roman" w:hAnsi="Segoe UI" w:cs="Segoe UI"/>
-          <w:color w:val="1A1A1A"/>
-          <w:sz w:val="23"/>
-          <w:szCs w:val="23"/>
-          <w:lang w:val="es-ES"/>
-        </w:rPr>
-        <w:t xml:space="preserve">Ver sus </w:t>
+        <w:divId w:val="1928610419"/>
+        <w:rPr>
+          <w:rFonts w:ascii="Segoe UI" w:eastAsia="Times New Roman" w:hAnsi="Segoe UI" w:cs="Segoe UI"/>
+          <w:color w:val="1A1A1A"/>
+          <w:sz w:val="23"/>
+          <w:szCs w:val="23"/>
+          <w:lang w:val="es-ES"/>
+        </w:rPr>
+      </w:pPr>
+      <w:r>
+        <w:rPr>
+          <w:rFonts w:ascii="Segoe UI" w:eastAsia="Times New Roman" w:hAnsi="Segoe UI" w:cs="Segoe UI"/>
+          <w:color w:val="1A1A1A"/>
+          <w:sz w:val="23"/>
+          <w:szCs w:val="23"/>
+          <w:lang w:val="es-ES"/>
+        </w:rPr>
+        <w:t xml:space="preserve">Los </w:t>
       </w:r>
       <w:r>
         <w:rPr>
@@ -1828,38 +1628,17 @@
           <w:szCs w:val="23"/>
           <w:lang w:val="es-ES"/>
         </w:rPr>
-        <w:t>préstamos</w:t>
-      </w:r>
-      <w:r>
-        <w:rPr>
-          <w:rFonts w:ascii="Segoe UI" w:eastAsia="Times New Roman" w:hAnsi="Segoe UI" w:cs="Segoe UI"/>
-          <w:color w:val="1A1A1A"/>
-          <w:sz w:val="23"/>
-          <w:szCs w:val="23"/>
-          <w:lang w:val="es-ES"/>
-        </w:rPr>
-        <w:t xml:space="preserve"> y </w:t>
-      </w:r>
-      <w:r>
-        <w:rPr>
-          <w:rStyle w:val="Fuerte"/>
-          <w:rFonts w:ascii="Segoe UI" w:eastAsia="Times New Roman" w:hAnsi="Segoe UI" w:cs="Segoe UI"/>
-          <w:color w:val="1A1A1A"/>
-          <w:sz w:val="23"/>
-          <w:szCs w:val="23"/>
-          <w:lang w:val="es-ES"/>
-        </w:rPr>
-        <w:t>reservas</w:t>
-      </w:r>
-      <w:r>
-        <w:rPr>
-          <w:rFonts w:ascii="Segoe UI" w:eastAsia="Times New Roman" w:hAnsi="Segoe UI" w:cs="Segoe UI"/>
-          <w:color w:val="1A1A1A"/>
-          <w:sz w:val="23"/>
-          <w:szCs w:val="23"/>
-          <w:lang w:val="es-ES"/>
-        </w:rPr>
-        <w:t xml:space="preserve"> en la biblioteca.</w:t>
+        <w:t>socios de la biblioteca</w:t>
+      </w:r>
+      <w:r>
+        <w:rPr>
+          <w:rFonts w:ascii="Segoe UI" w:eastAsia="Times New Roman" w:hAnsi="Segoe UI" w:cs="Segoe UI"/>
+          <w:color w:val="1A1A1A"/>
+          <w:sz w:val="23"/>
+          <w:szCs w:val="23"/>
+          <w:lang w:val="es-ES"/>
+        </w:rPr>
+        <w:t xml:space="preserve"> (estudiantes que la usan).</w:t>
       </w:r>
     </w:p>
     <w:p>
@@ -1870,24 +1649,24 @@
         </w:numPr>
         <w:spacing w:before="45" w:after="45"/>
         <w:ind w:left="810"/>
-        <w:divId w:val="2109502410"/>
-        <w:rPr>
-          <w:rFonts w:ascii="Segoe UI" w:eastAsia="Times New Roman" w:hAnsi="Segoe UI" w:cs="Segoe UI"/>
-          <w:color w:val="1A1A1A"/>
-          <w:sz w:val="23"/>
-          <w:szCs w:val="23"/>
-          <w:lang w:val="es-ES"/>
-        </w:rPr>
-      </w:pPr>
-      <w:r>
-        <w:rPr>
-          <w:rFonts w:ascii="Segoe UI" w:eastAsia="Times New Roman" w:hAnsi="Segoe UI" w:cs="Segoe UI"/>
-          <w:color w:val="1A1A1A"/>
-          <w:sz w:val="23"/>
-          <w:szCs w:val="23"/>
-          <w:lang w:val="es-ES"/>
-        </w:rPr>
-        <w:t xml:space="preserve">Presentar su </w:t>
+        <w:divId w:val="1928610419"/>
+        <w:rPr>
+          <w:rFonts w:ascii="Segoe UI" w:eastAsia="Times New Roman" w:hAnsi="Segoe UI" w:cs="Segoe UI"/>
+          <w:color w:val="1A1A1A"/>
+          <w:sz w:val="23"/>
+          <w:szCs w:val="23"/>
+          <w:lang w:val="es-ES"/>
+        </w:rPr>
+      </w:pPr>
+      <w:r>
+        <w:rPr>
+          <w:rFonts w:ascii="Segoe UI" w:eastAsia="Times New Roman" w:hAnsi="Segoe UI" w:cs="Segoe UI"/>
+          <w:color w:val="1A1A1A"/>
+          <w:sz w:val="23"/>
+          <w:szCs w:val="23"/>
+          <w:lang w:val="es-ES"/>
+        </w:rPr>
+        <w:t xml:space="preserve">Los </w:t>
       </w:r>
       <w:r>
         <w:rPr>
@@ -1898,17 +1677,59 @@
           <w:szCs w:val="23"/>
           <w:lang w:val="es-ES"/>
         </w:rPr>
-        <w:t>credencial QR</w:t>
-      </w:r>
-      <w:r>
-        <w:rPr>
-          <w:rFonts w:ascii="Segoe UI" w:eastAsia="Times New Roman" w:hAnsi="Segoe UI" w:cs="Segoe UI"/>
-          <w:color w:val="1A1A1A"/>
-          <w:sz w:val="23"/>
-          <w:szCs w:val="23"/>
-          <w:lang w:val="es-ES"/>
-        </w:rPr>
-        <w:t>.</w:t>
+        <w:t>préstamos</w:t>
+      </w:r>
+      <w:r>
+        <w:rPr>
+          <w:rFonts w:ascii="Segoe UI" w:eastAsia="Times New Roman" w:hAnsi="Segoe UI" w:cs="Segoe UI"/>
+          <w:color w:val="1A1A1A"/>
+          <w:sz w:val="23"/>
+          <w:szCs w:val="23"/>
+          <w:lang w:val="es-ES"/>
+        </w:rPr>
+        <w:t xml:space="preserve">, </w:t>
+      </w:r>
+      <w:r>
+        <w:rPr>
+          <w:rStyle w:val="Fuerte"/>
+          <w:rFonts w:ascii="Segoe UI" w:eastAsia="Times New Roman" w:hAnsi="Segoe UI" w:cs="Segoe UI"/>
+          <w:color w:val="1A1A1A"/>
+          <w:sz w:val="23"/>
+          <w:szCs w:val="23"/>
+          <w:lang w:val="es-ES"/>
+        </w:rPr>
+        <w:t>devoluciones</w:t>
+      </w:r>
+      <w:r>
+        <w:rPr>
+          <w:rFonts w:ascii="Segoe UI" w:eastAsia="Times New Roman" w:hAnsi="Segoe UI" w:cs="Segoe UI"/>
+          <w:color w:val="1A1A1A"/>
+          <w:sz w:val="23"/>
+          <w:szCs w:val="23"/>
+          <w:lang w:val="es-ES"/>
+        </w:rPr>
+        <w:t xml:space="preserve"> y </w:t>
+      </w:r>
+      <w:r>
+        <w:rPr>
+          <w:rStyle w:val="Fuerte"/>
+          <w:rFonts w:ascii="Segoe UI" w:eastAsia="Times New Roman" w:hAnsi="Segoe UI" w:cs="Segoe UI"/>
+          <w:color w:val="1A1A1A"/>
+          <w:sz w:val="23"/>
+          <w:szCs w:val="23"/>
+          <w:lang w:val="es-ES"/>
+        </w:rPr>
+        <w:t>reservas</w:t>
+      </w:r>
+      <w:r>
+        <w:rPr>
+          <w:rFonts w:ascii="Segoe UI" w:eastAsia="Times New Roman" w:hAnsi="Segoe UI" w:cs="Segoe UI"/>
+          <w:color w:val="1A1A1A"/>
+          <w:sz w:val="23"/>
+          <w:szCs w:val="23"/>
+          <w:lang w:val="es-ES"/>
+        </w:rPr>
+        <w:t xml:space="preserve"> de libros.</w:t>
       </w:r>
     </w:p>
     <w:p>
@@ -1919,24 +1740,24 @@
         </w:numPr>
         <w:spacing w:before="45" w:after="45"/>
         <w:ind w:left="810"/>
-        <w:divId w:val="2109502410"/>
-        <w:rPr>
-          <w:rFonts w:ascii="Segoe UI" w:eastAsia="Times New Roman" w:hAnsi="Segoe UI" w:cs="Segoe UI"/>
-          <w:color w:val="1A1A1A"/>
-          <w:sz w:val="23"/>
-          <w:szCs w:val="23"/>
-          <w:lang w:val="es-ES"/>
-        </w:rPr>
-      </w:pPr>
-      <w:r>
-        <w:rPr>
-          <w:rFonts w:ascii="Segoe UI" w:eastAsia="Times New Roman" w:hAnsi="Segoe UI" w:cs="Segoe UI"/>
-          <w:color w:val="1A1A1A"/>
-          <w:sz w:val="23"/>
-          <w:szCs w:val="23"/>
-          <w:lang w:val="es-ES"/>
-        </w:rPr>
-        <w:t xml:space="preserve">Recibir </w:t>
+        <w:divId w:val="1928610419"/>
+        <w:rPr>
+          <w:rFonts w:ascii="Segoe UI" w:eastAsia="Times New Roman" w:hAnsi="Segoe UI" w:cs="Segoe UI"/>
+          <w:color w:val="1A1A1A"/>
+          <w:sz w:val="23"/>
+          <w:szCs w:val="23"/>
+          <w:lang w:val="es-ES"/>
+        </w:rPr>
+      </w:pPr>
+      <w:r>
+        <w:rPr>
+          <w:rFonts w:ascii="Segoe UI" w:eastAsia="Times New Roman" w:hAnsi="Segoe UI" w:cs="Segoe UI"/>
+          <w:color w:val="1A1A1A"/>
+          <w:sz w:val="23"/>
+          <w:szCs w:val="23"/>
+          <w:lang w:val="es-ES"/>
+        </w:rPr>
+        <w:t xml:space="preserve">Las </w:t>
       </w:r>
       <w:r>
         <w:rPr>
@@ -1947,17 +1768,17 @@
           <w:szCs w:val="23"/>
           <w:lang w:val="es-ES"/>
         </w:rPr>
-        <w:t>notificaciones</w:t>
-      </w:r>
-      <w:r>
-        <w:rPr>
-          <w:rFonts w:ascii="Segoe UI" w:eastAsia="Times New Roman" w:hAnsi="Segoe UI" w:cs="Segoe UI"/>
-          <w:color w:val="1A1A1A"/>
-          <w:sz w:val="23"/>
-          <w:szCs w:val="23"/>
-          <w:lang w:val="es-ES"/>
-        </w:rPr>
-        <w:t xml:space="preserve"> del colegio.</w:t>
+        <w:t>alertas</w:t>
+      </w:r>
+      <w:r>
+        <w:rPr>
+          <w:rFonts w:ascii="Segoe UI" w:eastAsia="Times New Roman" w:hAnsi="Segoe UI" w:cs="Segoe UI"/>
+          <w:color w:val="1A1A1A"/>
+          <w:sz w:val="23"/>
+          <w:szCs w:val="23"/>
+          <w:lang w:val="es-ES"/>
+        </w:rPr>
+        <w:t xml:space="preserve"> de préstamos vencidos.</w:t>
       </w:r>
     </w:p>
     <w:p>
@@ -1968,15 +1789,26 @@
         </w:numPr>
         <w:spacing w:before="45" w:after="45"/>
         <w:ind w:left="810"/>
-        <w:divId w:val="2109502410"/>
-        <w:rPr>
-          <w:rFonts w:ascii="Segoe UI" w:eastAsia="Times New Roman" w:hAnsi="Segoe UI" w:cs="Segoe UI"/>
-          <w:color w:val="1A1A1A"/>
-          <w:sz w:val="23"/>
-          <w:szCs w:val="23"/>
-          <w:lang w:val="es-ES"/>
-        </w:rPr>
-      </w:pPr>
+        <w:divId w:val="1928610419"/>
+        <w:rPr>
+          <w:rFonts w:ascii="Segoe UI" w:eastAsia="Times New Roman" w:hAnsi="Segoe UI" w:cs="Segoe UI"/>
+          <w:color w:val="1A1A1A"/>
+          <w:sz w:val="23"/>
+          <w:szCs w:val="23"/>
+          <w:lang w:val="es-ES"/>
+        </w:rPr>
+      </w:pPr>
+      <w:r>
+        <w:rPr>
+          <w:rFonts w:ascii="Segoe UI" w:eastAsia="Times New Roman" w:hAnsi="Segoe UI" w:cs="Segoe UI"/>
+          <w:color w:val="1A1A1A"/>
+          <w:sz w:val="23"/>
+          <w:szCs w:val="23"/>
+          <w:lang w:val="es-ES"/>
+        </w:rPr>
+        <w:lastRenderedPageBreak/>
+        <w:t xml:space="preserve">La </w:t>
+      </w:r>
       <w:r>
         <w:rPr>
           <w:rStyle w:val="Fuerte"/>
@@ -1986,6 +1818,448 @@
           <w:szCs w:val="23"/>
           <w:lang w:val="es-ES"/>
         </w:rPr>
+        <w:t>ubicación</w:t>
+      </w:r>
+      <w:r>
+        <w:rPr>
+          <w:rFonts w:ascii="Segoe UI" w:eastAsia="Times New Roman" w:hAnsi="Segoe UI" w:cs="Segoe UI"/>
+          <w:color w:val="1A1A1A"/>
+          <w:sz w:val="23"/>
+          <w:szCs w:val="23"/>
+          <w:lang w:val="es-ES"/>
+        </w:rPr>
+        <w:t xml:space="preserve"> de los materiales (mapa de la biblioteca).</w:t>
+      </w:r>
+    </w:p>
+    <w:p>
+      <w:pPr>
+        <w:numPr>
+          <w:ilvl w:val="0"/>
+          <w:numId w:val="3"/>
+        </w:numPr>
+        <w:spacing w:before="45" w:after="45"/>
+        <w:ind w:left="810"/>
+        <w:divId w:val="1928610419"/>
+        <w:rPr>
+          <w:rFonts w:ascii="Segoe UI" w:eastAsia="Times New Roman" w:hAnsi="Segoe UI" w:cs="Segoe UI"/>
+          <w:color w:val="1A1A1A"/>
+          <w:sz w:val="23"/>
+          <w:szCs w:val="23"/>
+          <w:lang w:val="es-ES"/>
+        </w:rPr>
+      </w:pPr>
+      <w:r>
+        <w:rPr>
+          <w:rStyle w:val="Fuerte"/>
+          <w:rFonts w:ascii="Segoe UI" w:eastAsia="Times New Roman" w:hAnsi="Segoe UI" w:cs="Segoe UI"/>
+          <w:color w:val="1A1A1A"/>
+          <w:sz w:val="23"/>
+          <w:szCs w:val="23"/>
+          <w:lang w:val="es-ES"/>
+        </w:rPr>
+        <w:t>Reportes</w:t>
+      </w:r>
+      <w:r>
+        <w:rPr>
+          <w:rFonts w:ascii="Segoe UI" w:eastAsia="Times New Roman" w:hAnsi="Segoe UI" w:cs="Segoe UI"/>
+          <w:color w:val="1A1A1A"/>
+          <w:sz w:val="23"/>
+          <w:szCs w:val="23"/>
+          <w:lang w:val="es-ES"/>
+        </w:rPr>
+        <w:t xml:space="preserve"> y </w:t>
+      </w:r>
+      <w:r>
+        <w:rPr>
+          <w:rStyle w:val="Fuerte"/>
+          <w:rFonts w:ascii="Segoe UI" w:eastAsia="Times New Roman" w:hAnsi="Segoe UI" w:cs="Segoe UI"/>
+          <w:color w:val="1A1A1A"/>
+          <w:sz w:val="23"/>
+          <w:szCs w:val="23"/>
+          <w:lang w:val="es-ES"/>
+        </w:rPr>
+        <w:t>recomendaciones por inteligencia artificial</w:t>
+      </w:r>
+      <w:r>
+        <w:rPr>
+          <w:rFonts w:ascii="Segoe UI" w:eastAsia="Times New Roman" w:hAnsi="Segoe UI" w:cs="Segoe UI"/>
+          <w:color w:val="1A1A1A"/>
+          <w:sz w:val="23"/>
+          <w:szCs w:val="23"/>
+          <w:lang w:val="es-ES"/>
+        </w:rPr>
+        <w:t>.</w:t>
+      </w:r>
+    </w:p>
+    <w:p>
+      <w:pPr>
+        <w:shd w:val="clear" w:color="auto" w:fill="F2F4F8"/>
+        <w:divId w:val="222453866"/>
+        <w:rPr>
+          <w:rFonts w:ascii="Segoe UI" w:eastAsia="Times New Roman" w:hAnsi="Segoe UI" w:cs="Segoe UI"/>
+          <w:color w:val="333333"/>
+          <w:sz w:val="23"/>
+          <w:szCs w:val="23"/>
+          <w:lang w:val="es-ES"/>
+        </w:rPr>
+      </w:pPr>
+      <w:r>
+        <w:rPr>
+          <w:rFonts w:ascii="Segoe UI" w:eastAsia="Times New Roman" w:hAnsi="Segoe UI" w:cs="Segoe UI"/>
+          <w:color w:val="333333"/>
+          <w:sz w:val="23"/>
+          <w:szCs w:val="23"/>
+          <w:lang w:val="es-ES"/>
+        </w:rPr>
+        <w:t xml:space="preserve">IntegraID permite que la biblioteca funcione de forma </w:t>
+      </w:r>
+      <w:r>
+        <w:rPr>
+          <w:rStyle w:val="Fuerte"/>
+          <w:rFonts w:ascii="Segoe UI" w:eastAsia="Times New Roman" w:hAnsi="Segoe UI" w:cs="Segoe UI"/>
+          <w:color w:val="333333"/>
+          <w:sz w:val="23"/>
+          <w:szCs w:val="23"/>
+          <w:lang w:val="es-ES"/>
+        </w:rPr>
+        <w:t>independiente</w:t>
+      </w:r>
+      <w:r>
+        <w:rPr>
+          <w:rFonts w:ascii="Segoe UI" w:eastAsia="Times New Roman" w:hAnsi="Segoe UI" w:cs="Segoe UI"/>
+          <w:color w:val="333333"/>
+          <w:sz w:val="23"/>
+          <w:szCs w:val="23"/>
+          <w:lang w:val="es-ES"/>
+        </w:rPr>
+        <w:t xml:space="preserve"> del comedor: un estudiante puede comer en el comedor o no, pero aun así usar la biblioteca.</w:t>
+      </w:r>
+    </w:p>
+    <w:p>
+      <w:pPr>
+        <w:pStyle w:val="Ttulo3"/>
+        <w:divId w:val="1928610419"/>
+        <w:rPr>
+          <w:rFonts w:ascii="Segoe UI" w:eastAsia="Times New Roman" w:hAnsi="Segoe UI" w:cs="Segoe UI"/>
+          <w:lang w:val="es-ES"/>
+        </w:rPr>
+      </w:pPr>
+      <w:r>
+        <w:rPr>
+          <w:rFonts w:ascii="Segoe UI" w:eastAsia="Times New Roman" w:hAnsi="Segoe UI" w:cs="Segoe UI"/>
+          <w:lang w:val="es-ES"/>
+        </w:rPr>
+        <w:t>2.3 Portal de Estudiantes</w:t>
+      </w:r>
+    </w:p>
+    <w:p>
+      <w:pPr>
+        <w:pStyle w:val="NormalWeb"/>
+        <w:divId w:val="1928610419"/>
+        <w:rPr>
+          <w:rFonts w:ascii="Segoe UI" w:hAnsi="Segoe UI" w:cs="Segoe UI"/>
+          <w:color w:val="1A1A1A"/>
+          <w:sz w:val="23"/>
+          <w:szCs w:val="23"/>
+          <w:lang w:val="es-ES"/>
+        </w:rPr>
+      </w:pPr>
+      <w:r>
+        <w:rPr>
+          <w:rFonts w:ascii="Segoe UI" w:hAnsi="Segoe UI" w:cs="Segoe UI"/>
+          <w:color w:val="1A1A1A"/>
+          <w:sz w:val="23"/>
+          <w:szCs w:val="23"/>
+          <w:lang w:val="es-ES"/>
+        </w:rPr>
+        <w:t xml:space="preserve">Es la aplicación para el </w:t>
+      </w:r>
+      <w:r>
+        <w:rPr>
+          <w:rStyle w:val="Fuerte"/>
+          <w:rFonts w:ascii="Segoe UI" w:hAnsi="Segoe UI" w:cs="Segoe UI"/>
+          <w:color w:val="1A1A1A"/>
+          <w:sz w:val="23"/>
+          <w:szCs w:val="23"/>
+          <w:lang w:val="es-ES"/>
+        </w:rPr>
+        <w:t>estudiante</w:t>
+      </w:r>
+      <w:r>
+        <w:rPr>
+          <w:rFonts w:ascii="Segoe UI" w:hAnsi="Segoe UI" w:cs="Segoe UI"/>
+          <w:color w:val="1A1A1A"/>
+          <w:sz w:val="23"/>
+          <w:szCs w:val="23"/>
+          <w:lang w:val="es-ES"/>
+        </w:rPr>
+        <w:t>:</w:t>
+      </w:r>
+    </w:p>
+    <w:p>
+      <w:pPr>
+        <w:numPr>
+          <w:ilvl w:val="0"/>
+          <w:numId w:val="4"/>
+        </w:numPr>
+        <w:spacing w:before="45" w:after="45"/>
+        <w:ind w:left="810"/>
+        <w:divId w:val="1928610419"/>
+        <w:rPr>
+          <w:rFonts w:ascii="Segoe UI" w:eastAsia="Times New Roman" w:hAnsi="Segoe UI" w:cs="Segoe UI"/>
+          <w:color w:val="1A1A1A"/>
+          <w:sz w:val="23"/>
+          <w:szCs w:val="23"/>
+          <w:lang w:val="es-ES"/>
+        </w:rPr>
+      </w:pPr>
+      <w:r>
+        <w:rPr>
+          <w:rFonts w:ascii="Segoe UI" w:eastAsia="Times New Roman" w:hAnsi="Segoe UI" w:cs="Segoe UI"/>
+          <w:color w:val="1A1A1A"/>
+          <w:sz w:val="23"/>
+          <w:szCs w:val="23"/>
+          <w:lang w:val="es-ES"/>
+        </w:rPr>
+        <w:t xml:space="preserve">Ver el </w:t>
+      </w:r>
+      <w:r>
+        <w:rPr>
+          <w:rStyle w:val="Fuerte"/>
+          <w:rFonts w:ascii="Segoe UI" w:eastAsia="Times New Roman" w:hAnsi="Segoe UI" w:cs="Segoe UI"/>
+          <w:color w:val="1A1A1A"/>
+          <w:sz w:val="23"/>
+          <w:szCs w:val="23"/>
+          <w:lang w:val="es-ES"/>
+        </w:rPr>
+        <w:t>menú del día</w:t>
+      </w:r>
+      <w:r>
+        <w:rPr>
+          <w:rFonts w:ascii="Segoe UI" w:eastAsia="Times New Roman" w:hAnsi="Segoe UI" w:cs="Segoe UI"/>
+          <w:color w:val="1A1A1A"/>
+          <w:sz w:val="23"/>
+          <w:szCs w:val="23"/>
+          <w:lang w:val="es-ES"/>
+        </w:rPr>
+        <w:t xml:space="preserve"> y su propia </w:t>
+      </w:r>
+      <w:r>
+        <w:rPr>
+          <w:rStyle w:val="Fuerte"/>
+          <w:rFonts w:ascii="Segoe UI" w:eastAsia="Times New Roman" w:hAnsi="Segoe UI" w:cs="Segoe UI"/>
+          <w:color w:val="1A1A1A"/>
+          <w:sz w:val="23"/>
+          <w:szCs w:val="23"/>
+          <w:lang w:val="es-ES"/>
+        </w:rPr>
+        <w:t>asistencia</w:t>
+      </w:r>
+      <w:r>
+        <w:rPr>
+          <w:rFonts w:ascii="Segoe UI" w:eastAsia="Times New Roman" w:hAnsi="Segoe UI" w:cs="Segoe UI"/>
+          <w:color w:val="1A1A1A"/>
+          <w:sz w:val="23"/>
+          <w:szCs w:val="23"/>
+          <w:lang w:val="es-ES"/>
+        </w:rPr>
+        <w:t xml:space="preserve"> al comedor.</w:t>
+      </w:r>
+    </w:p>
+    <w:p>
+      <w:pPr>
+        <w:numPr>
+          <w:ilvl w:val="0"/>
+          <w:numId w:val="4"/>
+        </w:numPr>
+        <w:spacing w:before="45" w:after="45"/>
+        <w:ind w:left="810"/>
+        <w:divId w:val="1928610419"/>
+        <w:rPr>
+          <w:rFonts w:ascii="Segoe UI" w:eastAsia="Times New Roman" w:hAnsi="Segoe UI" w:cs="Segoe UI"/>
+          <w:color w:val="1A1A1A"/>
+          <w:sz w:val="23"/>
+          <w:szCs w:val="23"/>
+          <w:lang w:val="es-ES"/>
+        </w:rPr>
+      </w:pPr>
+      <w:r>
+        <w:rPr>
+          <w:rFonts w:ascii="Segoe UI" w:eastAsia="Times New Roman" w:hAnsi="Segoe UI" w:cs="Segoe UI"/>
+          <w:color w:val="1A1A1A"/>
+          <w:sz w:val="23"/>
+          <w:szCs w:val="23"/>
+          <w:lang w:val="es-ES"/>
+        </w:rPr>
+        <w:t xml:space="preserve">Ver sus </w:t>
+      </w:r>
+      <w:r>
+        <w:rPr>
+          <w:rStyle w:val="Fuerte"/>
+          <w:rFonts w:ascii="Segoe UI" w:eastAsia="Times New Roman" w:hAnsi="Segoe UI" w:cs="Segoe UI"/>
+          <w:color w:val="1A1A1A"/>
+          <w:sz w:val="23"/>
+          <w:szCs w:val="23"/>
+          <w:lang w:val="es-ES"/>
+        </w:rPr>
+        <w:t>préstamos</w:t>
+      </w:r>
+      <w:r>
+        <w:rPr>
+          <w:rFonts w:ascii="Segoe UI" w:eastAsia="Times New Roman" w:hAnsi="Segoe UI" w:cs="Segoe UI"/>
+          <w:color w:val="1A1A1A"/>
+          <w:sz w:val="23"/>
+          <w:szCs w:val="23"/>
+          <w:lang w:val="es-ES"/>
+        </w:rPr>
+        <w:t xml:space="preserve"> y </w:t>
+      </w:r>
+      <w:r>
+        <w:rPr>
+          <w:rStyle w:val="Fuerte"/>
+          <w:rFonts w:ascii="Segoe UI" w:eastAsia="Times New Roman" w:hAnsi="Segoe UI" w:cs="Segoe UI"/>
+          <w:color w:val="1A1A1A"/>
+          <w:sz w:val="23"/>
+          <w:szCs w:val="23"/>
+          <w:lang w:val="es-ES"/>
+        </w:rPr>
+        <w:t>reservas</w:t>
+      </w:r>
+      <w:r>
+        <w:rPr>
+          <w:rFonts w:ascii="Segoe UI" w:eastAsia="Times New Roman" w:hAnsi="Segoe UI" w:cs="Segoe UI"/>
+          <w:color w:val="1A1A1A"/>
+          <w:sz w:val="23"/>
+          <w:szCs w:val="23"/>
+          <w:lang w:val="es-ES"/>
+        </w:rPr>
+        <w:t xml:space="preserve"> en la biblioteca.</w:t>
+      </w:r>
+    </w:p>
+    <w:p>
+      <w:pPr>
+        <w:numPr>
+          <w:ilvl w:val="0"/>
+          <w:numId w:val="4"/>
+        </w:numPr>
+        <w:spacing w:before="45" w:after="45"/>
+        <w:ind w:left="810"/>
+        <w:divId w:val="1928610419"/>
+        <w:rPr>
+          <w:rFonts w:ascii="Segoe UI" w:eastAsia="Times New Roman" w:hAnsi="Segoe UI" w:cs="Segoe UI"/>
+          <w:color w:val="1A1A1A"/>
+          <w:sz w:val="23"/>
+          <w:szCs w:val="23"/>
+          <w:lang w:val="es-ES"/>
+        </w:rPr>
+      </w:pPr>
+      <w:r>
+        <w:rPr>
+          <w:rFonts w:ascii="Segoe UI" w:eastAsia="Times New Roman" w:hAnsi="Segoe UI" w:cs="Segoe UI"/>
+          <w:color w:val="1A1A1A"/>
+          <w:sz w:val="23"/>
+          <w:szCs w:val="23"/>
+          <w:lang w:val="es-ES"/>
+        </w:rPr>
+        <w:t xml:space="preserve">Presentar su </w:t>
+      </w:r>
+      <w:r>
+        <w:rPr>
+          <w:rStyle w:val="Fuerte"/>
+          <w:rFonts w:ascii="Segoe UI" w:eastAsia="Times New Roman" w:hAnsi="Segoe UI" w:cs="Segoe UI"/>
+          <w:color w:val="1A1A1A"/>
+          <w:sz w:val="23"/>
+          <w:szCs w:val="23"/>
+          <w:lang w:val="es-ES"/>
+        </w:rPr>
+        <w:t>credencial QR</w:t>
+      </w:r>
+      <w:r>
+        <w:rPr>
+          <w:rFonts w:ascii="Segoe UI" w:eastAsia="Times New Roman" w:hAnsi="Segoe UI" w:cs="Segoe UI"/>
+          <w:color w:val="1A1A1A"/>
+          <w:sz w:val="23"/>
+          <w:szCs w:val="23"/>
+          <w:lang w:val="es-ES"/>
+        </w:rPr>
+        <w:t>.</w:t>
+      </w:r>
+    </w:p>
+    <w:p>
+      <w:pPr>
+        <w:numPr>
+          <w:ilvl w:val="0"/>
+          <w:numId w:val="4"/>
+        </w:numPr>
+        <w:spacing w:before="45" w:after="45"/>
+        <w:ind w:left="810"/>
+        <w:divId w:val="1928610419"/>
+        <w:rPr>
+          <w:rFonts w:ascii="Segoe UI" w:eastAsia="Times New Roman" w:hAnsi="Segoe UI" w:cs="Segoe UI"/>
+          <w:color w:val="1A1A1A"/>
+          <w:sz w:val="23"/>
+          <w:szCs w:val="23"/>
+          <w:lang w:val="es-ES"/>
+        </w:rPr>
+      </w:pPr>
+      <w:r>
+        <w:rPr>
+          <w:rFonts w:ascii="Segoe UI" w:eastAsia="Times New Roman" w:hAnsi="Segoe UI" w:cs="Segoe UI"/>
+          <w:color w:val="1A1A1A"/>
+          <w:sz w:val="23"/>
+          <w:szCs w:val="23"/>
+          <w:lang w:val="es-ES"/>
+        </w:rPr>
+        <w:t xml:space="preserve">Recibir </w:t>
+      </w:r>
+      <w:r>
+        <w:rPr>
+          <w:rStyle w:val="Fuerte"/>
+          <w:rFonts w:ascii="Segoe UI" w:eastAsia="Times New Roman" w:hAnsi="Segoe UI" w:cs="Segoe UI"/>
+          <w:color w:val="1A1A1A"/>
+          <w:sz w:val="23"/>
+          <w:szCs w:val="23"/>
+          <w:lang w:val="es-ES"/>
+        </w:rPr>
+        <w:t>notificaciones</w:t>
+      </w:r>
+      <w:r>
+        <w:rPr>
+          <w:rFonts w:ascii="Segoe UI" w:eastAsia="Times New Roman" w:hAnsi="Segoe UI" w:cs="Segoe UI"/>
+          <w:color w:val="1A1A1A"/>
+          <w:sz w:val="23"/>
+          <w:szCs w:val="23"/>
+          <w:lang w:val="es-ES"/>
+        </w:rPr>
+        <w:t xml:space="preserve"> del colegio.</w:t>
+      </w:r>
+    </w:p>
+    <w:p>
+      <w:pPr>
+        <w:numPr>
+          <w:ilvl w:val="0"/>
+          <w:numId w:val="4"/>
+        </w:numPr>
+        <w:spacing w:before="45" w:after="45"/>
+        <w:ind w:left="810"/>
+        <w:divId w:val="1928610419"/>
+        <w:rPr>
+          <w:rFonts w:ascii="Segoe UI" w:eastAsia="Times New Roman" w:hAnsi="Segoe UI" w:cs="Segoe UI"/>
+          <w:color w:val="1A1A1A"/>
+          <w:sz w:val="23"/>
+          <w:szCs w:val="23"/>
+          <w:lang w:val="es-ES"/>
+        </w:rPr>
+      </w:pPr>
+      <w:r>
+        <w:rPr>
+          <w:rStyle w:val="Fuerte"/>
+          <w:rFonts w:ascii="Segoe UI" w:eastAsia="Times New Roman" w:hAnsi="Segoe UI" w:cs="Segoe UI"/>
+          <w:color w:val="1A1A1A"/>
+          <w:sz w:val="23"/>
+          <w:szCs w:val="23"/>
+          <w:lang w:val="es-ES"/>
+        </w:rPr>
         <w:t>Registrarse</w:t>
       </w:r>
       <w:r>
@@ -2002,50 +2276,49 @@
     <w:p>
       <w:pPr>
         <w:spacing w:before="360" w:after="360"/>
-        <w:divId w:val="2109502410"/>
-        <w:rPr>
-          <w:rFonts w:ascii="Segoe UI" w:eastAsia="Times New Roman" w:hAnsi="Segoe UI" w:cs="Segoe UI"/>
-          <w:color w:val="1A1A1A"/>
-          <w:sz w:val="23"/>
-          <w:szCs w:val="23"/>
-          <w:lang w:val="es-ES"/>
-        </w:rPr>
-      </w:pPr>
-      <w:r>
-        <w:rPr>
-          <w:rFonts w:ascii="Segoe UI" w:eastAsia="Times New Roman" w:hAnsi="Segoe UI" w:cs="Segoe UI"/>
-          <w:color w:val="1A1A1A"/>
-          <w:sz w:val="23"/>
-          <w:szCs w:val="23"/>
-          <w:lang w:val="es-ES"/>
-        </w:rPr>
-        <w:pict w14:anchorId="55E77A01">
-          <v:rect id="_x0000_i1027" style="width:0;height:1.5pt" o:hralign="center" o:hrstd="t" o:hr="t" fillcolor="#a0a0a0" stroked="f"/>
+        <w:divId w:val="1928610419"/>
+        <w:rPr>
+          <w:rFonts w:ascii="Segoe UI" w:eastAsia="Times New Roman" w:hAnsi="Segoe UI" w:cs="Segoe UI"/>
+          <w:color w:val="1A1A1A"/>
+          <w:sz w:val="23"/>
+          <w:szCs w:val="23"/>
+          <w:lang w:val="es-ES"/>
+        </w:rPr>
+      </w:pPr>
+      <w:r>
+        <w:rPr>
+          <w:rFonts w:ascii="Segoe UI" w:eastAsia="Times New Roman" w:hAnsi="Segoe UI" w:cs="Segoe UI"/>
+          <w:color w:val="1A1A1A"/>
+          <w:sz w:val="23"/>
+          <w:szCs w:val="23"/>
+          <w:lang w:val="es-ES"/>
+        </w:rPr>
+        <w:pict w14:anchorId="07C552A1">
+          <v:rect id="_x0000_i1028" style="width:0;height:1.5pt" o:hralign="center" o:hrstd="t" o:hr="t" fillcolor="#a0a0a0" stroked="f"/>
         </w:pict>
       </w:r>
     </w:p>
     <w:p>
       <w:pPr>
         <w:pStyle w:val="Ttulo2"/>
-        <w:divId w:val="2109502410"/>
-        <w:rPr>
-          <w:rFonts w:ascii="Segoe UI" w:eastAsia="Times New Roman" w:hAnsi="Segoe UI" w:cs="Segoe UI"/>
-          <w:lang w:val="es-ES"/>
-        </w:rPr>
-      </w:pPr>
-      <w:r>
-        <w:rPr>
-          <w:rFonts w:ascii="Segoe UI" w:eastAsia="Times New Roman" w:hAnsi="Segoe UI" w:cs="Segoe UI"/>
-          <w:lang w:val="es-ES"/>
-        </w:rPr>
-        <w:lastRenderedPageBreak/>
+        <w:divId w:val="1928610419"/>
+        <w:rPr>
+          <w:rFonts w:ascii="Segoe UI" w:eastAsia="Times New Roman" w:hAnsi="Segoe UI" w:cs="Segoe UI"/>
+          <w:lang w:val="es-ES"/>
+        </w:rPr>
+      </w:pPr>
+      <w:r>
+        <w:rPr>
+          <w:rFonts w:ascii="Segoe UI" w:eastAsia="Times New Roman" w:hAnsi="Segoe UI" w:cs="Segoe UI"/>
+          <w:lang w:val="es-ES"/>
+        </w:rPr>
         <w:t>3. Cómo acceder a IntegraID</w:t>
       </w:r>
     </w:p>
     <w:p>
       <w:pPr>
         <w:pStyle w:val="Ttulo3"/>
-        <w:divId w:val="2109502410"/>
+        <w:divId w:val="1928610419"/>
         <w:rPr>
           <w:rFonts w:ascii="Segoe UI" w:eastAsia="Times New Roman" w:hAnsi="Segoe UI" w:cs="Segoe UI"/>
           <w:lang w:val="es-ES"/>
@@ -2077,7 +2350,7 @@
       </w:tblGrid>
       <w:tr>
         <w:trPr>
-          <w:divId w:val="2109502410"/>
+          <w:divId w:val="1928610419"/>
           <w:tblHeader/>
         </w:trPr>
         <w:tc>
@@ -2212,7 +2485,7 @@
       </w:tr>
       <w:tr>
         <w:trPr>
-          <w:divId w:val="2109502410"/>
+          <w:divId w:val="1928610419"/>
         </w:trPr>
         <w:tc>
           <w:tcPr>
@@ -2329,7 +2602,7 @@
       </w:tr>
       <w:tr>
         <w:trPr>
-          <w:divId w:val="2109502410"/>
+          <w:divId w:val="1928610419"/>
         </w:trPr>
         <w:tc>
           <w:tcPr>
@@ -2448,7 +2721,7 @@
     <w:p>
       <w:pPr>
         <w:pStyle w:val="Ttulo3"/>
-        <w:divId w:val="2109502410"/>
+        <w:divId w:val="1928610419"/>
         <w:rPr>
           <w:rFonts w:ascii="Segoe UI" w:eastAsia="Times New Roman" w:hAnsi="Segoe UI" w:cs="Segoe UI"/>
           <w:lang w:val="es-ES"/>
@@ -2465,7 +2738,7 @@
     <w:p>
       <w:pPr>
         <w:pStyle w:val="NormalWeb"/>
-        <w:divId w:val="2109502410"/>
+        <w:divId w:val="1928610419"/>
         <w:rPr>
           <w:rFonts w:ascii="Segoe UI" w:hAnsi="Segoe UI" w:cs="Segoe UI"/>
           <w:color w:val="1A1A1A"/>
@@ -2509,7 +2782,7 @@
     <w:p>
       <w:pPr>
         <w:pStyle w:val="Ttulo3"/>
-        <w:divId w:val="2109502410"/>
+        <w:divId w:val="1928610419"/>
         <w:rPr>
           <w:rFonts w:ascii="Segoe UI" w:eastAsia="Times New Roman" w:hAnsi="Segoe UI" w:cs="Segoe UI"/>
           <w:lang w:val="es-ES"/>
@@ -2521,263 +2794,6 @@
           <w:lang w:val="es-ES"/>
         </w:rPr>
         <w:t>3.3 Iniciar sesión</w:t>
-      </w:r>
-    </w:p>
-    <w:p>
-      <w:pPr>
-        <w:numPr>
-          <w:ilvl w:val="0"/>
-          <w:numId w:val="4"/>
-        </w:numPr>
-        <w:spacing w:before="45" w:after="45"/>
-        <w:ind w:left="810"/>
-        <w:divId w:val="2109502410"/>
-        <w:rPr>
-          <w:rFonts w:ascii="Segoe UI" w:eastAsia="Times New Roman" w:hAnsi="Segoe UI" w:cs="Segoe UI"/>
-          <w:color w:val="1A1A1A"/>
-          <w:sz w:val="23"/>
-          <w:szCs w:val="23"/>
-          <w:lang w:val="es-ES"/>
-        </w:rPr>
-      </w:pPr>
-      <w:r>
-        <w:rPr>
-          <w:rFonts w:ascii="Segoe UI" w:eastAsia="Times New Roman" w:hAnsi="Segoe UI" w:cs="Segoe UI"/>
-          <w:color w:val="1A1A1A"/>
-          <w:sz w:val="23"/>
-          <w:szCs w:val="23"/>
-          <w:lang w:val="es-ES"/>
-        </w:rPr>
-        <w:t>Abra la dirección del panel.</w:t>
-      </w:r>
-    </w:p>
-    <w:p>
-      <w:pPr>
-        <w:numPr>
-          <w:ilvl w:val="0"/>
-          <w:numId w:val="4"/>
-        </w:numPr>
-        <w:spacing w:before="45" w:after="45"/>
-        <w:ind w:left="810"/>
-        <w:divId w:val="2109502410"/>
-        <w:rPr>
-          <w:rFonts w:ascii="Segoe UI" w:eastAsia="Times New Roman" w:hAnsi="Segoe UI" w:cs="Segoe UI"/>
-          <w:color w:val="1A1A1A"/>
-          <w:sz w:val="23"/>
-          <w:szCs w:val="23"/>
-          <w:lang w:val="es-ES"/>
-        </w:rPr>
-      </w:pPr>
-      <w:r>
-        <w:rPr>
-          <w:rFonts w:ascii="Segoe UI" w:eastAsia="Times New Roman" w:hAnsi="Segoe UI" w:cs="Segoe UI"/>
-          <w:color w:val="1A1A1A"/>
-          <w:sz w:val="23"/>
-          <w:szCs w:val="23"/>
-          <w:lang w:val="es-ES"/>
-        </w:rPr>
-        <w:t xml:space="preserve">Escriba su </w:t>
-      </w:r>
-      <w:r>
-        <w:rPr>
-          <w:rStyle w:val="Fuerte"/>
-          <w:rFonts w:ascii="Segoe UI" w:eastAsia="Times New Roman" w:hAnsi="Segoe UI" w:cs="Segoe UI"/>
-          <w:color w:val="1A1A1A"/>
-          <w:sz w:val="23"/>
-          <w:szCs w:val="23"/>
-          <w:lang w:val="es-ES"/>
-        </w:rPr>
-        <w:t>correo</w:t>
-      </w:r>
-      <w:r>
-        <w:rPr>
-          <w:rFonts w:ascii="Segoe UI" w:eastAsia="Times New Roman" w:hAnsi="Segoe UI" w:cs="Segoe UI"/>
-          <w:color w:val="1A1A1A"/>
-          <w:sz w:val="23"/>
-          <w:szCs w:val="23"/>
-          <w:lang w:val="es-ES"/>
-        </w:rPr>
-        <w:t xml:space="preserve"> y su </w:t>
-      </w:r>
-      <w:r>
-        <w:rPr>
-          <w:rStyle w:val="Fuerte"/>
-          <w:rFonts w:ascii="Segoe UI" w:eastAsia="Times New Roman" w:hAnsi="Segoe UI" w:cs="Segoe UI"/>
-          <w:color w:val="1A1A1A"/>
-          <w:sz w:val="23"/>
-          <w:szCs w:val="23"/>
-          <w:lang w:val="es-ES"/>
-        </w:rPr>
-        <w:t>contraseña</w:t>
-      </w:r>
-      <w:r>
-        <w:rPr>
-          <w:rFonts w:ascii="Segoe UI" w:eastAsia="Times New Roman" w:hAnsi="Segoe UI" w:cs="Segoe UI"/>
-          <w:color w:val="1A1A1A"/>
-          <w:sz w:val="23"/>
-          <w:szCs w:val="23"/>
-          <w:lang w:val="es-ES"/>
-        </w:rPr>
-        <w:t>.</w:t>
-      </w:r>
-    </w:p>
-    <w:p>
-      <w:pPr>
-        <w:numPr>
-          <w:ilvl w:val="0"/>
-          <w:numId w:val="4"/>
-        </w:numPr>
-        <w:spacing w:before="45" w:after="45"/>
-        <w:ind w:left="810"/>
-        <w:divId w:val="2109502410"/>
-        <w:rPr>
-          <w:rFonts w:ascii="Segoe UI" w:eastAsia="Times New Roman" w:hAnsi="Segoe UI" w:cs="Segoe UI"/>
-          <w:color w:val="1A1A1A"/>
-          <w:sz w:val="23"/>
-          <w:szCs w:val="23"/>
-          <w:lang w:val="es-ES"/>
-        </w:rPr>
-      </w:pPr>
-      <w:r>
-        <w:rPr>
-          <w:rFonts w:ascii="Segoe UI" w:eastAsia="Times New Roman" w:hAnsi="Segoe UI" w:cs="Segoe UI"/>
-          <w:color w:val="1A1A1A"/>
-          <w:sz w:val="23"/>
-          <w:szCs w:val="23"/>
-          <w:lang w:val="es-ES"/>
-        </w:rPr>
-        <w:t xml:space="preserve">Pulse </w:t>
-      </w:r>
-      <w:r>
-        <w:rPr>
-          <w:rStyle w:val="Fuerte"/>
-          <w:rFonts w:ascii="Segoe UI" w:eastAsia="Times New Roman" w:hAnsi="Segoe UI" w:cs="Segoe UI"/>
-          <w:color w:val="1A1A1A"/>
-          <w:sz w:val="23"/>
-          <w:szCs w:val="23"/>
-          <w:lang w:val="es-ES"/>
-        </w:rPr>
-        <w:t>Iniciar sesión</w:t>
-      </w:r>
-      <w:r>
-        <w:rPr>
-          <w:rFonts w:ascii="Segoe UI" w:eastAsia="Times New Roman" w:hAnsi="Segoe UI" w:cs="Segoe UI"/>
-          <w:color w:val="1A1A1A"/>
-          <w:sz w:val="23"/>
-          <w:szCs w:val="23"/>
-          <w:lang w:val="es-ES"/>
-        </w:rPr>
-        <w:t>.</w:t>
-      </w:r>
-    </w:p>
-    <w:p>
-      <w:pPr>
-        <w:numPr>
-          <w:ilvl w:val="0"/>
-          <w:numId w:val="4"/>
-        </w:numPr>
-        <w:spacing w:before="45" w:after="45"/>
-        <w:ind w:left="810"/>
-        <w:divId w:val="2109502410"/>
-        <w:rPr>
-          <w:rFonts w:ascii="Segoe UI" w:eastAsia="Times New Roman" w:hAnsi="Segoe UI" w:cs="Segoe UI"/>
-          <w:color w:val="1A1A1A"/>
-          <w:sz w:val="23"/>
-          <w:szCs w:val="23"/>
-          <w:lang w:val="es-ES"/>
-        </w:rPr>
-      </w:pPr>
-      <w:r>
-        <w:rPr>
-          <w:rFonts w:ascii="Segoe UI" w:eastAsia="Times New Roman" w:hAnsi="Segoe UI" w:cs="Segoe UI"/>
-          <w:color w:val="1A1A1A"/>
-          <w:sz w:val="23"/>
-          <w:szCs w:val="23"/>
-          <w:lang w:val="es-ES"/>
-        </w:rPr>
-        <w:t xml:space="preserve">Si olvidó su contraseña, use </w:t>
-      </w:r>
-      <w:r>
-        <w:rPr>
-          <w:rStyle w:val="Fuerte"/>
-          <w:rFonts w:ascii="Segoe UI" w:eastAsia="Times New Roman" w:hAnsi="Segoe UI" w:cs="Segoe UI"/>
-          <w:color w:val="1A1A1A"/>
-          <w:sz w:val="23"/>
-          <w:szCs w:val="23"/>
-          <w:lang w:val="es-ES"/>
-        </w:rPr>
-        <w:t>¿Olvidaste tu contraseña?</w:t>
-      </w:r>
-      <w:r>
-        <w:rPr>
-          <w:rFonts w:ascii="Segoe UI" w:eastAsia="Times New Roman" w:hAnsi="Segoe UI" w:cs="Segoe UI"/>
-          <w:color w:val="1A1A1A"/>
-          <w:sz w:val="23"/>
-          <w:szCs w:val="23"/>
-          <w:lang w:val="es-ES"/>
-        </w:rPr>
-        <w:t xml:space="preserve"> y siga las instrucciones que llegan a su correo.</w:t>
-      </w:r>
-    </w:p>
-    <w:p>
-      <w:pPr>
-        <w:pStyle w:val="Ttulo3"/>
-        <w:divId w:val="2109502410"/>
-        <w:rPr>
-          <w:rFonts w:ascii="Segoe UI" w:eastAsia="Times New Roman" w:hAnsi="Segoe UI" w:cs="Segoe UI"/>
-          <w:lang w:val="es-ES"/>
-        </w:rPr>
-      </w:pPr>
-      <w:r>
-        <w:rPr>
-          <w:rFonts w:ascii="Segoe UI" w:eastAsia="Times New Roman" w:hAnsi="Segoe UI" w:cs="Segoe UI"/>
-          <w:lang w:val="es-ES"/>
-        </w:rPr>
-        <w:t>3.4 Elegir el sistema (ComeID o Bibliogest)</w:t>
-      </w:r>
-    </w:p>
-    <w:p>
-      <w:pPr>
-        <w:pStyle w:val="NormalWeb"/>
-        <w:divId w:val="2109502410"/>
-        <w:rPr>
-          <w:rFonts w:ascii="Segoe UI" w:hAnsi="Segoe UI" w:cs="Segoe UI"/>
-          <w:color w:val="1A1A1A"/>
-          <w:sz w:val="23"/>
-          <w:szCs w:val="23"/>
-          <w:lang w:val="es-ES"/>
-        </w:rPr>
-      </w:pPr>
-      <w:r>
-        <w:rPr>
-          <w:rFonts w:ascii="Segoe UI" w:hAnsi="Segoe UI" w:cs="Segoe UI"/>
-          <w:color w:val="1A1A1A"/>
-          <w:sz w:val="23"/>
-          <w:szCs w:val="23"/>
-          <w:lang w:val="es-ES"/>
-        </w:rPr>
-        <w:t xml:space="preserve">Al entrar al panel verá una pantalla de </w:t>
-      </w:r>
-      <w:r>
-        <w:rPr>
-          <w:rStyle w:val="Fuerte"/>
-          <w:rFonts w:ascii="Segoe UI" w:hAnsi="Segoe UI" w:cs="Segoe UI"/>
-          <w:color w:val="1A1A1A"/>
-          <w:sz w:val="23"/>
-          <w:szCs w:val="23"/>
-          <w:lang w:val="es-ES"/>
-        </w:rPr>
-        <w:t>selección de sistema</w:t>
-      </w:r>
-      <w:r>
-        <w:rPr>
-          <w:rFonts w:ascii="Segoe UI" w:hAnsi="Segoe UI" w:cs="Segoe UI"/>
-          <w:color w:val="1A1A1A"/>
-          <w:sz w:val="23"/>
-          <w:szCs w:val="23"/>
-          <w:lang w:val="es-ES"/>
-        </w:rPr>
-        <w:t xml:space="preserve"> con dos opciones:</w:t>
       </w:r>
     </w:p>
     <w:p>
@@ -2788,35 +2804,24 @@
         </w:numPr>
         <w:spacing w:before="45" w:after="45"/>
         <w:ind w:left="810"/>
-        <w:divId w:val="2109502410"/>
-        <w:rPr>
-          <w:rFonts w:ascii="Segoe UI" w:eastAsia="Times New Roman" w:hAnsi="Segoe UI" w:cs="Segoe UI"/>
-          <w:color w:val="1A1A1A"/>
-          <w:sz w:val="23"/>
-          <w:szCs w:val="23"/>
-          <w:lang w:val="es-ES"/>
-        </w:rPr>
-      </w:pPr>
-      <w:r>
-        <w:rPr>
-          <w:rStyle w:val="Fuerte"/>
-          <w:rFonts w:ascii="Segoe UI" w:eastAsia="Times New Roman" w:hAnsi="Segoe UI" w:cs="Segoe UI"/>
-          <w:color w:val="1A1A1A"/>
-          <w:sz w:val="23"/>
-          <w:szCs w:val="23"/>
-          <w:lang w:val="es-ES"/>
-        </w:rPr>
-        <w:t>ComeID (Comedor)</w:t>
-      </w:r>
-      <w:r>
-        <w:rPr>
-          <w:rFonts w:ascii="Segoe UI" w:eastAsia="Times New Roman" w:hAnsi="Segoe UI" w:cs="Segoe UI"/>
-          <w:color w:val="1A1A1A"/>
-          <w:sz w:val="23"/>
-          <w:szCs w:val="23"/>
-          <w:lang w:val="es-ES"/>
-        </w:rPr>
-        <w:t xml:space="preserve"> → abre el panel de gestión del comedor.</w:t>
+        <w:divId w:val="1928610419"/>
+        <w:rPr>
+          <w:rFonts w:ascii="Segoe UI" w:eastAsia="Times New Roman" w:hAnsi="Segoe UI" w:cs="Segoe UI"/>
+          <w:color w:val="1A1A1A"/>
+          <w:sz w:val="23"/>
+          <w:szCs w:val="23"/>
+          <w:lang w:val="es-ES"/>
+        </w:rPr>
+      </w:pPr>
+      <w:r>
+        <w:rPr>
+          <w:rFonts w:ascii="Segoe UI" w:eastAsia="Times New Roman" w:hAnsi="Segoe UI" w:cs="Segoe UI"/>
+          <w:color w:val="1A1A1A"/>
+          <w:sz w:val="23"/>
+          <w:szCs w:val="23"/>
+          <w:lang w:val="es-ES"/>
+        </w:rPr>
+        <w:t>Abra la dirección del panel.</w:t>
       </w:r>
     </w:p>
     <w:p>
@@ -2827,15 +2832,25 @@
         </w:numPr>
         <w:spacing w:before="45" w:after="45"/>
         <w:ind w:left="810"/>
-        <w:divId w:val="2109502410"/>
-        <w:rPr>
-          <w:rFonts w:ascii="Segoe UI" w:eastAsia="Times New Roman" w:hAnsi="Segoe UI" w:cs="Segoe UI"/>
-          <w:color w:val="1A1A1A"/>
-          <w:sz w:val="23"/>
-          <w:szCs w:val="23"/>
-          <w:lang w:val="es-ES"/>
-        </w:rPr>
-      </w:pPr>
+        <w:divId w:val="1928610419"/>
+        <w:rPr>
+          <w:rFonts w:ascii="Segoe UI" w:eastAsia="Times New Roman" w:hAnsi="Segoe UI" w:cs="Segoe UI"/>
+          <w:color w:val="1A1A1A"/>
+          <w:sz w:val="23"/>
+          <w:szCs w:val="23"/>
+          <w:lang w:val="es-ES"/>
+        </w:rPr>
+      </w:pPr>
+      <w:r>
+        <w:rPr>
+          <w:rFonts w:ascii="Segoe UI" w:eastAsia="Times New Roman" w:hAnsi="Segoe UI" w:cs="Segoe UI"/>
+          <w:color w:val="1A1A1A"/>
+          <w:sz w:val="23"/>
+          <w:szCs w:val="23"/>
+          <w:lang w:val="es-ES"/>
+        </w:rPr>
+        <w:t xml:space="preserve">Escriba su </w:t>
+      </w:r>
       <w:r>
         <w:rPr>
           <w:rStyle w:val="Fuerte"/>
@@ -2845,23 +2860,169 @@
           <w:szCs w:val="23"/>
           <w:lang w:val="es-ES"/>
         </w:rPr>
-        <w:t>Bibliogest (Biblioteca)</w:t>
-      </w:r>
-      <w:r>
-        <w:rPr>
-          <w:rFonts w:ascii="Segoe UI" w:eastAsia="Times New Roman" w:hAnsi="Segoe UI" w:cs="Segoe UI"/>
-          <w:color w:val="1A1A1A"/>
-          <w:sz w:val="23"/>
-          <w:szCs w:val="23"/>
-          <w:lang w:val="es-ES"/>
-        </w:rPr>
-        <w:t xml:space="preserve"> → abre el panel de gestión de la biblioteca.</w:t>
+        <w:t>correo</w:t>
+      </w:r>
+      <w:r>
+        <w:rPr>
+          <w:rFonts w:ascii="Segoe UI" w:eastAsia="Times New Roman" w:hAnsi="Segoe UI" w:cs="Segoe UI"/>
+          <w:color w:val="1A1A1A"/>
+          <w:sz w:val="23"/>
+          <w:szCs w:val="23"/>
+          <w:lang w:val="es-ES"/>
+        </w:rPr>
+        <w:t xml:space="preserve"> y su </w:t>
+      </w:r>
+      <w:r>
+        <w:rPr>
+          <w:rStyle w:val="Fuerte"/>
+          <w:rFonts w:ascii="Segoe UI" w:eastAsia="Times New Roman" w:hAnsi="Segoe UI" w:cs="Segoe UI"/>
+          <w:color w:val="1A1A1A"/>
+          <w:sz w:val="23"/>
+          <w:szCs w:val="23"/>
+          <w:lang w:val="es-ES"/>
+        </w:rPr>
+        <w:t>contraseña</w:t>
+      </w:r>
+      <w:r>
+        <w:rPr>
+          <w:rFonts w:ascii="Segoe UI" w:eastAsia="Times New Roman" w:hAnsi="Segoe UI" w:cs="Segoe UI"/>
+          <w:color w:val="1A1A1A"/>
+          <w:sz w:val="23"/>
+          <w:szCs w:val="23"/>
+          <w:lang w:val="es-ES"/>
+        </w:rPr>
+        <w:t>.</w:t>
+      </w:r>
+    </w:p>
+    <w:p>
+      <w:pPr>
+        <w:numPr>
+          <w:ilvl w:val="0"/>
+          <w:numId w:val="5"/>
+        </w:numPr>
+        <w:spacing w:before="45" w:after="45"/>
+        <w:ind w:left="810"/>
+        <w:divId w:val="1928610419"/>
+        <w:rPr>
+          <w:rFonts w:ascii="Segoe UI" w:eastAsia="Times New Roman" w:hAnsi="Segoe UI" w:cs="Segoe UI"/>
+          <w:color w:val="1A1A1A"/>
+          <w:sz w:val="23"/>
+          <w:szCs w:val="23"/>
+          <w:lang w:val="es-ES"/>
+        </w:rPr>
+      </w:pPr>
+      <w:r>
+        <w:rPr>
+          <w:rFonts w:ascii="Segoe UI" w:eastAsia="Times New Roman" w:hAnsi="Segoe UI" w:cs="Segoe UI"/>
+          <w:color w:val="1A1A1A"/>
+          <w:sz w:val="23"/>
+          <w:szCs w:val="23"/>
+          <w:lang w:val="es-ES"/>
+        </w:rPr>
+        <w:t xml:space="preserve">Pulse </w:t>
+      </w:r>
+      <w:r>
+        <w:rPr>
+          <w:rStyle w:val="Fuerte"/>
+          <w:rFonts w:ascii="Segoe UI" w:eastAsia="Times New Roman" w:hAnsi="Segoe UI" w:cs="Segoe UI"/>
+          <w:color w:val="1A1A1A"/>
+          <w:sz w:val="23"/>
+          <w:szCs w:val="23"/>
+          <w:lang w:val="es-ES"/>
+        </w:rPr>
+        <w:t>Iniciar sesión</w:t>
+      </w:r>
+      <w:r>
+        <w:rPr>
+          <w:rFonts w:ascii="Segoe UI" w:eastAsia="Times New Roman" w:hAnsi="Segoe UI" w:cs="Segoe UI"/>
+          <w:color w:val="1A1A1A"/>
+          <w:sz w:val="23"/>
+          <w:szCs w:val="23"/>
+          <w:lang w:val="es-ES"/>
+        </w:rPr>
+        <w:t>.</w:t>
+      </w:r>
+    </w:p>
+    <w:p>
+      <w:pPr>
+        <w:numPr>
+          <w:ilvl w:val="0"/>
+          <w:numId w:val="5"/>
+        </w:numPr>
+        <w:spacing w:before="45" w:after="45"/>
+        <w:ind w:left="810"/>
+        <w:divId w:val="1928610419"/>
+        <w:rPr>
+          <w:rFonts w:ascii="Segoe UI" w:eastAsia="Times New Roman" w:hAnsi="Segoe UI" w:cs="Segoe UI"/>
+          <w:color w:val="1A1A1A"/>
+          <w:sz w:val="23"/>
+          <w:szCs w:val="23"/>
+          <w:lang w:val="es-ES"/>
+        </w:rPr>
+      </w:pPr>
+      <w:r>
+        <w:rPr>
+          <w:rFonts w:ascii="Segoe UI" w:eastAsia="Times New Roman" w:hAnsi="Segoe UI" w:cs="Segoe UI"/>
+          <w:color w:val="1A1A1A"/>
+          <w:sz w:val="23"/>
+          <w:szCs w:val="23"/>
+          <w:lang w:val="es-ES"/>
+        </w:rPr>
+        <w:t>Si olvidó su contraseña, use</w:t>
+      </w:r>
+      <w:r>
+        <w:rPr>
+          <w:rFonts w:ascii="Segoe UI" w:eastAsia="Times New Roman" w:hAnsi="Segoe UI" w:cs="Segoe UI"/>
+          <w:color w:val="1A1A1A"/>
+          <w:sz w:val="23"/>
+          <w:szCs w:val="23"/>
+          <w:lang w:val="es-ES"/>
+        </w:rPr>
+        <w:t xml:space="preserve"> </w:t>
+      </w:r>
+      <w:r>
+        <w:rPr>
+          <w:rStyle w:val="Fuerte"/>
+          <w:rFonts w:ascii="Segoe UI" w:eastAsia="Times New Roman" w:hAnsi="Segoe UI" w:cs="Segoe UI"/>
+          <w:color w:val="1A1A1A"/>
+          <w:sz w:val="23"/>
+          <w:szCs w:val="23"/>
+          <w:lang w:val="es-ES"/>
+        </w:rPr>
+        <w:t>¿Olvidaste tu contraseña?</w:t>
+      </w:r>
+      <w:r>
+        <w:rPr>
+          <w:rFonts w:ascii="Segoe UI" w:eastAsia="Times New Roman" w:hAnsi="Segoe UI" w:cs="Segoe UI"/>
+          <w:color w:val="1A1A1A"/>
+          <w:sz w:val="23"/>
+          <w:szCs w:val="23"/>
+          <w:lang w:val="es-ES"/>
+        </w:rPr>
+        <w:t xml:space="preserve"> y siga las instrucciones que llegan a su correo.</w:t>
+      </w:r>
+    </w:p>
+    <w:p>
+      <w:pPr>
+        <w:pStyle w:val="Ttulo3"/>
+        <w:divId w:val="1928610419"/>
+        <w:rPr>
+          <w:rFonts w:ascii="Segoe UI" w:eastAsia="Times New Roman" w:hAnsi="Segoe UI" w:cs="Segoe UI"/>
+          <w:lang w:val="es-ES"/>
+        </w:rPr>
+      </w:pPr>
+      <w:r>
+        <w:rPr>
+          <w:rFonts w:ascii="Segoe UI" w:eastAsia="Times New Roman" w:hAnsi="Segoe UI" w:cs="Segoe UI"/>
+          <w:lang w:val="es-ES"/>
+        </w:rPr>
+        <w:t>3.4 Elegir el sistema (ComeID o Bibliogest)</w:t>
       </w:r>
     </w:p>
     <w:p>
       <w:pPr>
         <w:pStyle w:val="NormalWeb"/>
-        <w:divId w:val="2109502410"/>
+        <w:divId w:val="1928610419"/>
         <w:rPr>
           <w:rFonts w:ascii="Segoe UI" w:hAnsi="Segoe UI" w:cs="Segoe UI"/>
           <w:color w:val="1A1A1A"/>
@@ -2878,7 +3039,7 @@
           <w:szCs w:val="23"/>
           <w:lang w:val="es-ES"/>
         </w:rPr>
-        <w:t xml:space="preserve">También puede cambiar de un sistema al otro desde el menú lateral (opción </w:t>
+        <w:t xml:space="preserve">Al entrar al panel verá una pantalla de </w:t>
       </w:r>
       <w:r>
         <w:rPr>
@@ -2889,6 +3050,128 @@
           <w:szCs w:val="23"/>
           <w:lang w:val="es-ES"/>
         </w:rPr>
+        <w:t>selección de sistema</w:t>
+      </w:r>
+      <w:r>
+        <w:rPr>
+          <w:rFonts w:ascii="Segoe UI" w:hAnsi="Segoe UI" w:cs="Segoe UI"/>
+          <w:color w:val="1A1A1A"/>
+          <w:sz w:val="23"/>
+          <w:szCs w:val="23"/>
+          <w:lang w:val="es-ES"/>
+        </w:rPr>
+        <w:t xml:space="preserve"> con dos opciones:</w:t>
+      </w:r>
+    </w:p>
+    <w:p>
+      <w:pPr>
+        <w:numPr>
+          <w:ilvl w:val="0"/>
+          <w:numId w:val="6"/>
+        </w:numPr>
+        <w:spacing w:before="45" w:after="45"/>
+        <w:ind w:left="810"/>
+        <w:divId w:val="1928610419"/>
+        <w:rPr>
+          <w:rFonts w:ascii="Segoe UI" w:eastAsia="Times New Roman" w:hAnsi="Segoe UI" w:cs="Segoe UI"/>
+          <w:color w:val="1A1A1A"/>
+          <w:sz w:val="23"/>
+          <w:szCs w:val="23"/>
+          <w:lang w:val="es-ES"/>
+        </w:rPr>
+      </w:pPr>
+      <w:r>
+        <w:rPr>
+          <w:rStyle w:val="Fuerte"/>
+          <w:rFonts w:ascii="Segoe UI" w:eastAsia="Times New Roman" w:hAnsi="Segoe UI" w:cs="Segoe UI"/>
+          <w:color w:val="1A1A1A"/>
+          <w:sz w:val="23"/>
+          <w:szCs w:val="23"/>
+          <w:lang w:val="es-ES"/>
+        </w:rPr>
+        <w:t>ComeID (Comedor)</w:t>
+      </w:r>
+      <w:r>
+        <w:rPr>
+          <w:rFonts w:ascii="Segoe UI" w:eastAsia="Times New Roman" w:hAnsi="Segoe UI" w:cs="Segoe UI"/>
+          <w:color w:val="1A1A1A"/>
+          <w:sz w:val="23"/>
+          <w:szCs w:val="23"/>
+          <w:lang w:val="es-ES"/>
+        </w:rPr>
+        <w:t xml:space="preserve"> → abre el panel de gestión del comedor.</w:t>
+      </w:r>
+    </w:p>
+    <w:p>
+      <w:pPr>
+        <w:numPr>
+          <w:ilvl w:val="0"/>
+          <w:numId w:val="6"/>
+        </w:numPr>
+        <w:spacing w:before="45" w:after="45"/>
+        <w:ind w:left="810"/>
+        <w:divId w:val="1928610419"/>
+        <w:rPr>
+          <w:rFonts w:ascii="Segoe UI" w:eastAsia="Times New Roman" w:hAnsi="Segoe UI" w:cs="Segoe UI"/>
+          <w:color w:val="1A1A1A"/>
+          <w:sz w:val="23"/>
+          <w:szCs w:val="23"/>
+          <w:lang w:val="es-ES"/>
+        </w:rPr>
+      </w:pPr>
+      <w:r>
+        <w:rPr>
+          <w:rStyle w:val="Fuerte"/>
+          <w:rFonts w:ascii="Segoe UI" w:eastAsia="Times New Roman" w:hAnsi="Segoe UI" w:cs="Segoe UI"/>
+          <w:color w:val="1A1A1A"/>
+          <w:sz w:val="23"/>
+          <w:szCs w:val="23"/>
+          <w:lang w:val="es-ES"/>
+        </w:rPr>
+        <w:t>Bibliogest (Biblioteca)</w:t>
+      </w:r>
+      <w:r>
+        <w:rPr>
+          <w:rFonts w:ascii="Segoe UI" w:eastAsia="Times New Roman" w:hAnsi="Segoe UI" w:cs="Segoe UI"/>
+          <w:color w:val="1A1A1A"/>
+          <w:sz w:val="23"/>
+          <w:szCs w:val="23"/>
+          <w:lang w:val="es-ES"/>
+        </w:rPr>
+        <w:t xml:space="preserve"> → abre el panel de gestión de la biblioteca.</w:t>
+      </w:r>
+    </w:p>
+    <w:p>
+      <w:pPr>
+        <w:pStyle w:val="NormalWeb"/>
+        <w:divId w:val="1928610419"/>
+        <w:rPr>
+          <w:rFonts w:ascii="Segoe UI" w:hAnsi="Segoe UI" w:cs="Segoe UI"/>
+          <w:color w:val="1A1A1A"/>
+          <w:sz w:val="23"/>
+          <w:szCs w:val="23"/>
+          <w:lang w:val="es-ES"/>
+        </w:rPr>
+      </w:pPr>
+      <w:r>
+        <w:rPr>
+          <w:rFonts w:ascii="Segoe UI" w:hAnsi="Segoe UI" w:cs="Segoe UI"/>
+          <w:color w:val="1A1A1A"/>
+          <w:sz w:val="23"/>
+          <w:szCs w:val="23"/>
+          <w:lang w:val="es-ES"/>
+        </w:rPr>
+        <w:t xml:space="preserve">También puede cambiar de un sistema al otro desde el menú lateral (opción </w:t>
+      </w:r>
+      <w:r>
+        <w:rPr>
+          <w:rStyle w:val="Fuerte"/>
+          <w:rFonts w:ascii="Segoe UI" w:hAnsi="Segoe UI" w:cs="Segoe UI"/>
+          <w:color w:val="1A1A1A"/>
+          <w:sz w:val="23"/>
+          <w:szCs w:val="23"/>
+          <w:lang w:val="es-ES"/>
+        </w:rPr>
         <w:t>Selector de app</w:t>
       </w:r>
       <w:r>
@@ -2905,32 +3188,32 @@
     <w:p>
       <w:pPr>
         <w:spacing w:before="360" w:after="360"/>
-        <w:divId w:val="2109502410"/>
-        <w:rPr>
-          <w:rFonts w:ascii="Segoe UI" w:eastAsia="Times New Roman" w:hAnsi="Segoe UI" w:cs="Segoe UI"/>
-          <w:color w:val="1A1A1A"/>
-          <w:sz w:val="23"/>
-          <w:szCs w:val="23"/>
-          <w:lang w:val="es-ES"/>
-        </w:rPr>
-      </w:pPr>
-      <w:r>
-        <w:rPr>
-          <w:rFonts w:ascii="Segoe UI" w:eastAsia="Times New Roman" w:hAnsi="Segoe UI" w:cs="Segoe UI"/>
-          <w:color w:val="1A1A1A"/>
-          <w:sz w:val="23"/>
-          <w:szCs w:val="23"/>
-          <w:lang w:val="es-ES"/>
-        </w:rPr>
-        <w:pict w14:anchorId="2C405593">
-          <v:rect id="_x0000_i1028" style="width:0;height:1.5pt" o:hralign="center" o:hrstd="t" o:hr="t" fillcolor="#a0a0a0" stroked="f"/>
+        <w:divId w:val="1928610419"/>
+        <w:rPr>
+          <w:rFonts w:ascii="Segoe UI" w:eastAsia="Times New Roman" w:hAnsi="Segoe UI" w:cs="Segoe UI"/>
+          <w:color w:val="1A1A1A"/>
+          <w:sz w:val="23"/>
+          <w:szCs w:val="23"/>
+          <w:lang w:val="es-ES"/>
+        </w:rPr>
+      </w:pPr>
+      <w:r>
+        <w:rPr>
+          <w:rFonts w:ascii="Segoe UI" w:eastAsia="Times New Roman" w:hAnsi="Segoe UI" w:cs="Segoe UI"/>
+          <w:color w:val="1A1A1A"/>
+          <w:sz w:val="23"/>
+          <w:szCs w:val="23"/>
+          <w:lang w:val="es-ES"/>
+        </w:rPr>
+        <w:pict w14:anchorId="37FFA515">
+          <v:rect id="_x0000_i1029" style="width:0;height:1.5pt" o:hralign="center" o:hrstd="t" o:hr="t" fillcolor="#a0a0a0" stroked="f"/>
         </w:pict>
       </w:r>
     </w:p>
     <w:p>
       <w:pPr>
         <w:pStyle w:val="Ttulo2"/>
-        <w:divId w:val="2109502410"/>
+        <w:divId w:val="1928610419"/>
         <w:rPr>
           <w:rFonts w:ascii="Segoe UI" w:eastAsia="Times New Roman" w:hAnsi="Segoe UI" w:cs="Segoe UI"/>
           <w:lang w:val="es-ES"/>
@@ -2963,7 +3246,7 @@
       </w:tblGrid>
       <w:tr>
         <w:trPr>
-          <w:divId w:val="2109502410"/>
+          <w:divId w:val="1928610419"/>
           <w:tblHeader/>
         </w:trPr>
         <w:tc>
@@ -3141,7 +3424,7 @@
       </w:tr>
       <w:tr>
         <w:trPr>
-          <w:divId w:val="2109502410"/>
+          <w:divId w:val="1928610419"/>
         </w:trPr>
         <w:tc>
           <w:tcPr>
@@ -3299,7 +3582,7 @@
       </w:tr>
       <w:tr>
         <w:trPr>
-          <w:divId w:val="2109502410"/>
+          <w:divId w:val="1928610419"/>
         </w:trPr>
         <w:tc>
           <w:tcPr>
@@ -3457,7 +3740,7 @@
       </w:tr>
       <w:tr>
         <w:trPr>
-          <w:divId w:val="2109502410"/>
+          <w:divId w:val="1928610419"/>
         </w:trPr>
         <w:tc>
           <w:tcPr>
@@ -3615,7 +3898,7 @@
       </w:tr>
       <w:tr>
         <w:trPr>
-          <w:divId w:val="2109502410"/>
+          <w:divId w:val="1928610419"/>
         </w:trPr>
         <w:tc>
           <w:tcPr>
@@ -3775,7 +4058,7 @@
     <w:p>
       <w:pPr>
         <w:pStyle w:val="NormalWeb"/>
-        <w:divId w:val="2109502410"/>
+        <w:divId w:val="1928610419"/>
         <w:rPr>
           <w:rFonts w:ascii="Segoe UI" w:hAnsi="Segoe UI" w:cs="Segoe UI"/>
           <w:color w:val="1A1A1A"/>
@@ -3840,186 +4123,24 @@
     <w:p>
       <w:pPr>
         <w:spacing w:before="360" w:after="360"/>
-        <w:divId w:val="2109502410"/>
-        <w:rPr>
-          <w:rFonts w:ascii="Segoe UI" w:eastAsia="Times New Roman" w:hAnsi="Segoe UI" w:cs="Segoe UI"/>
-          <w:color w:val="1A1A1A"/>
-          <w:sz w:val="23"/>
-          <w:szCs w:val="23"/>
-          <w:lang w:val="es-ES"/>
-        </w:rPr>
-      </w:pPr>
-      <w:r>
-        <w:rPr>
-          <w:rFonts w:ascii="Segoe UI" w:eastAsia="Times New Roman" w:hAnsi="Segoe UI" w:cs="Segoe UI"/>
-          <w:color w:val="1A1A1A"/>
-          <w:sz w:val="23"/>
-          <w:szCs w:val="23"/>
-          <w:lang w:val="es-ES"/>
-        </w:rPr>
-        <w:pict w14:anchorId="3B1FC0BE">
-          <v:rect id="_x0000_i1029" style="width:0;height:1.5pt" o:hralign="center" o:hrstd="t" o:hr="t" fillcolor="#a0a0a0" stroked="f"/>
-        </w:pict>
-      </w:r>
-    </w:p>
-    <w:p>
-      <w:pPr>
-        <w:pStyle w:val="Ttulo2"/>
-        <w:divId w:val="2109502410"/>
-        <w:rPr>
-          <w:rFonts w:ascii="Segoe UI" w:eastAsia="Times New Roman" w:hAnsi="Segoe UI" w:cs="Segoe UI"/>
-          <w:lang w:val="es-ES"/>
-        </w:rPr>
-      </w:pPr>
-      <w:r>
-        <w:rPr>
-          <w:rFonts w:ascii="Segoe UI" w:eastAsia="Times New Roman" w:hAnsi="Segoe UI" w:cs="Segoe UI"/>
-          <w:lang w:val="es-ES"/>
-        </w:rPr>
-        <w:t>5. Lo que se puede hacer en cada módulo (resumen)</w:t>
-      </w:r>
-    </w:p>
-    <w:p>
-      <w:pPr>
-        <w:pStyle w:val="Ttulo3"/>
-        <w:divId w:val="2109502410"/>
-        <w:rPr>
-          <w:rFonts w:ascii="Segoe UI" w:eastAsia="Times New Roman" w:hAnsi="Segoe UI" w:cs="Segoe UI"/>
-          <w:lang w:val="es-ES"/>
-        </w:rPr>
-      </w:pPr>
-      <w:r>
-        <w:rPr>
-          <w:rFonts w:ascii="Segoe UI" w:eastAsia="Times New Roman" w:hAnsi="Segoe UI" w:cs="Segoe UI"/>
-          <w:lang w:val="es-ES"/>
-        </w:rPr>
-        <w:t>En ComeID (comedor)</w:t>
-      </w:r>
-    </w:p>
-    <w:p>
-      <w:pPr>
-        <w:pStyle w:val="NormalWeb"/>
-        <w:divId w:val="2109502410"/>
-        <w:rPr>
-          <w:rFonts w:ascii="Segoe UI" w:hAnsi="Segoe UI" w:cs="Segoe UI"/>
-          <w:color w:val="1A1A1A"/>
-          <w:sz w:val="23"/>
-          <w:szCs w:val="23"/>
-          <w:lang w:val="es-ES"/>
-        </w:rPr>
-      </w:pPr>
-      <w:r>
-        <w:rPr>
-          <w:rFonts w:ascii="Segoe UI" w:hAnsi="Segoe UI" w:cs="Segoe UI"/>
-          <w:color w:val="1A1A1A"/>
-          <w:sz w:val="23"/>
-          <w:szCs w:val="23"/>
-          <w:lang w:val="es-ES"/>
-        </w:rPr>
-        <w:t>Registrar y matricular estudiantes → generar QR → escanear su asistencia cada día → organizar invitados → planificar el menú de la semana → predecir cuántos comerán → exportar reportes.</w:t>
-      </w:r>
-    </w:p>
-    <w:p>
-      <w:pPr>
-        <w:pStyle w:val="Ttulo3"/>
-        <w:divId w:val="2109502410"/>
-        <w:rPr>
-          <w:rFonts w:ascii="Segoe UI" w:eastAsia="Times New Roman" w:hAnsi="Segoe UI" w:cs="Segoe UI"/>
-          <w:lang w:val="es-ES"/>
-        </w:rPr>
-      </w:pPr>
-      <w:r>
-        <w:rPr>
-          <w:rFonts w:ascii="Segoe UI" w:eastAsia="Times New Roman" w:hAnsi="Segoe UI" w:cs="Segoe UI"/>
-          <w:lang w:val="es-ES"/>
-        </w:rPr>
-        <w:t>En Bibliogest (biblioteca)</w:t>
-      </w:r>
-    </w:p>
-    <w:p>
-      <w:pPr>
-        <w:pStyle w:val="NormalWeb"/>
-        <w:divId w:val="2109502410"/>
-        <w:rPr>
-          <w:rFonts w:ascii="Segoe UI" w:hAnsi="Segoe UI" w:cs="Segoe UI"/>
-          <w:color w:val="1A1A1A"/>
-          <w:sz w:val="23"/>
-          <w:szCs w:val="23"/>
-          <w:lang w:val="es-ES"/>
-        </w:rPr>
-      </w:pPr>
-      <w:r>
-        <w:rPr>
-          <w:rFonts w:ascii="Segoe UI" w:hAnsi="Segoe UI" w:cs="Segoe UI"/>
-          <w:color w:val="1A1A1A"/>
-          <w:sz w:val="23"/>
-          <w:szCs w:val="23"/>
-          <w:lang w:val="es-ES"/>
-        </w:rPr>
-        <w:t>Registrar libros → dar de alta socios → prestar y devolver → apartar reservas → avisar de vencidos → ubicar libros → recomendar lecturas con IA → reportar.</w:t>
-      </w:r>
-    </w:p>
-    <w:p>
-      <w:pPr>
-        <w:pStyle w:val="Ttulo3"/>
-        <w:divId w:val="2109502410"/>
-        <w:rPr>
-          <w:rFonts w:ascii="Segoe UI" w:eastAsia="Times New Roman" w:hAnsi="Segoe UI" w:cs="Segoe UI"/>
-          <w:lang w:val="es-ES"/>
-        </w:rPr>
-      </w:pPr>
-      <w:r>
-        <w:rPr>
-          <w:rFonts w:ascii="Segoe UI" w:eastAsia="Times New Roman" w:hAnsi="Segoe UI" w:cs="Segoe UI"/>
-          <w:lang w:val="es-ES"/>
-        </w:rPr>
-        <w:t>En el Portal de Estudiantes</w:t>
-      </w:r>
-    </w:p>
-    <w:p>
-      <w:pPr>
-        <w:pStyle w:val="NormalWeb"/>
-        <w:divId w:val="2109502410"/>
-        <w:rPr>
-          <w:rFonts w:ascii="Segoe UI" w:hAnsi="Segoe UI" w:cs="Segoe UI"/>
-          <w:color w:val="1A1A1A"/>
-          <w:sz w:val="23"/>
-          <w:szCs w:val="23"/>
-          <w:lang w:val="es-ES"/>
-        </w:rPr>
-      </w:pPr>
-      <w:r>
-        <w:rPr>
-          <w:rFonts w:ascii="Segoe UI" w:hAnsi="Segoe UI" w:cs="Segoe UI"/>
-          <w:color w:val="1A1A1A"/>
-          <w:sz w:val="23"/>
-          <w:szCs w:val="23"/>
-          <w:lang w:val="es-ES"/>
-        </w:rPr>
-        <w:t>Registrarse con su cédula → ver menú y asistencia → ver préstamos y reservas → mostrar su QR → leer notificaciones.</w:t>
-      </w:r>
-    </w:p>
-    <w:p>
-      <w:pPr>
-        <w:spacing w:before="360" w:after="360"/>
-        <w:divId w:val="2109502410"/>
-        <w:rPr>
-          <w:rFonts w:ascii="Segoe UI" w:eastAsia="Times New Roman" w:hAnsi="Segoe UI" w:cs="Segoe UI"/>
-          <w:color w:val="1A1A1A"/>
-          <w:sz w:val="23"/>
-          <w:szCs w:val="23"/>
-          <w:lang w:val="es-ES"/>
-        </w:rPr>
-      </w:pPr>
-      <w:r>
-        <w:rPr>
-          <w:rFonts w:ascii="Segoe UI" w:eastAsia="Times New Roman" w:hAnsi="Segoe UI" w:cs="Segoe UI"/>
-          <w:color w:val="1A1A1A"/>
-          <w:sz w:val="23"/>
-          <w:szCs w:val="23"/>
-          <w:lang w:val="es-ES"/>
-        </w:rPr>
-        <w:pict w14:anchorId="4C3218C8">
+        <w:divId w:val="1928610419"/>
+        <w:rPr>
+          <w:rFonts w:ascii="Segoe UI" w:eastAsia="Times New Roman" w:hAnsi="Segoe UI" w:cs="Segoe UI"/>
+          <w:color w:val="1A1A1A"/>
+          <w:sz w:val="23"/>
+          <w:szCs w:val="23"/>
+          <w:lang w:val="es-ES"/>
+        </w:rPr>
+      </w:pPr>
+      <w:r>
+        <w:rPr>
+          <w:rFonts w:ascii="Segoe UI" w:eastAsia="Times New Roman" w:hAnsi="Segoe UI" w:cs="Segoe UI"/>
+          <w:color w:val="1A1A1A"/>
+          <w:sz w:val="23"/>
+          <w:szCs w:val="23"/>
+          <w:lang w:val="es-ES"/>
+        </w:rPr>
+        <w:pict w14:anchorId="656CF21D">
           <v:rect id="_x0000_i1030" style="width:0;height:1.5pt" o:hralign="center" o:hrstd="t" o:hr="t" fillcolor="#a0a0a0" stroked="f"/>
         </w:pict>
       </w:r>
@@ -4027,264 +4148,161 @@
     <w:p>
       <w:pPr>
         <w:pStyle w:val="Ttulo2"/>
-        <w:divId w:val="2109502410"/>
-        <w:rPr>
-          <w:rFonts w:ascii="Segoe UI" w:eastAsia="Times New Roman" w:hAnsi="Segoe UI" w:cs="Segoe UI"/>
-          <w:lang w:val="es-ES"/>
-        </w:rPr>
-      </w:pPr>
-      <w:r>
-        <w:rPr>
-          <w:rFonts w:ascii="Segoe UI" w:eastAsia="Times New Roman" w:hAnsi="Segoe UI" w:cs="Segoe UI"/>
-          <w:lang w:val="es-ES"/>
-        </w:rPr>
-        <w:t>6. Seguridad de la plataforma</w:t>
-      </w:r>
-    </w:p>
-    <w:p>
-      <w:pPr>
-        <w:numPr>
-          <w:ilvl w:val="0"/>
-          <w:numId w:val="6"/>
-        </w:numPr>
-        <w:spacing w:before="45" w:after="45"/>
-        <w:ind w:left="810"/>
-        <w:divId w:val="2109502410"/>
-        <w:rPr>
-          <w:rFonts w:ascii="Segoe UI" w:eastAsia="Times New Roman" w:hAnsi="Segoe UI" w:cs="Segoe UI"/>
-          <w:color w:val="1A1A1A"/>
-          <w:sz w:val="23"/>
-          <w:szCs w:val="23"/>
-          <w:lang w:val="es-ES"/>
-        </w:rPr>
-      </w:pPr>
-      <w:r>
-        <w:rPr>
-          <w:rStyle w:val="Fuerte"/>
-          <w:rFonts w:ascii="Segoe UI" w:eastAsia="Times New Roman" w:hAnsi="Segoe UI" w:cs="Segoe UI"/>
-          <w:color w:val="1A1A1A"/>
-          <w:sz w:val="23"/>
-          <w:szCs w:val="23"/>
-          <w:lang w:val="es-ES"/>
-        </w:rPr>
-        <w:t>Acceso por roles:</w:t>
-      </w:r>
-      <w:r>
-        <w:rPr>
-          <w:rFonts w:ascii="Segoe UI" w:eastAsia="Times New Roman" w:hAnsi="Segoe UI" w:cs="Segoe UI"/>
-          <w:color w:val="1A1A1A"/>
-          <w:sz w:val="23"/>
-          <w:szCs w:val="23"/>
-          <w:lang w:val="es-ES"/>
-        </w:rPr>
-        <w:t xml:space="preserve"> nadie puede hacer nada que su rol no permita; los estudiantes solo ven su propia información.</w:t>
-      </w:r>
-    </w:p>
-    <w:p>
-      <w:pPr>
-        <w:numPr>
-          <w:ilvl w:val="0"/>
-          <w:numId w:val="6"/>
-        </w:numPr>
-        <w:spacing w:before="45" w:after="45"/>
-        <w:ind w:left="810"/>
-        <w:divId w:val="2109502410"/>
-        <w:rPr>
-          <w:rFonts w:ascii="Segoe UI" w:eastAsia="Times New Roman" w:hAnsi="Segoe UI" w:cs="Segoe UI"/>
-          <w:color w:val="1A1A1A"/>
-          <w:sz w:val="23"/>
-          <w:szCs w:val="23"/>
-          <w:lang w:val="es-ES"/>
-        </w:rPr>
-      </w:pPr>
-      <w:r>
-        <w:rPr>
-          <w:rStyle w:val="Fuerte"/>
-          <w:rFonts w:ascii="Segoe UI" w:eastAsia="Times New Roman" w:hAnsi="Segoe UI" w:cs="Segoe UI"/>
-          <w:color w:val="1A1A1A"/>
-          <w:sz w:val="23"/>
-          <w:szCs w:val="23"/>
-          <w:lang w:val="es-ES"/>
-        </w:rPr>
-        <w:t>Base de datos protegida:</w:t>
-      </w:r>
-      <w:r>
-        <w:rPr>
-          <w:rFonts w:ascii="Segoe UI" w:eastAsia="Times New Roman" w:hAnsi="Segoe UI" w:cs="Segoe UI"/>
-          <w:color w:val="1A1A1A"/>
-          <w:sz w:val="23"/>
-          <w:szCs w:val="23"/>
-          <w:lang w:val="es-ES"/>
-        </w:rPr>
-        <w:t xml:space="preserve"> </w:t>
-      </w:r>
-      <w:r>
-        <w:rPr>
-          <w:rFonts w:ascii="Segoe UI" w:eastAsia="Times New Roman" w:hAnsi="Segoe UI" w:cs="Segoe UI"/>
-          <w:color w:val="1A1A1A"/>
-          <w:sz w:val="23"/>
-          <w:szCs w:val="23"/>
-          <w:lang w:val="es-ES"/>
-        </w:rPr>
-        <w:t>todas las lecturas y escrituras pasan por reglas de seguridad de Firestore, verificadas del lado del servidor de Firebase.</w:t>
-      </w:r>
-    </w:p>
-    <w:p>
-      <w:pPr>
-        <w:numPr>
-          <w:ilvl w:val="0"/>
-          <w:numId w:val="6"/>
-        </w:numPr>
-        <w:spacing w:before="45" w:after="45"/>
-        <w:ind w:left="810"/>
-        <w:divId w:val="2109502410"/>
-        <w:rPr>
-          <w:rFonts w:ascii="Segoe UI" w:eastAsia="Times New Roman" w:hAnsi="Segoe UI" w:cs="Segoe UI"/>
-          <w:color w:val="1A1A1A"/>
-          <w:sz w:val="23"/>
-          <w:szCs w:val="23"/>
-          <w:lang w:val="es-ES"/>
-        </w:rPr>
-      </w:pPr>
-      <w:r>
-        <w:rPr>
-          <w:rStyle w:val="Fuerte"/>
-          <w:rFonts w:ascii="Segoe UI" w:eastAsia="Times New Roman" w:hAnsi="Segoe UI" w:cs="Segoe UI"/>
-          <w:color w:val="1A1A1A"/>
-          <w:sz w:val="23"/>
-          <w:szCs w:val="23"/>
-          <w:lang w:val="es-ES"/>
-        </w:rPr>
-        <w:t>Cabeceras de seguridad web (CSP):</w:t>
-      </w:r>
-      <w:r>
-        <w:rPr>
-          <w:rFonts w:ascii="Segoe UI" w:eastAsia="Times New Roman" w:hAnsi="Segoe UI" w:cs="Segoe UI"/>
-          <w:color w:val="1A1A1A"/>
-          <w:sz w:val="23"/>
-          <w:szCs w:val="23"/>
-          <w:lang w:val="es-ES"/>
-        </w:rPr>
-        <w:t xml:space="preserve"> restringen qué contiene y de dónde se cargan los recursos; sin ejecución de código dinámico.</w:t>
-      </w:r>
-    </w:p>
-    <w:p>
-      <w:pPr>
-        <w:numPr>
-          <w:ilvl w:val="0"/>
-          <w:numId w:val="6"/>
-        </w:numPr>
-        <w:spacing w:before="45" w:after="45"/>
-        <w:ind w:left="810"/>
-        <w:divId w:val="2109502410"/>
-        <w:rPr>
-          <w:rFonts w:ascii="Segoe UI" w:eastAsia="Times New Roman" w:hAnsi="Segoe UI" w:cs="Segoe UI"/>
-          <w:color w:val="1A1A1A"/>
-          <w:sz w:val="23"/>
-          <w:szCs w:val="23"/>
-          <w:lang w:val="es-ES"/>
-        </w:rPr>
-      </w:pPr>
-      <w:r>
-        <w:rPr>
-          <w:rStyle w:val="Fuerte"/>
-          <w:rFonts w:ascii="Segoe UI" w:eastAsia="Times New Roman" w:hAnsi="Segoe UI" w:cs="Segoe UI"/>
-          <w:color w:val="1A1A1A"/>
-          <w:sz w:val="23"/>
-          <w:szCs w:val="23"/>
-          <w:lang w:val="es-ES"/>
-        </w:rPr>
-        <w:t>Sin claves privadas en el código:</w:t>
-      </w:r>
-      <w:r>
-        <w:rPr>
-          <w:rFonts w:ascii="Segoe UI" w:eastAsia="Times New Roman" w:hAnsi="Segoe UI" w:cs="Segoe UI"/>
-          <w:color w:val="1A1A1A"/>
-          <w:sz w:val="23"/>
-          <w:szCs w:val="23"/>
-          <w:lang w:val="es-ES"/>
-        </w:rPr>
-        <w:t xml:space="preserve"> las claves de servicios (por ejemplo, la de la inteligencia artificial) no están escritas en el código fuente.</w:t>
-      </w:r>
-    </w:p>
-    <w:p>
-      <w:pPr>
-        <w:numPr>
-          <w:ilvl w:val="0"/>
-          <w:numId w:val="6"/>
-        </w:numPr>
-        <w:spacing w:before="45" w:after="45"/>
-        <w:ind w:left="810"/>
-        <w:divId w:val="2109502410"/>
-        <w:rPr>
-          <w:rFonts w:ascii="Segoe UI" w:eastAsia="Times New Roman" w:hAnsi="Segoe UI" w:cs="Segoe UI"/>
-          <w:color w:val="1A1A1A"/>
-          <w:sz w:val="23"/>
-          <w:szCs w:val="23"/>
-          <w:lang w:val="es-ES"/>
-        </w:rPr>
-      </w:pPr>
-      <w:r>
-        <w:rPr>
-          <w:rStyle w:val="Fuerte"/>
-          <w:rFonts w:ascii="Segoe UI" w:eastAsia="Times New Roman" w:hAnsi="Segoe UI" w:cs="Segoe UI"/>
-          <w:color w:val="1A1A1A"/>
-          <w:sz w:val="23"/>
-          <w:szCs w:val="23"/>
-          <w:lang w:val="es-ES"/>
-        </w:rPr>
-        <w:t>Repositorio privado:</w:t>
-      </w:r>
-      <w:r>
-        <w:rPr>
-          <w:rFonts w:ascii="Segoe UI" w:eastAsia="Times New Roman" w:hAnsi="Segoe UI" w:cs="Segoe UI"/>
-          <w:color w:val="1A1A1A"/>
-          <w:sz w:val="23"/>
-          <w:szCs w:val="23"/>
-          <w:lang w:val="es-ES"/>
-        </w:rPr>
-        <w:t xml:space="preserve"> el código se mantiene en un repositorio privado de GitHub con </w:t>
-      </w:r>
-      <w:r>
-        <w:rPr>
-          <w:rStyle w:val="CdigoHTML"/>
-          <w:color w:val="1A1A1A"/>
-          <w:lang w:val="es-ES"/>
-        </w:rPr>
-        <w:t>.gitignore</w:t>
-      </w:r>
-      <w:r>
-        <w:rPr>
-          <w:rFonts w:ascii="Segoe UI" w:eastAsia="Times New Roman" w:hAnsi="Segoe UI" w:cs="Segoe UI"/>
-          <w:color w:val="1A1A1A"/>
-          <w:sz w:val="23"/>
-          <w:szCs w:val="23"/>
-          <w:lang w:val="es-ES"/>
-        </w:rPr>
-        <w:t xml:space="preserve"> para credenciales.</w:t>
+        <w:divId w:val="1928610419"/>
+        <w:rPr>
+          <w:rFonts w:ascii="Segoe UI" w:eastAsia="Times New Roman" w:hAnsi="Segoe UI" w:cs="Segoe UI"/>
+          <w:lang w:val="es-ES"/>
+        </w:rPr>
+      </w:pPr>
+      <w:r>
+        <w:rPr>
+          <w:rFonts w:ascii="Segoe UI" w:eastAsia="Times New Roman" w:hAnsi="Segoe UI" w:cs="Segoe UI"/>
+          <w:lang w:val="es-ES"/>
+        </w:rPr>
+        <w:t>5. Lo que se puede hacer en cada módulo (resumen)</w:t>
+      </w:r>
+    </w:p>
+    <w:p>
+      <w:pPr>
+        <w:pStyle w:val="Ttulo3"/>
+        <w:divId w:val="1928610419"/>
+        <w:rPr>
+          <w:rFonts w:ascii="Segoe UI" w:eastAsia="Times New Roman" w:hAnsi="Segoe UI" w:cs="Segoe UI"/>
+          <w:lang w:val="es-ES"/>
+        </w:rPr>
+      </w:pPr>
+      <w:r>
+        <w:rPr>
+          <w:rFonts w:ascii="Segoe UI" w:eastAsia="Times New Roman" w:hAnsi="Segoe UI" w:cs="Segoe UI"/>
+          <w:lang w:val="es-ES"/>
+        </w:rPr>
+        <w:t>En ComeID (comedor)</w:t>
+      </w:r>
+    </w:p>
+    <w:p>
+      <w:pPr>
+        <w:pStyle w:val="NormalWeb"/>
+        <w:divId w:val="1928610419"/>
+        <w:rPr>
+          <w:rFonts w:ascii="Segoe UI" w:hAnsi="Segoe UI" w:cs="Segoe UI"/>
+          <w:color w:val="1A1A1A"/>
+          <w:sz w:val="23"/>
+          <w:szCs w:val="23"/>
+          <w:lang w:val="es-ES"/>
+        </w:rPr>
+      </w:pPr>
+      <w:r>
+        <w:rPr>
+          <w:rFonts w:ascii="Segoe UI" w:hAnsi="Segoe UI" w:cs="Segoe UI"/>
+          <w:color w:val="1A1A1A"/>
+          <w:sz w:val="23"/>
+          <w:szCs w:val="23"/>
+          <w:lang w:val="es-ES"/>
+        </w:rPr>
+        <w:t>Registrar y matricular estudiantes → generar QR → escanear su asistencia cada día → organizar invitados → planificar el menú de la semana → predecir cuántos comerán → exportar reportes.</w:t>
+      </w:r>
+    </w:p>
+    <w:p>
+      <w:pPr>
+        <w:pStyle w:val="Ttulo3"/>
+        <w:divId w:val="1928610419"/>
+        <w:rPr>
+          <w:rFonts w:ascii="Segoe UI" w:eastAsia="Times New Roman" w:hAnsi="Segoe UI" w:cs="Segoe UI"/>
+          <w:lang w:val="es-ES"/>
+        </w:rPr>
+      </w:pPr>
+      <w:r>
+        <w:rPr>
+          <w:rFonts w:ascii="Segoe UI" w:eastAsia="Times New Roman" w:hAnsi="Segoe UI" w:cs="Segoe UI"/>
+          <w:lang w:val="es-ES"/>
+        </w:rPr>
+        <w:t>En Bibliogest (biblioteca)</w:t>
+      </w:r>
+    </w:p>
+    <w:p>
+      <w:pPr>
+        <w:pStyle w:val="NormalWeb"/>
+        <w:divId w:val="1928610419"/>
+        <w:rPr>
+          <w:rFonts w:ascii="Segoe UI" w:hAnsi="Segoe UI" w:cs="Segoe UI"/>
+          <w:color w:val="1A1A1A"/>
+          <w:sz w:val="23"/>
+          <w:szCs w:val="23"/>
+          <w:lang w:val="es-ES"/>
+        </w:rPr>
+      </w:pPr>
+      <w:r>
+        <w:rPr>
+          <w:rFonts w:ascii="Segoe UI" w:hAnsi="Segoe UI" w:cs="Segoe UI"/>
+          <w:color w:val="1A1A1A"/>
+          <w:sz w:val="23"/>
+          <w:szCs w:val="23"/>
+          <w:lang w:val="es-ES"/>
+        </w:rPr>
+        <w:t>Registrar libros → dar de alta socios → prestar y devolver → apartar reservas → avisar de vencidos → ubicar libros → recomendar lecturas con IA → reportar.</w:t>
+      </w:r>
+    </w:p>
+    <w:p>
+      <w:pPr>
+        <w:pStyle w:val="Ttulo3"/>
+        <w:divId w:val="1928610419"/>
+        <w:rPr>
+          <w:rFonts w:ascii="Segoe UI" w:eastAsia="Times New Roman" w:hAnsi="Segoe UI" w:cs="Segoe UI"/>
+          <w:lang w:val="es-ES"/>
+        </w:rPr>
+      </w:pPr>
+      <w:r>
+        <w:rPr>
+          <w:rFonts w:ascii="Segoe UI" w:eastAsia="Times New Roman" w:hAnsi="Segoe UI" w:cs="Segoe UI"/>
+          <w:lang w:val="es-ES"/>
+        </w:rPr>
+        <w:t>En el Portal de Estudiantes</w:t>
+      </w:r>
+    </w:p>
+    <w:p>
+      <w:pPr>
+        <w:pStyle w:val="NormalWeb"/>
+        <w:divId w:val="1928610419"/>
+        <w:rPr>
+          <w:rFonts w:ascii="Segoe UI" w:hAnsi="Segoe UI" w:cs="Segoe UI"/>
+          <w:color w:val="1A1A1A"/>
+          <w:sz w:val="23"/>
+          <w:szCs w:val="23"/>
+          <w:lang w:val="es-ES"/>
+        </w:rPr>
+      </w:pPr>
+      <w:r>
+        <w:rPr>
+          <w:rFonts w:ascii="Segoe UI" w:hAnsi="Segoe UI" w:cs="Segoe UI"/>
+          <w:color w:val="1A1A1A"/>
+          <w:sz w:val="23"/>
+          <w:szCs w:val="23"/>
+          <w:lang w:val="es-ES"/>
+        </w:rPr>
+        <w:t>Registrarse con su cédula → ver menú y asistencia → ver préstamos y reservas → mostrar su QR → leer notificaciones.</w:t>
       </w:r>
     </w:p>
     <w:p>
       <w:pPr>
         <w:spacing w:before="360" w:after="360"/>
-        <w:divId w:val="2109502410"/>
-        <w:rPr>
-          <w:rFonts w:ascii="Segoe UI" w:eastAsia="Times New Roman" w:hAnsi="Segoe UI" w:cs="Segoe UI"/>
-          <w:color w:val="1A1A1A"/>
-          <w:sz w:val="23"/>
-          <w:szCs w:val="23"/>
-          <w:lang w:val="es-ES"/>
-        </w:rPr>
-      </w:pPr>
-      <w:r>
-        <w:rPr>
-          <w:rFonts w:ascii="Segoe UI" w:eastAsia="Times New Roman" w:hAnsi="Segoe UI" w:cs="Segoe UI"/>
-          <w:color w:val="1A1A1A"/>
-          <w:sz w:val="23"/>
-          <w:szCs w:val="23"/>
-          <w:lang w:val="es-ES"/>
-        </w:rPr>
-        <w:pict w14:anchorId="38ED8FBE">
+        <w:divId w:val="1928610419"/>
+        <w:rPr>
+          <w:rFonts w:ascii="Segoe UI" w:eastAsia="Times New Roman" w:hAnsi="Segoe UI" w:cs="Segoe UI"/>
+          <w:color w:val="1A1A1A"/>
+          <w:sz w:val="23"/>
+          <w:szCs w:val="23"/>
+          <w:lang w:val="es-ES"/>
+        </w:rPr>
+      </w:pPr>
+      <w:r>
+        <w:rPr>
+          <w:rFonts w:ascii="Segoe UI" w:eastAsia="Times New Roman" w:hAnsi="Segoe UI" w:cs="Segoe UI"/>
+          <w:color w:val="1A1A1A"/>
+          <w:sz w:val="23"/>
+          <w:szCs w:val="23"/>
+          <w:lang w:val="es-ES"/>
+        </w:rPr>
+        <w:pict w14:anchorId="1F913A6C">
           <v:rect id="_x0000_i1031" style="width:0;height:1.5pt" o:hralign="center" o:hrstd="t" o:hr="t" fillcolor="#a0a0a0" stroked="f"/>
         </w:pict>
       </w:r>
@@ -4292,18 +4310,18 @@
     <w:p>
       <w:pPr>
         <w:pStyle w:val="Ttulo2"/>
-        <w:divId w:val="2109502410"/>
-        <w:rPr>
-          <w:rFonts w:ascii="Segoe UI" w:eastAsia="Times New Roman" w:hAnsi="Segoe UI" w:cs="Segoe UI"/>
-          <w:lang w:val="es-ES"/>
-        </w:rPr>
-      </w:pPr>
-      <w:r>
-        <w:rPr>
-          <w:rFonts w:ascii="Segoe UI" w:eastAsia="Times New Roman" w:hAnsi="Segoe UI" w:cs="Segoe UI"/>
-          <w:lang w:val="es-ES"/>
-        </w:rPr>
-        <w:t>7. Soporte y ayuda</w:t>
+        <w:divId w:val="1928610419"/>
+        <w:rPr>
+          <w:rFonts w:ascii="Segoe UI" w:eastAsia="Times New Roman" w:hAnsi="Segoe UI" w:cs="Segoe UI"/>
+          <w:lang w:val="es-ES"/>
+        </w:rPr>
+      </w:pPr>
+      <w:r>
+        <w:rPr>
+          <w:rFonts w:ascii="Segoe UI" w:eastAsia="Times New Roman" w:hAnsi="Segoe UI" w:cs="Segoe UI"/>
+          <w:lang w:val="es-ES"/>
+        </w:rPr>
+        <w:t>6. Seguridad de la plataforma</w:t>
       </w:r>
     </w:p>
     <w:p>
@@ -4314,25 +4332,15 @@
         </w:numPr>
         <w:spacing w:before="45" w:after="45"/>
         <w:ind w:left="810"/>
-        <w:divId w:val="2109502410"/>
-        <w:rPr>
-          <w:rFonts w:ascii="Segoe UI" w:eastAsia="Times New Roman" w:hAnsi="Segoe UI" w:cs="Segoe UI"/>
-          <w:color w:val="1A1A1A"/>
-          <w:sz w:val="23"/>
-          <w:szCs w:val="23"/>
-          <w:lang w:val="es-ES"/>
-        </w:rPr>
-      </w:pPr>
-      <w:r>
-        <w:rPr>
-          <w:rFonts w:ascii="Segoe UI" w:eastAsia="Times New Roman" w:hAnsi="Segoe UI" w:cs="Segoe UI"/>
-          <w:color w:val="1A1A1A"/>
-          <w:sz w:val="23"/>
-          <w:szCs w:val="23"/>
-          <w:lang w:val="es-ES"/>
-        </w:rPr>
-        <w:t xml:space="preserve">En cada panel existe el botón de </w:t>
-      </w:r>
+        <w:divId w:val="1928610419"/>
+        <w:rPr>
+          <w:rFonts w:ascii="Segoe UI" w:eastAsia="Times New Roman" w:hAnsi="Segoe UI" w:cs="Segoe UI"/>
+          <w:color w:val="1A1A1A"/>
+          <w:sz w:val="23"/>
+          <w:szCs w:val="23"/>
+          <w:lang w:val="es-ES"/>
+        </w:rPr>
+      </w:pPr>
       <w:r>
         <w:rPr>
           <w:rStyle w:val="Fuerte"/>
@@ -4342,17 +4350,17 @@
           <w:szCs w:val="23"/>
           <w:lang w:val="es-ES"/>
         </w:rPr>
-        <w:t>Ayuda</w:t>
-      </w:r>
-      <w:r>
-        <w:rPr>
-          <w:rFonts w:ascii="Segoe UI" w:eastAsia="Times New Roman" w:hAnsi="Segoe UI" w:cs="Segoe UI"/>
-          <w:color w:val="1A1A1A"/>
-          <w:sz w:val="23"/>
-          <w:szCs w:val="23"/>
-          <w:lang w:val="es-ES"/>
-        </w:rPr>
-        <w:t xml:space="preserve"> (ícono de interrogación) que muestra los pasos principales.</w:t>
+        <w:t>Acceso por roles:</w:t>
+      </w:r>
+      <w:r>
+        <w:rPr>
+          <w:rFonts w:ascii="Segoe UI" w:eastAsia="Times New Roman" w:hAnsi="Segoe UI" w:cs="Segoe UI"/>
+          <w:color w:val="1A1A1A"/>
+          <w:sz w:val="23"/>
+          <w:szCs w:val="23"/>
+          <w:lang w:val="es-ES"/>
+        </w:rPr>
+        <w:t xml:space="preserve"> nadie puede hacer nada que su rol no permita; los estudiantes solo ven su propia información.</w:t>
       </w:r>
     </w:p>
     <w:p>
@@ -4363,25 +4371,15 @@
         </w:numPr>
         <w:spacing w:before="45" w:after="45"/>
         <w:ind w:left="810"/>
-        <w:divId w:val="2109502410"/>
-        <w:rPr>
-          <w:rFonts w:ascii="Segoe UI" w:eastAsia="Times New Roman" w:hAnsi="Segoe UI" w:cs="Segoe UI"/>
-          <w:color w:val="1A1A1A"/>
-          <w:sz w:val="23"/>
-          <w:szCs w:val="23"/>
-          <w:lang w:val="es-ES"/>
-        </w:rPr>
-      </w:pPr>
-      <w:r>
-        <w:rPr>
-          <w:rFonts w:ascii="Segoe UI" w:eastAsia="Times New Roman" w:hAnsi="Segoe UI" w:cs="Segoe UI"/>
-          <w:color w:val="1A1A1A"/>
-          <w:sz w:val="23"/>
-          <w:szCs w:val="23"/>
-          <w:lang w:val="es-ES"/>
-        </w:rPr>
-        <w:t xml:space="preserve">En caso de dudas o errores, consulte el manual específico del módulo o contacte al </w:t>
-      </w:r>
+        <w:divId w:val="1928610419"/>
+        <w:rPr>
+          <w:rFonts w:ascii="Segoe UI" w:eastAsia="Times New Roman" w:hAnsi="Segoe UI" w:cs="Segoe UI"/>
+          <w:color w:val="1A1A1A"/>
+          <w:sz w:val="23"/>
+          <w:szCs w:val="23"/>
+          <w:lang w:val="es-ES"/>
+        </w:rPr>
+      </w:pPr>
       <w:r>
         <w:rPr>
           <w:rStyle w:val="Fuerte"/>
@@ -4391,40 +4389,203 @@
           <w:szCs w:val="23"/>
           <w:lang w:val="es-ES"/>
         </w:rPr>
-        <w:t>administrador del sistema</w:t>
-      </w:r>
-      <w:r>
-        <w:rPr>
-          <w:rFonts w:ascii="Segoe UI" w:eastAsia="Times New Roman" w:hAnsi="Segoe UI" w:cs="Segoe UI"/>
-          <w:color w:val="1A1A1A"/>
-          <w:sz w:val="23"/>
-          <w:szCs w:val="23"/>
-          <w:lang w:val="es-ES"/>
-        </w:rPr>
-        <w:t>.</w:t>
+        <w:t>Base de datos protegida:</w:t>
+      </w:r>
+      <w:r>
+        <w:rPr>
+          <w:rFonts w:ascii="Segoe UI" w:eastAsia="Times New Roman" w:hAnsi="Segoe UI" w:cs="Segoe UI"/>
+          <w:color w:val="1A1A1A"/>
+          <w:sz w:val="23"/>
+          <w:szCs w:val="23"/>
+          <w:lang w:val="es-ES"/>
+        </w:rPr>
+        <w:t xml:space="preserve"> todas las lecturas y escrituras pasan por reglas de seguridad de Firestore, verificadas del lado del servidor de Firebase.</w:t>
+      </w:r>
+    </w:p>
+    <w:p>
+      <w:pPr>
+        <w:numPr>
+          <w:ilvl w:val="0"/>
+          <w:numId w:val="7"/>
+        </w:numPr>
+        <w:spacing w:before="45" w:after="45"/>
+        <w:ind w:left="810"/>
+        <w:divId w:val="1928610419"/>
+        <w:rPr>
+          <w:rFonts w:ascii="Segoe UI" w:eastAsia="Times New Roman" w:hAnsi="Segoe UI" w:cs="Segoe UI"/>
+          <w:color w:val="1A1A1A"/>
+          <w:sz w:val="23"/>
+          <w:szCs w:val="23"/>
+          <w:lang w:val="es-ES"/>
+        </w:rPr>
+      </w:pPr>
+      <w:r>
+        <w:rPr>
+          <w:rStyle w:val="Fuerte"/>
+          <w:rFonts w:ascii="Segoe UI" w:eastAsia="Times New Roman" w:hAnsi="Segoe UI" w:cs="Segoe UI"/>
+          <w:color w:val="1A1A1A"/>
+          <w:sz w:val="23"/>
+          <w:szCs w:val="23"/>
+          <w:lang w:val="es-ES"/>
+        </w:rPr>
+        <w:t>Cabeceras de seguridad web (CSP):</w:t>
+      </w:r>
+      <w:r>
+        <w:rPr>
+          <w:rFonts w:ascii="Segoe UI" w:eastAsia="Times New Roman" w:hAnsi="Segoe UI" w:cs="Segoe UI"/>
+          <w:color w:val="1A1A1A"/>
+          <w:sz w:val="23"/>
+          <w:szCs w:val="23"/>
+          <w:lang w:val="es-ES"/>
+        </w:rPr>
+        <w:t xml:space="preserve"> restringen qué contiene y de dónde se cargan los recursos; sin ejecución de código dinámico.</w:t>
+      </w:r>
+    </w:p>
+    <w:p>
+      <w:pPr>
+        <w:numPr>
+          <w:ilvl w:val="0"/>
+          <w:numId w:val="7"/>
+        </w:numPr>
+        <w:spacing w:before="45" w:after="45"/>
+        <w:ind w:left="810"/>
+        <w:divId w:val="1928610419"/>
+        <w:rPr>
+          <w:rFonts w:ascii="Segoe UI" w:eastAsia="Times New Roman" w:hAnsi="Segoe UI" w:cs="Segoe UI"/>
+          <w:color w:val="1A1A1A"/>
+          <w:sz w:val="23"/>
+          <w:szCs w:val="23"/>
+          <w:lang w:val="es-ES"/>
+        </w:rPr>
+      </w:pPr>
+      <w:r>
+        <w:rPr>
+          <w:rStyle w:val="Fuerte"/>
+          <w:rFonts w:ascii="Segoe UI" w:eastAsia="Times New Roman" w:hAnsi="Segoe UI" w:cs="Segoe UI"/>
+          <w:color w:val="1A1A1A"/>
+          <w:sz w:val="23"/>
+          <w:szCs w:val="23"/>
+          <w:lang w:val="es-ES"/>
+        </w:rPr>
+        <w:t>Sin claves privadas en el código:</w:t>
+      </w:r>
+      <w:r>
+        <w:rPr>
+          <w:rFonts w:ascii="Segoe UI" w:eastAsia="Times New Roman" w:hAnsi="Segoe UI" w:cs="Segoe UI"/>
+          <w:color w:val="1A1A1A"/>
+          <w:sz w:val="23"/>
+          <w:szCs w:val="23"/>
+          <w:lang w:val="es-ES"/>
+        </w:rPr>
+        <w:t xml:space="preserve"> </w:t>
+      </w:r>
+      <w:r>
+        <w:rPr>
+          <w:rFonts w:ascii="Segoe UI" w:eastAsia="Times New Roman" w:hAnsi="Segoe UI" w:cs="Segoe UI"/>
+          <w:color w:val="1A1A1A"/>
+          <w:sz w:val="23"/>
+          <w:szCs w:val="23"/>
+          <w:lang w:val="es-ES"/>
+        </w:rPr>
+        <w:t>las claves de servicios (por ejemplo, la de la inteligencia artificial) no están escritas en el código fuente.</w:t>
+      </w:r>
+    </w:p>
+    <w:p>
+      <w:pPr>
+        <w:numPr>
+          <w:ilvl w:val="0"/>
+          <w:numId w:val="7"/>
+        </w:numPr>
+        <w:spacing w:before="45" w:after="45"/>
+        <w:ind w:left="810"/>
+        <w:divId w:val="1928610419"/>
+        <w:rPr>
+          <w:rFonts w:ascii="Segoe UI" w:eastAsia="Times New Roman" w:hAnsi="Segoe UI" w:cs="Segoe UI"/>
+          <w:color w:val="1A1A1A"/>
+          <w:sz w:val="23"/>
+          <w:szCs w:val="23"/>
+          <w:lang w:val="es-ES"/>
+        </w:rPr>
+      </w:pPr>
+      <w:r>
+        <w:rPr>
+          <w:rStyle w:val="Fuerte"/>
+          <w:rFonts w:ascii="Segoe UI" w:eastAsia="Times New Roman" w:hAnsi="Segoe UI" w:cs="Segoe UI"/>
+          <w:color w:val="1A1A1A"/>
+          <w:sz w:val="23"/>
+          <w:szCs w:val="23"/>
+          <w:lang w:val="es-ES"/>
+        </w:rPr>
+        <w:t>Repositorio de código:</w:t>
+      </w:r>
+      <w:r>
+        <w:rPr>
+          <w:rFonts w:ascii="Segoe UI" w:eastAsia="Times New Roman" w:hAnsi="Segoe UI" w:cs="Segoe UI"/>
+          <w:color w:val="1A1A1A"/>
+          <w:sz w:val="23"/>
+          <w:szCs w:val="23"/>
+          <w:lang w:val="es-ES"/>
+        </w:rPr>
+        <w:t xml:space="preserve"> el proyecto se comparte en GitHub (</w:t>
+      </w:r>
+      <w:r>
+        <w:rPr>
+          <w:rStyle w:val="CdigoHTML"/>
+          <w:color w:val="1A1A1A"/>
+          <w:lang w:val="es-ES"/>
+        </w:rPr>
+        <w:t>https://github.com/IntegraID-droid/ComeID</w:t>
+      </w:r>
+      <w:r>
+        <w:rPr>
+          <w:rFonts w:ascii="Segoe UI" w:eastAsia="Times New Roman" w:hAnsi="Segoe UI" w:cs="Segoe UI"/>
+          <w:color w:val="1A1A1A"/>
+          <w:sz w:val="23"/>
+          <w:szCs w:val="23"/>
+          <w:lang w:val="es-ES"/>
+        </w:rPr>
+        <w:t xml:space="preserve">) con </w:t>
+      </w:r>
+      <w:r>
+        <w:rPr>
+          <w:rStyle w:val="CdigoHTML"/>
+          <w:color w:val="1A1A1A"/>
+          <w:lang w:val="es-ES"/>
+        </w:rPr>
+        <w:t>.gitignore</w:t>
+      </w:r>
+      <w:r>
+        <w:rPr>
+          <w:rFonts w:ascii="Segoe UI" w:eastAsia="Times New Roman" w:hAnsi="Segoe UI" w:cs="Segoe UI"/>
+          <w:color w:val="1A1A1A"/>
+          <w:sz w:val="23"/>
+          <w:szCs w:val="23"/>
+          <w:lang w:val="es-ES"/>
+        </w:rPr>
+        <w:t xml:space="preserve"> y sin credenciales, para que el equipo docente pueda revisarlo.</w:t>
       </w:r>
     </w:p>
     <w:p>
       <w:pPr>
         <w:spacing w:before="360" w:after="360"/>
-        <w:divId w:val="2109502410"/>
-        <w:rPr>
-          <w:rFonts w:ascii="Segoe UI" w:eastAsia="Times New Roman" w:hAnsi="Segoe UI" w:cs="Segoe UI"/>
-          <w:color w:val="1A1A1A"/>
-          <w:sz w:val="23"/>
-          <w:szCs w:val="23"/>
-          <w:lang w:val="es-ES"/>
-        </w:rPr>
-      </w:pPr>
-      <w:r>
-        <w:rPr>
-          <w:rFonts w:ascii="Segoe UI" w:eastAsia="Times New Roman" w:hAnsi="Segoe UI" w:cs="Segoe UI"/>
-          <w:color w:val="1A1A1A"/>
-          <w:sz w:val="23"/>
-          <w:szCs w:val="23"/>
-          <w:lang w:val="es-ES"/>
-        </w:rPr>
-        <w:pict w14:anchorId="0CB032C2">
+        <w:divId w:val="1928610419"/>
+        <w:rPr>
+          <w:rFonts w:ascii="Segoe UI" w:eastAsia="Times New Roman" w:hAnsi="Segoe UI" w:cs="Segoe UI"/>
+          <w:color w:val="1A1A1A"/>
+          <w:sz w:val="23"/>
+          <w:szCs w:val="23"/>
+          <w:lang w:val="es-ES"/>
+        </w:rPr>
+      </w:pPr>
+      <w:r>
+        <w:rPr>
+          <w:rFonts w:ascii="Segoe UI" w:eastAsia="Times New Roman" w:hAnsi="Segoe UI" w:cs="Segoe UI"/>
+          <w:color w:val="1A1A1A"/>
+          <w:sz w:val="23"/>
+          <w:szCs w:val="23"/>
+          <w:lang w:val="es-ES"/>
+        </w:rPr>
+        <w:pict w14:anchorId="217B0CB0">
           <v:rect id="_x0000_i1032" style="width:0;height:1.5pt" o:hralign="center" o:hrstd="t" o:hr="t" fillcolor="#a0a0a0" stroked="f"/>
         </w:pict>
       </w:r>
@@ -4432,7 +4593,147 @@
     <w:p>
       <w:pPr>
         <w:pStyle w:val="Ttulo2"/>
-        <w:divId w:val="2109502410"/>
+        <w:divId w:val="1928610419"/>
+        <w:rPr>
+          <w:rFonts w:ascii="Segoe UI" w:eastAsia="Times New Roman" w:hAnsi="Segoe UI" w:cs="Segoe UI"/>
+          <w:lang w:val="es-ES"/>
+        </w:rPr>
+      </w:pPr>
+      <w:r>
+        <w:rPr>
+          <w:rFonts w:ascii="Segoe UI" w:eastAsia="Times New Roman" w:hAnsi="Segoe UI" w:cs="Segoe UI"/>
+          <w:lang w:val="es-ES"/>
+        </w:rPr>
+        <w:t>7. Soporte y ayuda</w:t>
+      </w:r>
+    </w:p>
+    <w:p>
+      <w:pPr>
+        <w:numPr>
+          <w:ilvl w:val="0"/>
+          <w:numId w:val="8"/>
+        </w:numPr>
+        <w:spacing w:before="45" w:after="45"/>
+        <w:ind w:left="810"/>
+        <w:divId w:val="1928610419"/>
+        <w:rPr>
+          <w:rFonts w:ascii="Segoe UI" w:eastAsia="Times New Roman" w:hAnsi="Segoe UI" w:cs="Segoe UI"/>
+          <w:color w:val="1A1A1A"/>
+          <w:sz w:val="23"/>
+          <w:szCs w:val="23"/>
+          <w:lang w:val="es-ES"/>
+        </w:rPr>
+      </w:pPr>
+      <w:r>
+        <w:rPr>
+          <w:rFonts w:ascii="Segoe UI" w:eastAsia="Times New Roman" w:hAnsi="Segoe UI" w:cs="Segoe UI"/>
+          <w:color w:val="1A1A1A"/>
+          <w:sz w:val="23"/>
+          <w:szCs w:val="23"/>
+          <w:lang w:val="es-ES"/>
+        </w:rPr>
+        <w:t xml:space="preserve">En cada panel existe el botón de </w:t>
+      </w:r>
+      <w:r>
+        <w:rPr>
+          <w:rStyle w:val="Fuerte"/>
+          <w:rFonts w:ascii="Segoe UI" w:eastAsia="Times New Roman" w:hAnsi="Segoe UI" w:cs="Segoe UI"/>
+          <w:color w:val="1A1A1A"/>
+          <w:sz w:val="23"/>
+          <w:szCs w:val="23"/>
+          <w:lang w:val="es-ES"/>
+        </w:rPr>
+        <w:t>Ayuda</w:t>
+      </w:r>
+      <w:r>
+        <w:rPr>
+          <w:rFonts w:ascii="Segoe UI" w:eastAsia="Times New Roman" w:hAnsi="Segoe UI" w:cs="Segoe UI"/>
+          <w:color w:val="1A1A1A"/>
+          <w:sz w:val="23"/>
+          <w:szCs w:val="23"/>
+          <w:lang w:val="es-ES"/>
+        </w:rPr>
+        <w:t xml:space="preserve"> (ícono de interrogación) que muestra los pasos principales.</w:t>
+      </w:r>
+    </w:p>
+    <w:p>
+      <w:pPr>
+        <w:numPr>
+          <w:ilvl w:val="0"/>
+          <w:numId w:val="8"/>
+        </w:numPr>
+        <w:spacing w:before="45" w:after="45"/>
+        <w:ind w:left="810"/>
+        <w:divId w:val="1928610419"/>
+        <w:rPr>
+          <w:rFonts w:ascii="Segoe UI" w:eastAsia="Times New Roman" w:hAnsi="Segoe UI" w:cs="Segoe UI"/>
+          <w:color w:val="1A1A1A"/>
+          <w:sz w:val="23"/>
+          <w:szCs w:val="23"/>
+          <w:lang w:val="es-ES"/>
+        </w:rPr>
+      </w:pPr>
+      <w:r>
+        <w:rPr>
+          <w:rFonts w:ascii="Segoe UI" w:eastAsia="Times New Roman" w:hAnsi="Segoe UI" w:cs="Segoe UI"/>
+          <w:color w:val="1A1A1A"/>
+          <w:sz w:val="23"/>
+          <w:szCs w:val="23"/>
+          <w:lang w:val="es-ES"/>
+        </w:rPr>
+        <w:t xml:space="preserve">En caso de dudas o errores, consulte el manual específico del módulo o contacte al </w:t>
+      </w:r>
+      <w:r>
+        <w:rPr>
+          <w:rStyle w:val="Fuerte"/>
+          <w:rFonts w:ascii="Segoe UI" w:eastAsia="Times New Roman" w:hAnsi="Segoe UI" w:cs="Segoe UI"/>
+          <w:color w:val="1A1A1A"/>
+          <w:sz w:val="23"/>
+          <w:szCs w:val="23"/>
+          <w:lang w:val="es-ES"/>
+        </w:rPr>
+        <w:t>administrador del sistema</w:t>
+      </w:r>
+      <w:r>
+        <w:rPr>
+          <w:rFonts w:ascii="Segoe UI" w:eastAsia="Times New Roman" w:hAnsi="Segoe UI" w:cs="Segoe UI"/>
+          <w:color w:val="1A1A1A"/>
+          <w:sz w:val="23"/>
+          <w:szCs w:val="23"/>
+          <w:lang w:val="es-ES"/>
+        </w:rPr>
+        <w:t>.</w:t>
+      </w:r>
+    </w:p>
+    <w:p>
+      <w:pPr>
+        <w:spacing w:before="360" w:after="360"/>
+        <w:divId w:val="1928610419"/>
+        <w:rPr>
+          <w:rFonts w:ascii="Segoe UI" w:eastAsia="Times New Roman" w:hAnsi="Segoe UI" w:cs="Segoe UI"/>
+          <w:color w:val="1A1A1A"/>
+          <w:sz w:val="23"/>
+          <w:szCs w:val="23"/>
+          <w:lang w:val="es-ES"/>
+        </w:rPr>
+      </w:pPr>
+      <w:r>
+        <w:rPr>
+          <w:rFonts w:ascii="Segoe UI" w:eastAsia="Times New Roman" w:hAnsi="Segoe UI" w:cs="Segoe UI"/>
+          <w:color w:val="1A1A1A"/>
+          <w:sz w:val="23"/>
+          <w:szCs w:val="23"/>
+          <w:lang w:val="es-ES"/>
+        </w:rPr>
+        <w:pict w14:anchorId="08A29269">
+          <v:rect id="_x0000_i1033" style="width:0;height:1.5pt" o:hralign="center" o:hrstd="t" o:hr="t" fillcolor="#a0a0a0" stroked="f"/>
+        </w:pict>
+      </w:r>
+    </w:p>
+    <w:p>
+      <w:pPr>
+        <w:pStyle w:val="Ttulo2"/>
+        <w:divId w:val="1928610419"/>
         <w:rPr>
           <w:rFonts w:ascii="Segoe UI" w:eastAsia="Times New Roman" w:hAnsi="Segoe UI" w:cs="Segoe UI"/>
           <w:lang w:val="es-ES"/>
@@ -4463,7 +4764,7 @@
       </w:tblGrid>
       <w:tr>
         <w:trPr>
-          <w:divId w:val="2109502410"/>
+          <w:divId w:val="1928610419"/>
           <w:tblHeader/>
         </w:trPr>
         <w:tc>
@@ -4555,7 +4856,7 @@
       </w:tr>
       <w:tr>
         <w:trPr>
-          <w:divId w:val="2109502410"/>
+          <w:divId w:val="1928610419"/>
         </w:trPr>
         <w:tc>
           <w:tcPr>
@@ -4636,7 +4937,7 @@
       </w:tr>
       <w:tr>
         <w:trPr>
-          <w:divId w:val="2109502410"/>
+          <w:divId w:val="1928610419"/>
         </w:trPr>
         <w:tc>
           <w:tcPr>
@@ -4717,7 +5018,7 @@
       </w:tr>
       <w:tr>
         <w:trPr>
-          <w:divId w:val="2109502410"/>
+          <w:divId w:val="1928610419"/>
         </w:trPr>
         <w:tc>
           <w:tcPr>
@@ -4798,7 +5099,7 @@
       </w:tr>
       <w:tr>
         <w:trPr>
-          <w:divId w:val="2109502410"/>
+          <w:divId w:val="1928610419"/>
         </w:trPr>
         <w:tc>
           <w:tcPr>
@@ -4879,7 +5180,7 @@
       </w:tr>
       <w:tr>
         <w:trPr>
-          <w:divId w:val="2109502410"/>
+          <w:divId w:val="1928610419"/>
         </w:trPr>
         <w:tc>
           <w:tcPr>
@@ -4960,7 +5261,7 @@
       </w:tr>
       <w:tr>
         <w:trPr>
-          <w:divId w:val="2109502410"/>
+          <w:divId w:val="1928610419"/>
         </w:trPr>
         <w:tc>
           <w:tcPr>
@@ -5039,7 +5340,7 @@
       </w:tr>
       <w:tr>
         <w:trPr>
-          <w:divId w:val="2109502410"/>
+          <w:divId w:val="1928610419"/>
         </w:trPr>
         <w:tc>
           <w:tcPr>
@@ -5118,7 +5419,7 @@
       </w:tr>
       <w:tr>
         <w:trPr>
-          <w:divId w:val="2109502410"/>
+          <w:divId w:val="1928610419"/>
         </w:trPr>
         <w:tc>
           <w:tcPr>
@@ -5199,7 +5500,7 @@
       </w:tr>
       <w:tr>
         <w:trPr>
-          <w:divId w:val="2109502410"/>
+          <w:divId w:val="1928610419"/>
         </w:trPr>
         <w:tc>
           <w:tcPr>
@@ -5281,7 +5582,7 @@
     </w:tbl>
     <w:p>
       <w:pPr>
-        <w:divId w:val="2109502410"/>
+        <w:divId w:val="1928610419"/>
         <w:rPr>
           <w:rFonts w:eastAsia="Times New Roman"/>
         </w:rPr>
@@ -5300,9 +5601,122 @@
 <file path=word/numbering.xml><?xml version="1.0" encoding="utf-8"?>
 <w:numbering xmlns:wpc="http://schemas.microsoft.com/office/word/2010/wordprocessingCanvas" xmlns:cx="http://schemas.microsoft.com/office/drawing/2014/chartex" xmlns:cx1="http://schemas.microsoft.com/office/drawing/2015/9/8/chartex" xmlns:cx2="http://schemas.microsoft.com/office/drawing/2015/10/21/chartex" xmlns:cx3="http://schemas.microsoft.com/office/drawing/2016/5/9/chartex" xmlns:cx4="http://schemas.microsoft.com/office/drawing/2016/5/10/chartex" xmlns:cx5="http://schemas.microsoft.com/office/drawing/2016/5/11/chartex" xmlns:cx6="http://schemas.microsoft.com/office/drawing/2016/5/12/chartex" xmlns:cx7="http://schemas.microsoft.com/office/drawing/2016/5/13/chartex" xmlns:cx8="http://schemas.microsoft.com/office/drawing/2016/5/14/chartex" xmlns:mc="http://schemas.openxmlformats.org/markup-compatibility/2006" xmlns:aink="http://schemas.microsoft.com/office/drawing/2016/ink" xmlns:am3d="http://schemas.microsoft.com/office/drawing/2017/model3d" xmlns:o="urn:schemas-microsoft-com:office:office" xmlns:oel="http://schemas.microsoft.com/office/2019/extlst" xmlns:r="http://schemas.openxmlformats.org/officeDocument/2006/relationships" xmlns:m="http://schemas.openxmlformats.org/officeDocument/2006/math" xmlns:v="urn:schemas-microsoft-com:vml" xmlns:wp14="http://schemas.microsoft.com/office/word/2010/wordprocessingDrawing" xmlns:wp="http://schemas.openxmlformats.org/drawingml/2006/wordprocessingDrawing" xmlns:w10="urn:schemas-microsoft-com:office:word" xmlns:w="http://schemas.openxmlformats.org/wordprocessingml/2006/main" xmlns:w14="http://schemas.microsoft.com/office/word/2010/wordml" xmlns:w15="http://schemas.microsoft.com/office/word/2012/wordml" xmlns:w16cex="http://schemas.microsoft.com/office/word/2018/wordml/cex" xmlns:w16cid="http://schemas.microsoft.com/office/word/2016/wordml/cid" xmlns:w16="http://schemas.microsoft.com/office/word/2018/wordml" xmlns:w16du="http://schemas.microsoft.com/office/word/2023/wordml/word16du" xmlns:w16sdtdh="http://schemas.microsoft.com/office/word/2020/wordml/sdtdatahash" xmlns:w16sdtfl="http://schemas.microsoft.com/office/word/2024/wordml/sdtformatlock" xmlns:w16se="http://schemas.microsoft.com/office/word/2015/wordml/symex" xmlns:wpg="http://schemas.microsoft.com/office/word/2010/wordprocessingGroup" xmlns:wpi="http://schemas.microsoft.com/office/word/2010/wordprocessingInk" xmlns:wne="http://schemas.microsoft.com/office/word/2006/wordml" xmlns:wps="http://schemas.microsoft.com/office/word/2010/wordprocessingShape" mc:Ignorable="w14 w15 w16se w16cid w16 w16cex w16sdtdh w16sdtfl w16du wp14">
   <w:abstractNum w:abstractNumId="0" w15:restartNumberingAfterBreak="0">
-    <w:nsid w:val="0280283F"/>
+    <w:nsid w:val="0B2E0457"/>
     <w:multiLevelType w:val="multilevel"/>
-    <w:tmpl w:val="4280B5F8"/>
+    <w:tmpl w:val="3AE82D0A"/>
+    <w:lvl w:ilvl="0">
+      <w:start w:val="1"/>
+      <w:numFmt w:val="decimal"/>
+      <w:lvlText w:val="%1."/>
+      <w:lvlJc w:val="left"/>
+      <w:pPr>
+        <w:tabs>
+          <w:tab w:val="num" w:pos="720"/>
+        </w:tabs>
+        <w:ind w:left="720" w:hanging="360"/>
+      </w:pPr>
+    </w:lvl>
+    <w:lvl w:ilvl="1" w:tentative="1">
+      <w:start w:val="1"/>
+      <w:numFmt w:val="decimal"/>
+      <w:lvlText w:val="%2."/>
+      <w:lvlJc w:val="left"/>
+      <w:pPr>
+        <w:tabs>
+          <w:tab w:val="num" w:pos="1440"/>
+        </w:tabs>
+        <w:ind w:left="1440" w:hanging="360"/>
+      </w:pPr>
+    </w:lvl>
+    <w:lvl w:ilvl="2" w:tentative="1">
+      <w:start w:val="1"/>
+      <w:numFmt w:val="decimal"/>
+      <w:lvlText w:val="%3."/>
+      <w:lvlJc w:val="left"/>
+      <w:pPr>
+        <w:tabs>
+          <w:tab w:val="num" w:pos="2160"/>
+        </w:tabs>
+        <w:ind w:left="2160" w:hanging="360"/>
+      </w:pPr>
+    </w:lvl>
+    <w:lvl w:ilvl="3" w:tentative="1">
+      <w:start w:val="1"/>
+      <w:numFmt w:val="decimal"/>
+      <w:lvlText w:val="%4."/>
+      <w:lvlJc w:val="left"/>
+      <w:pPr>
+        <w:tabs>
+          <w:tab w:val="num" w:pos="2880"/>
+        </w:tabs>
+        <w:ind w:left="2880" w:hanging="360"/>
+      </w:pPr>
+    </w:lvl>
+    <w:lvl w:ilvl="4" w:tentative="1">
+      <w:start w:val="1"/>
+      <w:numFmt w:val="decimal"/>
+      <w:lvlText w:val="%5."/>
+      <w:lvlJc w:val="left"/>
+      <w:pPr>
+        <w:tabs>
+          <w:tab w:val="num" w:pos="3600"/>
+        </w:tabs>
+        <w:ind w:left="3600" w:hanging="360"/>
+      </w:pPr>
+    </w:lvl>
+    <w:lvl w:ilvl="5" w:tentative="1">
+      <w:start w:val="1"/>
+      <w:numFmt w:val="decimal"/>
+      <w:lvlText w:val="%6."/>
+      <w:lvlJc w:val="left"/>
+      <w:pPr>
+        <w:tabs>
+          <w:tab w:val="num" w:pos="4320"/>
+        </w:tabs>
+        <w:ind w:left="4320" w:hanging="360"/>
+      </w:pPr>
+    </w:lvl>
+    <w:lvl w:ilvl="6" w:tentative="1">
+      <w:start w:val="1"/>
+      <w:numFmt w:val="decimal"/>
+      <w:lvlText w:val="%7."/>
+      <w:lvlJc w:val="left"/>
+      <w:pPr>
+        <w:tabs>
+          <w:tab w:val="num" w:pos="5040"/>
+        </w:tabs>
+        <w:ind w:left="5040" w:hanging="360"/>
+      </w:pPr>
+    </w:lvl>
+    <w:lvl w:ilvl="7" w:tentative="1">
+      <w:start w:val="1"/>
+      <w:numFmt w:val="decimal"/>
+      <w:lvlText w:val="%8."/>
+      <w:lvlJc w:val="left"/>
+      <w:pPr>
+        <w:tabs>
+          <w:tab w:val="num" w:pos="5760"/>
+        </w:tabs>
+        <w:ind w:left="5760" w:hanging="360"/>
+      </w:pPr>
+    </w:lvl>
+    <w:lvl w:ilvl="8" w:tentative="1">
+      <w:start w:val="1"/>
+      <w:numFmt w:val="decimal"/>
+      <w:lvlText w:val="%9."/>
+      <w:lvlJc w:val="left"/>
+      <w:pPr>
+        <w:tabs>
+          <w:tab w:val="num" w:pos="6480"/>
+        </w:tabs>
+        <w:ind w:left="6480" w:hanging="360"/>
+      </w:pPr>
+    </w:lvl>
+  </w:abstractNum>
+  <w:abstractNum w:abstractNumId="1" w15:restartNumberingAfterBreak="0">
+    <w:nsid w:val="279B189D"/>
+    <w:multiLevelType w:val="multilevel"/>
+    <w:tmpl w:val="0A688832"/>
     <w:lvl w:ilvl="0">
       <w:start w:val="1"/>
       <w:numFmt w:val="bullet"/>
@@ -5448,10 +5862,10 @@
       </w:rPr>
     </w:lvl>
   </w:abstractNum>
-  <w:abstractNum w:abstractNumId="1" w15:restartNumberingAfterBreak="0">
-    <w:nsid w:val="08183A8D"/>
+  <w:abstractNum w:abstractNumId="2" w15:restartNumberingAfterBreak="0">
+    <w:nsid w:val="32150ABB"/>
     <w:multiLevelType w:val="multilevel"/>
-    <w:tmpl w:val="E396A7D4"/>
+    <w:tmpl w:val="9CC00192"/>
     <w:lvl w:ilvl="0">
       <w:start w:val="1"/>
       <w:numFmt w:val="bullet"/>
@@ -5597,10 +6011,10 @@
       </w:rPr>
     </w:lvl>
   </w:abstractNum>
-  <w:abstractNum w:abstractNumId="2" w15:restartNumberingAfterBreak="0">
-    <w:nsid w:val="0C8F0283"/>
+  <w:abstractNum w:abstractNumId="3" w15:restartNumberingAfterBreak="0">
+    <w:nsid w:val="37637CE2"/>
     <w:multiLevelType w:val="multilevel"/>
-    <w:tmpl w:val="10167D12"/>
+    <w:tmpl w:val="5E9CFF66"/>
     <w:lvl w:ilvl="0">
       <w:start w:val="1"/>
       <w:numFmt w:val="bullet"/>
@@ -5746,10 +6160,10 @@
       </w:rPr>
     </w:lvl>
   </w:abstractNum>
-  <w:abstractNum w:abstractNumId="3" w15:restartNumberingAfterBreak="0">
-    <w:nsid w:val="12E757D8"/>
+  <w:abstractNum w:abstractNumId="4" w15:restartNumberingAfterBreak="0">
+    <w:nsid w:val="5F7B44C3"/>
     <w:multiLevelType w:val="multilevel"/>
-    <w:tmpl w:val="6324B59A"/>
+    <w:tmpl w:val="84F4F648"/>
     <w:lvl w:ilvl="0">
       <w:start w:val="1"/>
       <w:numFmt w:val="bullet"/>
@@ -5895,10 +6309,10 @@
       </w:rPr>
     </w:lvl>
   </w:abstractNum>
-  <w:abstractNum w:abstractNumId="4" w15:restartNumberingAfterBreak="0">
-    <w:nsid w:val="145C505D"/>
+  <w:abstractNum w:abstractNumId="5" w15:restartNumberingAfterBreak="0">
+    <w:nsid w:val="6FF2562C"/>
     <w:multiLevelType w:val="multilevel"/>
-    <w:tmpl w:val="9086E408"/>
+    <w:tmpl w:val="3DDEF41A"/>
     <w:lvl w:ilvl="0">
       <w:start w:val="1"/>
       <w:numFmt w:val="bullet"/>
@@ -6044,123 +6458,10 @@
       </w:rPr>
     </w:lvl>
   </w:abstractNum>
-  <w:abstractNum w:abstractNumId="5" w15:restartNumberingAfterBreak="0">
-    <w:nsid w:val="2B4E1915"/>
+  <w:abstractNum w:abstractNumId="6" w15:restartNumberingAfterBreak="0">
+    <w:nsid w:val="74C90E1D"/>
     <w:multiLevelType w:val="multilevel"/>
-    <w:tmpl w:val="FED27F6A"/>
-    <w:lvl w:ilvl="0">
-      <w:start w:val="1"/>
-      <w:numFmt w:val="decimal"/>
-      <w:lvlText w:val="%1."/>
-      <w:lvlJc w:val="left"/>
-      <w:pPr>
-        <w:tabs>
-          <w:tab w:val="num" w:pos="720"/>
-        </w:tabs>
-        <w:ind w:left="720" w:hanging="360"/>
-      </w:pPr>
-    </w:lvl>
-    <w:lvl w:ilvl="1" w:tentative="1">
-      <w:start w:val="1"/>
-      <w:numFmt w:val="decimal"/>
-      <w:lvlText w:val="%2."/>
-      <w:lvlJc w:val="left"/>
-      <w:pPr>
-        <w:tabs>
-          <w:tab w:val="num" w:pos="1440"/>
-        </w:tabs>
-        <w:ind w:left="1440" w:hanging="360"/>
-      </w:pPr>
-    </w:lvl>
-    <w:lvl w:ilvl="2" w:tentative="1">
-      <w:start w:val="1"/>
-      <w:numFmt w:val="decimal"/>
-      <w:lvlText w:val="%3."/>
-      <w:lvlJc w:val="left"/>
-      <w:pPr>
-        <w:tabs>
-          <w:tab w:val="num" w:pos="2160"/>
-        </w:tabs>
-        <w:ind w:left="2160" w:hanging="360"/>
-      </w:pPr>
-    </w:lvl>
-    <w:lvl w:ilvl="3" w:tentative="1">
-      <w:start w:val="1"/>
-      <w:numFmt w:val="decimal"/>
-      <w:lvlText w:val="%4."/>
-      <w:lvlJc w:val="left"/>
-      <w:pPr>
-        <w:tabs>
-          <w:tab w:val="num" w:pos="2880"/>
-        </w:tabs>
-        <w:ind w:left="2880" w:hanging="360"/>
-      </w:pPr>
-    </w:lvl>
-    <w:lvl w:ilvl="4" w:tentative="1">
-      <w:start w:val="1"/>
-      <w:numFmt w:val="decimal"/>
-      <w:lvlText w:val="%5."/>
-      <w:lvlJc w:val="left"/>
-      <w:pPr>
-        <w:tabs>
-          <w:tab w:val="num" w:pos="3600"/>
-        </w:tabs>
-        <w:ind w:left="3600" w:hanging="360"/>
-      </w:pPr>
-    </w:lvl>
-    <w:lvl w:ilvl="5" w:tentative="1">
-      <w:start w:val="1"/>
-      <w:numFmt w:val="decimal"/>
-      <w:lvlText w:val="%6."/>
-      <w:lvlJc w:val="left"/>
-      <w:pPr>
-        <w:tabs>
-          <w:tab w:val="num" w:pos="4320"/>
-        </w:tabs>
-        <w:ind w:left="4320" w:hanging="360"/>
-      </w:pPr>
-    </w:lvl>
-    <w:lvl w:ilvl="6" w:tentative="1">
-      <w:start w:val="1"/>
-      <w:numFmt w:val="decimal"/>
-      <w:lvlText w:val="%7."/>
-      <w:lvlJc w:val="left"/>
-      <w:pPr>
-        <w:tabs>
-          <w:tab w:val="num" w:pos="5040"/>
-        </w:tabs>
-        <w:ind w:left="5040" w:hanging="360"/>
-      </w:pPr>
-    </w:lvl>
-    <w:lvl w:ilvl="7" w:tentative="1">
-      <w:start w:val="1"/>
-      <w:numFmt w:val="decimal"/>
-      <w:lvlText w:val="%8."/>
-      <w:lvlJc w:val="left"/>
-      <w:pPr>
-        <w:tabs>
-          <w:tab w:val="num" w:pos="5760"/>
-        </w:tabs>
-        <w:ind w:left="5760" w:hanging="360"/>
-      </w:pPr>
-    </w:lvl>
-    <w:lvl w:ilvl="8" w:tentative="1">
-      <w:start w:val="1"/>
-      <w:numFmt w:val="decimal"/>
-      <w:lvlText w:val="%9."/>
-      <w:lvlJc w:val="left"/>
-      <w:pPr>
-        <w:tabs>
-          <w:tab w:val="num" w:pos="6480"/>
-        </w:tabs>
-        <w:ind w:left="6480" w:hanging="360"/>
-      </w:pPr>
-    </w:lvl>
-  </w:abstractNum>
-  <w:abstractNum w:abstractNumId="6" w15:restartNumberingAfterBreak="0">
-    <w:nsid w:val="3CBD70F4"/>
-    <w:multiLevelType w:val="multilevel"/>
-    <w:tmpl w:val="307A05B2"/>
+    <w:tmpl w:val="4BA66E6E"/>
     <w:lvl w:ilvl="0">
       <w:start w:val="1"/>
       <w:numFmt w:val="bullet"/>
@@ -6306,26 +6607,178 @@
       </w:rPr>
     </w:lvl>
   </w:abstractNum>
-  <w:num w:numId="1" w16cid:durableId="2038042634">
+  <w:abstractNum w:abstractNumId="7" w15:restartNumberingAfterBreak="0">
+    <w:nsid w:val="7A751B8E"/>
+    <w:multiLevelType w:val="multilevel"/>
+    <w:tmpl w:val="90D81CA4"/>
+    <w:lvl w:ilvl="0">
+      <w:start w:val="1"/>
+      <w:numFmt w:val="bullet"/>
+      <w:lvlText w:val=""/>
+      <w:lvlJc w:val="left"/>
+      <w:pPr>
+        <w:tabs>
+          <w:tab w:val="num" w:pos="720"/>
+        </w:tabs>
+        <w:ind w:left="720" w:hanging="360"/>
+      </w:pPr>
+      <w:rPr>
+        <w:rFonts w:ascii="Symbol" w:hAnsi="Symbol" w:hint="default"/>
+        <w:sz w:val="20"/>
+      </w:rPr>
+    </w:lvl>
+    <w:lvl w:ilvl="1" w:tentative="1">
+      <w:start w:val="1"/>
+      <w:numFmt w:val="bullet"/>
+      <w:lvlText w:val="o"/>
+      <w:lvlJc w:val="left"/>
+      <w:pPr>
+        <w:tabs>
+          <w:tab w:val="num" w:pos="1440"/>
+        </w:tabs>
+        <w:ind w:left="1440" w:hanging="360"/>
+      </w:pPr>
+      <w:rPr>
+        <w:rFonts w:ascii="Courier New" w:hAnsi="Courier New" w:hint="default"/>
+        <w:sz w:val="20"/>
+      </w:rPr>
+    </w:lvl>
+    <w:lvl w:ilvl="2" w:tentative="1">
+      <w:start w:val="1"/>
+      <w:numFmt w:val="bullet"/>
+      <w:lvlText w:val=""/>
+      <w:lvlJc w:val="left"/>
+      <w:pPr>
+        <w:tabs>
+          <w:tab w:val="num" w:pos="2160"/>
+        </w:tabs>
+        <w:ind w:left="2160" w:hanging="360"/>
+      </w:pPr>
+      <w:rPr>
+        <w:rFonts w:ascii="Wingdings" w:hAnsi="Wingdings" w:hint="default"/>
+        <w:sz w:val="20"/>
+      </w:rPr>
+    </w:lvl>
+    <w:lvl w:ilvl="3" w:tentative="1">
+      <w:start w:val="1"/>
+      <w:numFmt w:val="bullet"/>
+      <w:lvlText w:val=""/>
+      <w:lvlJc w:val="left"/>
+      <w:pPr>
+        <w:tabs>
+          <w:tab w:val="num" w:pos="2880"/>
+        </w:tabs>
+        <w:ind w:left="2880" w:hanging="360"/>
+      </w:pPr>
+      <w:rPr>
+        <w:rFonts w:ascii="Wingdings" w:hAnsi="Wingdings" w:hint="default"/>
+        <w:sz w:val="20"/>
+      </w:rPr>
+    </w:lvl>
+    <w:lvl w:ilvl="4" w:tentative="1">
+      <w:start w:val="1"/>
+      <w:numFmt w:val="bullet"/>
+      <w:lvlText w:val=""/>
+      <w:lvlJc w:val="left"/>
+      <w:pPr>
+        <w:tabs>
+          <w:tab w:val="num" w:pos="3600"/>
+        </w:tabs>
+        <w:ind w:left="3600" w:hanging="360"/>
+      </w:pPr>
+      <w:rPr>
+        <w:rFonts w:ascii="Wingdings" w:hAnsi="Wingdings" w:hint="default"/>
+        <w:sz w:val="20"/>
+      </w:rPr>
+    </w:lvl>
+    <w:lvl w:ilvl="5" w:tentative="1">
+      <w:start w:val="1"/>
+      <w:numFmt w:val="bullet"/>
+      <w:lvlText w:val=""/>
+      <w:lvlJc w:val="left"/>
+      <w:pPr>
+        <w:tabs>
+          <w:tab w:val="num" w:pos="4320"/>
+        </w:tabs>
+        <w:ind w:left="4320" w:hanging="360"/>
+      </w:pPr>
+      <w:rPr>
+        <w:rFonts w:ascii="Wingdings" w:hAnsi="Wingdings" w:hint="default"/>
+        <w:sz w:val="20"/>
+      </w:rPr>
+    </w:lvl>
+    <w:lvl w:ilvl="6" w:tentative="1">
+      <w:start w:val="1"/>
+      <w:numFmt w:val="bullet"/>
+      <w:lvlText w:val=""/>
+      <w:lvlJc w:val="left"/>
+      <w:pPr>
+        <w:tabs>
+          <w:tab w:val="num" w:pos="5040"/>
+        </w:tabs>
+        <w:ind w:left="5040" w:hanging="360"/>
+      </w:pPr>
+      <w:rPr>
+        <w:rFonts w:ascii="Wingdings" w:hAnsi="Wingdings" w:hint="default"/>
+        <w:sz w:val="20"/>
+      </w:rPr>
+    </w:lvl>
+    <w:lvl w:ilvl="7" w:tentative="1">
+      <w:start w:val="1"/>
+      <w:numFmt w:val="bullet"/>
+      <w:lvlText w:val=""/>
+      <w:lvlJc w:val="left"/>
+      <w:pPr>
+        <w:tabs>
+          <w:tab w:val="num" w:pos="5760"/>
+        </w:tabs>
+        <w:ind w:left="5760" w:hanging="360"/>
+      </w:pPr>
+      <w:rPr>
+        <w:rFonts w:ascii="Wingdings" w:hAnsi="Wingdings" w:hint="default"/>
+        <w:sz w:val="20"/>
+      </w:rPr>
+    </w:lvl>
+    <w:lvl w:ilvl="8" w:tentative="1">
+      <w:start w:val="1"/>
+      <w:numFmt w:val="bullet"/>
+      <w:lvlText w:val=""/>
+      <w:lvlJc w:val="left"/>
+      <w:pPr>
+        <w:tabs>
+          <w:tab w:val="num" w:pos="6480"/>
+        </w:tabs>
+        <w:ind w:left="6480" w:hanging="360"/>
+      </w:pPr>
+      <w:rPr>
+        <w:rFonts w:ascii="Wingdings" w:hAnsi="Wingdings" w:hint="default"/>
+        <w:sz w:val="20"/>
+      </w:rPr>
+    </w:lvl>
+  </w:abstractNum>
+  <w:num w:numId="1" w16cid:durableId="1577662618">
+    <w:abstractNumId w:val="2"/>
+  </w:num>
+  <w:num w:numId="2" w16cid:durableId="1267348993">
+    <w:abstractNumId w:val="3"/>
+  </w:num>
+  <w:num w:numId="3" w16cid:durableId="495612588">
+    <w:abstractNumId w:val="5"/>
+  </w:num>
+  <w:num w:numId="4" w16cid:durableId="1544055588">
+    <w:abstractNumId w:val="4"/>
+  </w:num>
+  <w:num w:numId="5" w16cid:durableId="593981223">
+    <w:abstractNumId w:val="0"/>
+  </w:num>
+  <w:num w:numId="6" w16cid:durableId="118106304">
     <w:abstractNumId w:val="6"/>
   </w:num>
-  <w:num w:numId="2" w16cid:durableId="1384258018">
-    <w:abstractNumId w:val="2"/>
-  </w:num>
-  <w:num w:numId="3" w16cid:durableId="1310020033">
-    <w:abstractNumId w:val="4"/>
-  </w:num>
-  <w:num w:numId="4" w16cid:durableId="1418599882">
-    <w:abstractNumId w:val="5"/>
-  </w:num>
-  <w:num w:numId="5" w16cid:durableId="1115097662">
-    <w:abstractNumId w:val="3"/>
-  </w:num>
-  <w:num w:numId="6" w16cid:durableId="132606532">
+  <w:num w:numId="7" w16cid:durableId="870726555">
     <w:abstractNumId w:val="1"/>
   </w:num>
-  <w:num w:numId="7" w16cid:durableId="790247258">
-    <w:abstractNumId w:val="0"/>
+  <w:num w:numId="8" w16cid:durableId="2138638516">
+    <w:abstractNumId w:val="7"/>
   </w:num>
 </w:numbering>
 </file>
